--- a/CDC/Cdc-Application-Gestion-Projet (1).docx
+++ b/CDC/Cdc-Application-Gestion-Projet (1).docx
@@ -3312,7 +3312,15 @@
         <w:jc w:val="both"/>
       </w:pPr>
       <w:r>
-        <w:t>L’ESN DataTime,</w:t>
+        <w:t xml:space="preserve">L’ESN </w:t>
+      </w:r>
+      <w:proofErr w:type="spellStart"/>
+      <w:r>
+        <w:t>DataTime</w:t>
+      </w:r>
+      <w:proofErr w:type="spellEnd"/>
+      <w:r>
+        <w:t>,</w:t>
       </w:r>
       <w:r>
         <w:t xml:space="preserve"> implantée à Montpellier depuis 10 ans, œuvre en régie auprès de différents clients, principalement dans les domaines </w:t>
@@ -3323,8 +3331,29 @@
       <w:r>
         <w:t xml:space="preserve"> </w:t>
       </w:r>
-      <w:r>
-        <w:t>visualization. Elle regroupe une vingtaine de salariés et fait appel à des freealances (entre 5 et 10). Les collaborateurs (Data Engineers et freelances) ainsi que les recruteurs placeurs sont le cœur de cible de l’application.</w:t>
+      <w:proofErr w:type="spellStart"/>
+      <w:r>
+        <w:t>visualization</w:t>
+      </w:r>
+      <w:proofErr w:type="spellEnd"/>
+      <w:r>
+        <w:t xml:space="preserve">. Elle regroupe une vingtaine de salariés et fait appel à des </w:t>
+      </w:r>
+      <w:proofErr w:type="spellStart"/>
+      <w:r>
+        <w:t>freealances</w:t>
+      </w:r>
+      <w:proofErr w:type="spellEnd"/>
+      <w:r>
+        <w:t xml:space="preserve"> (entre 5 et 10). Les collaborateurs (Data </w:t>
+      </w:r>
+      <w:proofErr w:type="spellStart"/>
+      <w:r>
+        <w:t>Engineers</w:t>
+      </w:r>
+      <w:proofErr w:type="spellEnd"/>
+      <w:r>
+        <w:t xml:space="preserve"> et freelances) ainsi que les recruteurs placeurs sont le cœur de cible de l’application.</w:t>
       </w:r>
     </w:p>
     <w:p>
@@ -3354,7 +3383,15 @@
         <w:t xml:space="preserve">Les recruteurs placeurs chargés de l’affectation des collaborateurs aux différentes activités commencent à rencontrer des difficultés pour gérer la traçabilité individuelle, ce qui </w:t>
       </w:r>
       <w:r>
-        <w:t>impacte l’édition des factures. Jusqu’à présent, les données sont gérées via des tableaux excel.</w:t>
+        <w:t xml:space="preserve">impacte l’édition des factures. Jusqu’à présent, les données sont gérées via des tableaux </w:t>
+      </w:r>
+      <w:proofErr w:type="spellStart"/>
+      <w:r>
+        <w:t>excel</w:t>
+      </w:r>
+      <w:proofErr w:type="spellEnd"/>
+      <w:r>
+        <w:t>.</w:t>
       </w:r>
       <w:r>
         <w:t xml:space="preserve"> Mais il y a un risque important de perte de données, et donc d’une mauvaise appréciation de l’effort de travail fourni pour chaque activité.  Cela peut engendrer des pertes d’argent pour l’entreprise mais également une perte de confiance avec les clients en cas d’erreur de facturation.</w:t>
@@ -3423,7 +3460,35 @@
         <w:rPr>
           <w:color w:val="000000"/>
         </w:rPr>
-        <w:t xml:space="preserve"> Pour répondre à l’appel d’offre de DataTime, l’entreprise DEVil Product est composée aujourd’hui de :</w:t>
+        <w:t xml:space="preserve"> Pour répondre à l’appel d’offre de </w:t>
+      </w:r>
+      <w:proofErr w:type="spellStart"/>
+      <w:r>
+        <w:rPr>
+          <w:color w:val="000000"/>
+        </w:rPr>
+        <w:t>DataTime</w:t>
+      </w:r>
+      <w:proofErr w:type="spellEnd"/>
+      <w:r>
+        <w:rPr>
+          <w:color w:val="000000"/>
+        </w:rPr>
+        <w:t xml:space="preserve">, l’entreprise </w:t>
+      </w:r>
+      <w:proofErr w:type="spellStart"/>
+      <w:r>
+        <w:rPr>
+          <w:color w:val="000000"/>
+        </w:rPr>
+        <w:t>DEVil</w:t>
+      </w:r>
+      <w:proofErr w:type="spellEnd"/>
+      <w:r>
+        <w:rPr>
+          <w:color w:val="000000"/>
+        </w:rPr>
+        <w:t xml:space="preserve"> Product est composée aujourd’hui de :</w:t>
       </w:r>
     </w:p>
     <w:p>
@@ -3470,28 +3535,46 @@
           <w:bCs/>
           <w:color w:val="000000"/>
         </w:rPr>
-        <w:t xml:space="preserve">Product Owner : </w:t>
-      </w:r>
-      <w:r>
-        <w:rPr>
-          <w:color w:val="000000"/>
-        </w:rPr>
-        <w:t>Laetitia HENIN, développeuse full stack</w:t>
-      </w:r>
-    </w:p>
-    <w:p>
-      <w:pPr>
-        <w:ind w:left="567"/>
-        <w:rPr>
-          <w:color w:val="000000"/>
-        </w:rPr>
-      </w:pPr>
+        <w:t xml:space="preserve">Product </w:t>
+      </w:r>
+      <w:proofErr w:type="spellStart"/>
       <w:r>
         <w:rPr>
           <w:b/>
           <w:bCs/>
           <w:color w:val="000000"/>
         </w:rPr>
+        <w:t>Owner</w:t>
+      </w:r>
+      <w:proofErr w:type="spellEnd"/>
+      <w:r>
+        <w:rPr>
+          <w:b/>
+          <w:bCs/>
+          <w:color w:val="000000"/>
+        </w:rPr>
+        <w:t xml:space="preserve"> : </w:t>
+      </w:r>
+      <w:r>
+        <w:rPr>
+          <w:color w:val="000000"/>
+        </w:rPr>
+        <w:t>Laetitia HENIN, développeuse full stack</w:t>
+      </w:r>
+    </w:p>
+    <w:p>
+      <w:pPr>
+        <w:ind w:left="567"/>
+        <w:rPr>
+          <w:color w:val="000000"/>
+        </w:rPr>
+      </w:pPr>
+      <w:r>
+        <w:rPr>
+          <w:b/>
+          <w:bCs/>
+          <w:color w:val="000000"/>
+        </w:rPr>
         <w:t xml:space="preserve">Scrum Master : </w:t>
       </w:r>
       <w:r>
@@ -3539,7 +3622,29 @@
         </w:rPr>
       </w:pPr>
       <w:r>
-        <w:t>Implantée à Montpellier depuis 5 ans, l’ESN DEVil Procuct a travaillé dans divers domaines, et a conçu des produits webs à destination du grand public et également pour des besoins spécifiques d’entreprise.</w:t>
+        <w:t xml:space="preserve">Implantée à Montpellier depuis 5 ans, l’ESN </w:t>
+      </w:r>
+      <w:proofErr w:type="spellStart"/>
+      <w:r>
+        <w:t>DEVil</w:t>
+      </w:r>
+      <w:proofErr w:type="spellEnd"/>
+      <w:r>
+        <w:t xml:space="preserve"> Pro</w:t>
+      </w:r>
+      <w:r>
+        <w:t>d</w:t>
+      </w:r>
+      <w:r>
+        <w:t xml:space="preserve"> a travaillé dans divers domaines, et a conçu des produits </w:t>
+      </w:r>
+      <w:proofErr w:type="spellStart"/>
+      <w:r>
+        <w:t>webs</w:t>
+      </w:r>
+      <w:proofErr w:type="spellEnd"/>
+      <w:r>
+        <w:t xml:space="preserve"> à destination du grand public et également pour des besoins spécifiques d’entreprise.</w:t>
       </w:r>
       <w:r>
         <w:br w:type="page"/>
@@ -3790,6 +3895,33 @@
     </w:p>
     <w:p>
       <w:pPr>
+        <w:numPr>
+          <w:ilvl w:val="0"/>
+          <w:numId w:val="5"/>
+        </w:numPr>
+        <w:pBdr>
+          <w:top w:val="nil"/>
+          <w:left w:val="nil"/>
+          <w:bottom w:val="nil"/>
+          <w:right w:val="nil"/>
+          <w:between w:val="nil"/>
+        </w:pBdr>
+        <w:jc w:val="both"/>
+        <w:rPr>
+          <w:b/>
+          <w:bCs/>
+          <w:color w:val="000000"/>
+        </w:rPr>
+      </w:pPr>
+      <w:r>
+        <w:rPr>
+          <w:color w:val="000000"/>
+        </w:rPr>
+        <w:t>La liste des clients</w:t>
+      </w:r>
+    </w:p>
+    <w:p>
+      <w:pPr>
         <w:pStyle w:val="Titre2"/>
         <w:numPr>
           <w:ilvl w:val="1"/>
@@ -3854,7 +3986,15 @@
         <w:t>Cette application offre des avantages significatifs en permettant une meilleure gestion du temps et des projets. Elle facilite la collaboration entre les équipes, rendant les communications plus fluides et les projets plus gérables. En plus, elle offre des rapports détaillés qui aident à suivre l'avancement des travaux et à prendre des décisions éclairées.</w:t>
       </w:r>
       <w:r>
-        <w:t xml:space="preserve"> Elle permet un réajustement futur sur les prévisions en terme de temps</w:t>
+        <w:t xml:space="preserve"> Elle permet un réajustement futur sur les prévisions </w:t>
+      </w:r>
+      <w:proofErr w:type="gramStart"/>
+      <w:r>
+        <w:t>en terme de</w:t>
+      </w:r>
+      <w:proofErr w:type="gramEnd"/>
+      <w:r>
+        <w:t xml:space="preserve"> temps</w:t>
       </w:r>
       <w:r>
         <w:t xml:space="preserve">, </w:t>
@@ -4033,11 +4173,19 @@
           <w:color w:val="000000"/>
         </w:rPr>
       </w:pPr>
-      <w:r>
-        <w:rPr>
-          <w:color w:val="000000"/>
-        </w:rPr>
-        <w:t>les utilisateurs</w:t>
+      <w:proofErr w:type="gramStart"/>
+      <w:r>
+        <w:rPr>
+          <w:color w:val="000000"/>
+        </w:rPr>
+        <w:t>les</w:t>
+      </w:r>
+      <w:proofErr w:type="gramEnd"/>
+      <w:r>
+        <w:rPr>
+          <w:color w:val="000000"/>
+        </w:rPr>
+        <w:t xml:space="preserve"> utilisateurs</w:t>
       </w:r>
       <w:r>
         <w:rPr>
@@ -4061,11 +4209,19 @@
         </w:numPr>
         <w:jc w:val="both"/>
       </w:pPr>
-      <w:r>
-        <w:rPr>
-          <w:color w:val="000000"/>
-        </w:rPr>
-        <w:t xml:space="preserve">les </w:t>
+      <w:proofErr w:type="gramStart"/>
+      <w:r>
+        <w:rPr>
+          <w:color w:val="000000"/>
+        </w:rPr>
+        <w:t>les</w:t>
+      </w:r>
+      <w:proofErr w:type="gramEnd"/>
+      <w:r>
+        <w:rPr>
+          <w:color w:val="000000"/>
+        </w:rPr>
+        <w:t xml:space="preserve"> </w:t>
       </w:r>
       <w:r>
         <w:rPr>
@@ -4137,11 +4293,19 @@
         </w:numPr>
         <w:jc w:val="both"/>
       </w:pPr>
-      <w:r>
-        <w:rPr>
-          <w:color w:val="000000"/>
-        </w:rPr>
-        <w:t xml:space="preserve">les responsables </w:t>
+      <w:proofErr w:type="gramStart"/>
+      <w:r>
+        <w:rPr>
+          <w:color w:val="000000"/>
+        </w:rPr>
+        <w:t>les</w:t>
+      </w:r>
+      <w:proofErr w:type="gramEnd"/>
+      <w:r>
+        <w:rPr>
+          <w:color w:val="000000"/>
+        </w:rPr>
+        <w:t xml:space="preserve"> responsables </w:t>
       </w:r>
       <w:r>
         <w:rPr>
@@ -4189,6 +4353,7 @@
         </w:numPr>
         <w:jc w:val="both"/>
       </w:pPr>
+      <w:proofErr w:type="gramStart"/>
       <w:r>
         <w:rPr>
           <w:color w:val="000000"/>
@@ -4199,7 +4364,14 @@
         <w:rPr>
           <w:color w:val="000000"/>
         </w:rPr>
-        <w:t xml:space="preserve">es recruteurs placeurs </w:t>
+        <w:t>es</w:t>
+      </w:r>
+      <w:proofErr w:type="gramEnd"/>
+      <w:r>
+        <w:rPr>
+          <w:color w:val="000000"/>
+        </w:rPr>
+        <w:t xml:space="preserve"> recruteurs placeurs </w:t>
       </w:r>
       <w:r>
         <w:rPr>
@@ -4264,7 +4436,21 @@
         <w:rPr>
           <w:color w:val="000000"/>
         </w:rPr>
-        <w:t xml:space="preserve">Virgile Martin, en sa qualité de directeur général et directeur commercial de l’entreprise DataTime, </w:t>
+        <w:t xml:space="preserve">Virgile Martin, en sa qualité de directeur général et directeur commercial de l’entreprise </w:t>
+      </w:r>
+      <w:proofErr w:type="spellStart"/>
+      <w:r>
+        <w:rPr>
+          <w:color w:val="000000"/>
+        </w:rPr>
+        <w:t>DataTime</w:t>
+      </w:r>
+      <w:proofErr w:type="spellEnd"/>
+      <w:r>
+        <w:rPr>
+          <w:color w:val="000000"/>
+        </w:rPr>
+        <w:t xml:space="preserve">, </w:t>
       </w:r>
       <w:r>
         <w:rPr>
@@ -4291,7 +4477,21 @@
         <w:rPr>
           <w:color w:val="000000"/>
         </w:rPr>
-        <w:t>L’équipe projet de DEVil Product</w:t>
+        <w:t xml:space="preserve">L’équipe projet de </w:t>
+      </w:r>
+      <w:proofErr w:type="spellStart"/>
+      <w:r>
+        <w:rPr>
+          <w:color w:val="000000"/>
+        </w:rPr>
+        <w:t>DEVil</w:t>
+      </w:r>
+      <w:proofErr w:type="spellEnd"/>
+      <w:r>
+        <w:rPr>
+          <w:color w:val="000000"/>
+        </w:rPr>
+        <w:t xml:space="preserve"> Product</w:t>
       </w:r>
     </w:p>
     <w:p>
@@ -4349,7 +4549,21 @@
         <w:rPr>
           <w:color w:val="000000"/>
         </w:rPr>
-        <w:t>Les salariés de l’entreprise DataTime.</w:t>
+        <w:t xml:space="preserve">Les salariés de l’entreprise </w:t>
+      </w:r>
+      <w:proofErr w:type="spellStart"/>
+      <w:r>
+        <w:rPr>
+          <w:color w:val="000000"/>
+        </w:rPr>
+        <w:t>DataTime</w:t>
+      </w:r>
+      <w:proofErr w:type="spellEnd"/>
+      <w:r>
+        <w:rPr>
+          <w:color w:val="000000"/>
+        </w:rPr>
+        <w:t>.</w:t>
       </w:r>
       <w:r>
         <w:rPr>
@@ -4615,7 +4829,15 @@
         <w:jc w:val="both"/>
       </w:pPr>
       <w:r>
-        <w:t>Le client est actuellement dans un processus de refonte de leur logo d’entreprise et est partant pour des propositions de la part de l’équipe de DEVil Pro</w:t>
+        <w:t xml:space="preserve">Le client est actuellement dans un processus de refonte de leur logo d’entreprise et est partant pour des propositions de la part de l’équipe de </w:t>
+      </w:r>
+      <w:proofErr w:type="spellStart"/>
+      <w:r>
+        <w:t>DEVil</w:t>
+      </w:r>
+      <w:proofErr w:type="spellEnd"/>
+      <w:r>
+        <w:t xml:space="preserve"> Pro</w:t>
       </w:r>
       <w:r>
         <w:t>d</w:t>
@@ -4701,7 +4923,21 @@
         <w:rPr>
           <w:lang w:val="fr-FR"/>
         </w:rPr>
-        <w:t xml:space="preserve">Au sein de l’entreprise, la stack technique repose sur PHP avec Symfony 6.4. Cette version de Symfony a été choisie car elle est une version LTS (Long Term Support), offrant ainsi une stabilité et une sécurité à long terme pour les </w:t>
+        <w:t xml:space="preserve">Au sein de l’entreprise, la stack technique repose sur PHP avec Symfony 6.4. Cette version de Symfony a été choisie car elle est une version LTS (Long </w:t>
+      </w:r>
+      <w:proofErr w:type="spellStart"/>
+      <w:r>
+        <w:rPr>
+          <w:lang w:val="fr-FR"/>
+        </w:rPr>
+        <w:t>Term</w:t>
+      </w:r>
+      <w:proofErr w:type="spellEnd"/>
+      <w:r>
+        <w:rPr>
+          <w:lang w:val="fr-FR"/>
+        </w:rPr>
+        <w:t xml:space="preserve"> Support), offrant ainsi une stabilité et une sécurité à long terme pour les </w:t>
       </w:r>
       <w:r>
         <w:rPr>
@@ -4887,7 +5123,21 @@
         <w:rPr>
           <w:lang w:val="fr-FR"/>
         </w:rPr>
-        <w:t xml:space="preserve">Il offre des fonctionnalités telles que les variables, les boucles, et mixins. Ce qui permet une gestion plus efficace et modulaire des feuilles de style. </w:t>
+        <w:t xml:space="preserve">Il offre des fonctionnalités telles que les variables, les boucles, et </w:t>
+      </w:r>
+      <w:proofErr w:type="spellStart"/>
+      <w:r>
+        <w:rPr>
+          <w:lang w:val="fr-FR"/>
+        </w:rPr>
+        <w:t>mixins</w:t>
+      </w:r>
+      <w:proofErr w:type="spellEnd"/>
+      <w:r>
+        <w:rPr>
+          <w:lang w:val="fr-FR"/>
+        </w:rPr>
+        <w:t xml:space="preserve">. Ce qui permet une gestion plus efficace et modulaire des feuilles de style. </w:t>
       </w:r>
     </w:p>
     <w:p>
@@ -4920,6 +5170,7 @@
         <w:ind w:left="1134"/>
         <w:jc w:val="both"/>
       </w:pPr>
+      <w:proofErr w:type="spellStart"/>
       <w:r>
         <w:rPr>
           <w:b/>
@@ -4930,6 +5181,7 @@
         </w:rPr>
         <w:t>TypeScript</w:t>
       </w:r>
+      <w:proofErr w:type="spellEnd"/>
       <w:r>
         <w:rPr>
           <w:lang w:val="fr-FR"/>
@@ -4943,13 +5195,23 @@
         <w:ind w:left="1134"/>
         <w:jc w:val="both"/>
       </w:pPr>
+      <w:proofErr w:type="spellStart"/>
       <w:r>
         <w:rPr>
           <w:i/>
           <w:iCs/>
           <w:lang w:val="fr-FR"/>
         </w:rPr>
-        <w:t xml:space="preserve">TypeScript </w:t>
+        <w:t>TypeScript</w:t>
+      </w:r>
+      <w:proofErr w:type="spellEnd"/>
+      <w:r>
+        <w:rPr>
+          <w:i/>
+          <w:iCs/>
+          <w:lang w:val="fr-FR"/>
+        </w:rPr>
+        <w:t xml:space="preserve"> </w:t>
       </w:r>
       <w:r>
         <w:rPr>
@@ -5339,7 +5601,23 @@
           <w:color w:val="000000" w:themeColor="text1"/>
           <w:lang w:val="fr-FR"/>
         </w:rPr>
-        <w:t>- Rate Limiting : Limiter le nombre de requêtes qu'un utilisateur peut faire sur une période donnée pour prévenir les attaques DDoS et par force brute.</w:t>
+        <w:t xml:space="preserve">- Rate </w:t>
+      </w:r>
+      <w:proofErr w:type="spellStart"/>
+      <w:r>
+        <w:rPr>
+          <w:color w:val="000000" w:themeColor="text1"/>
+          <w:lang w:val="fr-FR"/>
+        </w:rPr>
+        <w:t>Limiting</w:t>
+      </w:r>
+      <w:proofErr w:type="spellEnd"/>
+      <w:r>
+        <w:rPr>
+          <w:color w:val="000000" w:themeColor="text1"/>
+          <w:lang w:val="fr-FR"/>
+        </w:rPr>
+        <w:t xml:space="preserve"> : Limiter le nombre de requêtes qu'un utilisateur peut faire sur une période donnée pour prévenir les attaques DDoS et par force brute.</w:t>
       </w:r>
     </w:p>
     <w:p>
@@ -5356,7 +5634,21 @@
         <w:rPr>
           <w:lang w:val="fr-FR"/>
         </w:rPr>
-        <w:t>Côté client Typescript &amp; Javascript</w:t>
+        <w:t xml:space="preserve">Côté client </w:t>
+      </w:r>
+      <w:proofErr w:type="spellStart"/>
+      <w:r>
+        <w:rPr>
+          <w:lang w:val="fr-FR"/>
+        </w:rPr>
+        <w:t>Typescript</w:t>
+      </w:r>
+      <w:proofErr w:type="spellEnd"/>
+      <w:r>
+        <w:rPr>
+          <w:lang w:val="fr-FR"/>
+        </w:rPr>
+        <w:t xml:space="preserve"> &amp; Javascript</w:t>
       </w:r>
     </w:p>
     <w:p>
@@ -5373,7 +5665,23 @@
           <w:color w:val="000000" w:themeColor="text1"/>
           <w:lang w:val="fr-FR"/>
         </w:rPr>
-        <w:t>- Stockage sécurisé : Pour stocker les données sensibles comme les tokens JWT.</w:t>
+        <w:t xml:space="preserve">- Stockage sécurisé : Pour stocker les données sensibles comme les </w:t>
+      </w:r>
+      <w:proofErr w:type="spellStart"/>
+      <w:r>
+        <w:rPr>
+          <w:color w:val="000000" w:themeColor="text1"/>
+          <w:lang w:val="fr-FR"/>
+        </w:rPr>
+        <w:t>tokens</w:t>
+      </w:r>
+      <w:proofErr w:type="spellEnd"/>
+      <w:r>
+        <w:rPr>
+          <w:color w:val="000000" w:themeColor="text1"/>
+          <w:lang w:val="fr-FR"/>
+        </w:rPr>
+        <w:t xml:space="preserve"> JWT.</w:t>
       </w:r>
     </w:p>
     <w:p>
@@ -5525,7 +5833,21 @@
         <w:rPr>
           <w:color w:val="000000"/>
         </w:rPr>
-        <w:t xml:space="preserve"> En terme de performance, une réponse rapide lors du chargement des pages est attendue.</w:t>
+        <w:t xml:space="preserve"> </w:t>
+      </w:r>
+      <w:proofErr w:type="gramStart"/>
+      <w:r>
+        <w:rPr>
+          <w:color w:val="000000"/>
+        </w:rPr>
+        <w:t>En terme de</w:t>
+      </w:r>
+      <w:proofErr w:type="gramEnd"/>
+      <w:r>
+        <w:rPr>
+          <w:color w:val="000000"/>
+        </w:rPr>
+        <w:t xml:space="preserve"> performance, une réponse rapide lors du chargement des pages est attendue.</w:t>
       </w:r>
       <w:r>
         <w:rPr>
@@ -5612,13 +5934,13 @@
         <w:rPr>
           <w:color w:val="000000"/>
         </w:rPr>
-        <w:t>La demande du client s’oriente vers des serveurs externes, et la proposition faite</w:t>
-      </w:r>
-      <w:r>
-        <w:rPr>
-          <w:color w:val="000000"/>
-        </w:rPr>
-        <w:t xml:space="preserve"> est l’utilisation</w:t>
+        <w:t>La demande du client s’oriente vers des serveurs externes</w:t>
+      </w:r>
+      <w:r>
+        <w:rPr>
+          <w:color w:val="000000"/>
+        </w:rPr>
+        <w:t xml:space="preserve"> pour l’hébergement de l’application</w:t>
       </w:r>
     </w:p>
     <w:p>
@@ -5830,7 +6152,39 @@
           <w:color w:val="000000" w:themeColor="text1"/>
           <w:lang w:val="fr-FR"/>
         </w:rPr>
-        <w:t>Le SEO (Search Engine Optimization) pour une application web est l’ensemble des techniques et pratiques visant à améliorer la visibilité et le classement de cette application dans les résultats des moteurs de recherche. Cela inclut l’optimisation des contenus, la structure du site, les balises HTML, les mots-clés, et la performance générale de l’application pour répondre aux critères des algorithmes de recherche. Non utilisé dans ce projet</w:t>
+        <w:t>Le SEO (</w:t>
+      </w:r>
+      <w:proofErr w:type="spellStart"/>
+      <w:r>
+        <w:rPr>
+          <w:color w:val="000000" w:themeColor="text1"/>
+          <w:lang w:val="fr-FR"/>
+        </w:rPr>
+        <w:t>Search</w:t>
+      </w:r>
+      <w:proofErr w:type="spellEnd"/>
+      <w:r>
+        <w:rPr>
+          <w:color w:val="000000" w:themeColor="text1"/>
+          <w:lang w:val="fr-FR"/>
+        </w:rPr>
+        <w:t xml:space="preserve"> Engine </w:t>
+      </w:r>
+      <w:proofErr w:type="spellStart"/>
+      <w:r>
+        <w:rPr>
+          <w:color w:val="000000" w:themeColor="text1"/>
+          <w:lang w:val="fr-FR"/>
+        </w:rPr>
+        <w:t>Optimization</w:t>
+      </w:r>
+      <w:proofErr w:type="spellEnd"/>
+      <w:r>
+        <w:rPr>
+          <w:color w:val="000000" w:themeColor="text1"/>
+          <w:lang w:val="fr-FR"/>
+        </w:rPr>
+        <w:t>) pour une application web est l’ensemble des techniques et pratiques visant à améliorer la visibilité et le classement de cette application dans les résultats des moteurs de recherche. Cela inclut l’optimisation des contenus, la structure du site, les balises HTML, les mots-clés, et la performance générale de l’application pour répondre aux critères des algorithmes de recherche. Non utilisé dans ce projet</w:t>
       </w:r>
       <w:r>
         <w:rPr>
@@ -5881,7 +6235,15 @@
         <w:t>nombreux.</w:t>
       </w:r>
       <w:r>
-        <w:t xml:space="preserve"> La veille technologique permet d’anticiper les évolutions technologiques et d’anticiper les besoins de maintenance et mises à jour des produits digitaux. Pour cela on a accès à de la documentation officielle en ligne des différents langages ainsi que des blogs techniques des éditeurs. Des plateformes et réseaux tels que GitHub, StackOverflow, mettent en contact les développeurs et permettent des échanges riches.</w:t>
+        <w:t xml:space="preserve"> La veille technologique permet d’anticiper les évolutions technologiques et d’anticiper les besoins de maintenance et mises à jour des produits digitaux. Pour cela on a accès à de la documentation officielle en ligne des différents langages ainsi que des blogs techniques des éditeurs. Des plateformes et réseaux tels que GitHub, </w:t>
+      </w:r>
+      <w:proofErr w:type="spellStart"/>
+      <w:r>
+        <w:t>StackOverflow</w:t>
+      </w:r>
+      <w:proofErr w:type="spellEnd"/>
+      <w:r>
+        <w:t>, mettent en contact les développeurs et permettent des échanges riches.</w:t>
       </w:r>
     </w:p>
     <w:p>
@@ -6394,12 +6756,20 @@
       </w:pPr>
       <w:bookmarkStart w:id="58" w:name="_heading=h.3klw4ewlb1te"/>
       <w:bookmarkEnd w:id="58"/>
+      <w:proofErr w:type="spellStart"/>
       <w:r>
         <w:rPr>
           <w:lang w:val="fr-FR"/>
         </w:rPr>
         <w:lastRenderedPageBreak/>
-        <w:t>Reporting et exportation de données</w:t>
+        <w:t>Reporting</w:t>
+      </w:r>
+      <w:proofErr w:type="spellEnd"/>
+      <w:r>
+        <w:rPr>
+          <w:lang w:val="fr-FR"/>
+        </w:rPr>
+        <w:t xml:space="preserve"> et exportation de données</w:t>
       </w:r>
     </w:p>
     <w:p>
@@ -6720,12 +7090,14 @@
                 <w:color w:val="000000"/>
               </w:rPr>
             </w:pPr>
+            <w:proofErr w:type="gramStart"/>
             <w:r>
               <w:rPr>
                 <w:color w:val="000000"/>
               </w:rPr>
               <w:t>données</w:t>
             </w:r>
+            <w:proofErr w:type="gramEnd"/>
           </w:p>
         </w:tc>
         <w:tc>
@@ -6805,7 +7177,21 @@
         <w:rPr>
           <w:color w:val="000000"/>
         </w:rPr>
-        <w:t>Dans le périmètre non fonctionnel de la V1, on incluera la possibilité d’évolution, avec par exemple, l’accès accordée aux clients, un dispositif de notification de rappels au collaborateur pour qu’il enregistre son temps/ses tâches</w:t>
+        <w:t xml:space="preserve">Dans le périmètre non fonctionnel de la V1, on </w:t>
+      </w:r>
+      <w:proofErr w:type="spellStart"/>
+      <w:r>
+        <w:rPr>
+          <w:color w:val="000000"/>
+        </w:rPr>
+        <w:t>incluera</w:t>
+      </w:r>
+      <w:proofErr w:type="spellEnd"/>
+      <w:r>
+        <w:rPr>
+          <w:color w:val="000000"/>
+        </w:rPr>
+        <w:t xml:space="preserve"> la possibilité d’évolution, avec par exemple, l’accès accordée aux clients, un dispositif de notification de rappels au collaborateur pour qu’il enregistre son temps/ses tâches</w:t>
       </w:r>
       <w:r>
         <w:rPr>
@@ -6864,7 +7250,13 @@
         <w:t>Le client part sur la base d’un budget de 10 000 euros</w:t>
       </w:r>
       <w:r>
-        <w:t xml:space="preserve">, pour un délai de 2 mois. </w:t>
+        <w:t xml:space="preserve">, </w:t>
+      </w:r>
+      <w:r>
+        <w:t>avec un temps consacré au développement et tests de deux mois.</w:t>
+      </w:r>
+      <w:r>
+        <w:t xml:space="preserve"> </w:t>
       </w:r>
     </w:p>
     <w:p>
@@ -6943,15 +7335,25 @@
       </w:r>
     </w:p>
     <w:p>
-      <w:r>
-        <w:t>DEVil Pro</w:t>
+      <w:proofErr w:type="spellStart"/>
+      <w:r>
+        <w:t>DEVil</w:t>
+      </w:r>
+      <w:proofErr w:type="spellEnd"/>
+      <w:r>
+        <w:t xml:space="preserve"> Pro</w:t>
       </w:r>
       <w:r>
         <w:t>d</w:t>
       </w:r>
       <w:r>
-        <w:t xml:space="preserve"> travaille en méthode Scrum afin de pouvoir donner au client une visibilité étape par étape de l’avancement du projet, et ainsi remédier rapidement en cas de non-conformité avec les besoins du clients</w:t>
-      </w:r>
+        <w:t xml:space="preserve"> travaille en méthode Scrum afin de pouvoir donner au client une visibilité étape par étape de l’avancement du projet, et ainsi remédier rapidement en cas de non-conformité avec les besoins </w:t>
+      </w:r>
+      <w:proofErr w:type="gramStart"/>
+      <w:r>
+        <w:t>du clients</w:t>
+      </w:r>
+      <w:proofErr w:type="gramEnd"/>
       <w:r>
         <w:t>,</w:t>
       </w:r>
@@ -7110,6 +7512,7 @@
         <w:rPr>
           <w:color w:val="000000"/>
         </w:rPr>
+        <w:lastRenderedPageBreak/>
         <w:t>Troisième sprint de 2 semaines :</w:t>
       </w:r>
     </w:p>
@@ -7136,7 +7539,6 @@
         <w:rPr>
           <w:color w:val="000000"/>
         </w:rPr>
-        <w:lastRenderedPageBreak/>
         <w:t xml:space="preserve">Quatrième sprint de 2 semaines : </w:t>
       </w:r>
     </w:p>
@@ -7154,7 +7556,21 @@
         <w:rPr>
           <w:lang w:val="fr-FR"/>
         </w:rPr>
-        <w:t>Suivi des tâches via Github Project :</w:t>
+        <w:t xml:space="preserve">Suivi des tâches via </w:t>
+      </w:r>
+      <w:proofErr w:type="spellStart"/>
+      <w:r>
+        <w:rPr>
+          <w:lang w:val="fr-FR"/>
+        </w:rPr>
+        <w:t>Github</w:t>
+      </w:r>
+      <w:proofErr w:type="spellEnd"/>
+      <w:r>
+        <w:rPr>
+          <w:lang w:val="fr-FR"/>
+        </w:rPr>
+        <w:t xml:space="preserve"> Project :</w:t>
       </w:r>
     </w:p>
     <w:p>
@@ -7439,6 +7855,7 @@
         </w:numPr>
       </w:pPr>
       <w:r>
+        <w:lastRenderedPageBreak/>
         <w:t>Annexe</w:t>
       </w:r>
     </w:p>
@@ -9095,6 +9512,7 @@
   <w:style w:type="character" w:default="1" w:styleId="Policepardfaut">
     <w:name w:val="Default Paragraph Font"/>
     <w:uiPriority w:val="1"/>
+    <w:semiHidden/>
     <w:unhideWhenUsed/>
   </w:style>
   <w:style w:type="table" w:default="1" w:styleId="TableauNormal">
@@ -20935,26 +21353,12 @@
 </file>
 
 <file path=customXml/item1.xml><?xml version="1.0" encoding="utf-8"?>
-<p:properties xmlns:p="http://schemas.microsoft.com/office/2006/metadata/properties" xmlns:xsi="http://www.w3.org/2001/XMLSchema-instance" xmlns:pc="http://schemas.microsoft.com/office/infopath/2007/PartnerControls">
-  <documentManagement>
-    <TaxCatchAll xmlns="b49c9a31-2bf9-4885-ac3d-4ab9f44fb2e8" xsi:nil="true"/>
-    <lcf76f155ced4ddcb4097134ff3c332f xmlns="39327086-05ca-43eb-896f-ad6911a900ce">
-      <Terms xmlns="http://schemas.microsoft.com/office/infopath/2007/PartnerControls"/>
-    </lcf76f155ced4ddcb4097134ff3c332f>
-  </documentManagement>
-</p:properties>
+<go:gDocsCustomXmlDataStorage xmlns:go="http://customooxmlschemas.google.com/" xmlns:r="http://schemas.openxmlformats.org/officeDocument/2006/relationships" uri="GoogleDocsCustomDataVersion2">
+  <go:docsCustomData xmlns:go="http://customooxmlschemas.google.com/" roundtripDataSignature="AMtx7mjafKPXTOvs+k/7v2SuAvTvx/WeEw==">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</go:docsCustomData>
+</go:gDocsCustomXmlDataStorage>
 </file>
 
 <file path=customXml/item2.xml><?xml version="1.0" encoding="utf-8"?>
-<?mso-contentType ?>
-<FormTemplates xmlns="http://schemas.microsoft.com/sharepoint/v3/contenttype/forms">
-  <Display>DocumentLibraryForm</Display>
-  <Edit>DocumentLibraryForm</Edit>
-  <New>DocumentLibraryForm</New>
-</FormTemplates>
-</file>
-
-<file path=customXml/item3.xml><?xml version="1.0" encoding="utf-8"?>
 <ct:contentTypeSchema xmlns:ct="http://schemas.microsoft.com/office/2006/metadata/contentType" xmlns:ma="http://schemas.microsoft.com/office/2006/metadata/properties/metaAttributes" ct:_="" ma:_="" ma:contentTypeName="Document" ma:contentTypeID="0x0101007ECE2526903EB44690D847D99E001AAA" ma:contentTypeVersion="10" ma:contentTypeDescription="Crée un document." ma:contentTypeScope="" ma:versionID="b50a6f705549717cc210ae62f4b310d9">
   <xsd:schema xmlns:xsd="http://www.w3.org/2001/XMLSchema" xmlns:xs="http://www.w3.org/2001/XMLSchema" xmlns:p="http://schemas.microsoft.com/office/2006/metadata/properties" xmlns:ns2="39327086-05ca-43eb-896f-ad6911a900ce" xmlns:ns3="b49c9a31-2bf9-4885-ac3d-4ab9f44fb2e8" targetNamespace="http://schemas.microsoft.com/office/2006/metadata/properties" ma:root="true" ma:fieldsID="d6fa383e70cf36ecfdd88da7c853d3a5" ns2:_="" ns3:_="">
     <xsd:import namespace="39327086-05ca-43eb-896f-ad6911a900ce"/>
@@ -21143,32 +21547,36 @@
 </ct:contentTypeSchema>
 </file>
 
+<file path=customXml/item3.xml><?xml version="1.0" encoding="utf-8"?>
+<?mso-contentType ?>
+<FormTemplates xmlns="http://schemas.microsoft.com/sharepoint/v3/contenttype/forms">
+  <Display>DocumentLibraryForm</Display>
+  <Edit>DocumentLibraryForm</Edit>
+  <New>DocumentLibraryForm</New>
+</FormTemplates>
+</file>
+
 <file path=customXml/item4.xml><?xml version="1.0" encoding="utf-8"?>
-<go:gDocsCustomXmlDataStorage xmlns:go="http://customooxmlschemas.google.com/" xmlns:r="http://schemas.openxmlformats.org/officeDocument/2006/relationships" uri="GoogleDocsCustomDataVersion2">
-  <go:docsCustomData xmlns:go="http://customooxmlschemas.google.com/" roundtripDataSignature="AMtx7mjafKPXTOvs+k/7v2SuAvTvx/WeEw==">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</go:docsCustomData>
-</go:gDocsCustomXmlDataStorage>
+<p:properties xmlns:p="http://schemas.microsoft.com/office/2006/metadata/properties" xmlns:xsi="http://www.w3.org/2001/XMLSchema-instance" xmlns:pc="http://schemas.microsoft.com/office/infopath/2007/PartnerControls">
+  <documentManagement>
+    <TaxCatchAll xmlns="b49c9a31-2bf9-4885-ac3d-4ab9f44fb2e8" xsi:nil="true"/>
+    <lcf76f155ced4ddcb4097134ff3c332f xmlns="39327086-05ca-43eb-896f-ad6911a900ce">
+      <Terms xmlns="http://schemas.microsoft.com/office/infopath/2007/PartnerControls"/>
+    </lcf76f155ced4ddcb4097134ff3c332f>
+  </documentManagement>
+</p:properties>
 </file>
 
 <file path=customXml/itemProps1.xml><?xml version="1.0" encoding="utf-8"?>
-<ds:datastoreItem xmlns:ds="http://schemas.openxmlformats.org/officeDocument/2006/customXml" ds:itemID="{8BF81C5D-17B7-4C58-BF86-F7AB4281FF70}">
+<ds:datastoreItem xmlns:ds="http://schemas.openxmlformats.org/officeDocument/2006/customXml" ds:itemID="{11111111-1234-1234-1234-123412341234}">
   <ds:schemaRefs>
-    <ds:schemaRef ds:uri="http://schemas.microsoft.com/office/2006/metadata/properties"/>
-    <ds:schemaRef ds:uri="http://schemas.microsoft.com/office/infopath/2007/PartnerControls"/>
-    <ds:schemaRef ds:uri="b49c9a31-2bf9-4885-ac3d-4ab9f44fb2e8"/>
-    <ds:schemaRef ds:uri="39327086-05ca-43eb-896f-ad6911a900ce"/>
+    <ds:schemaRef ds:uri="http://customooxmlschemas.google.com/"/>
+    <ds:schemaRef ds:uri="http://schemas.openxmlformats.org/officeDocument/2006/relationships"/>
   </ds:schemaRefs>
 </ds:datastoreItem>
 </file>
 
 <file path=customXml/itemProps2.xml><?xml version="1.0" encoding="utf-8"?>
-<ds:datastoreItem xmlns:ds="http://schemas.openxmlformats.org/officeDocument/2006/customXml" ds:itemID="{39BEDB26-AD84-4513-B9B4-7EEC879827FC}">
-  <ds:schemaRefs>
-    <ds:schemaRef ds:uri="http://schemas.microsoft.com/sharepoint/v3/contenttype/forms"/>
-  </ds:schemaRefs>
-</ds:datastoreItem>
-</file>
-
-<file path=customXml/itemProps3.xml><?xml version="1.0" encoding="utf-8"?>
 <ds:datastoreItem xmlns:ds="http://schemas.openxmlformats.org/officeDocument/2006/customXml" ds:itemID="{65AD2D56-D4B7-4C98-95F4-AF7B2E7D35BB}">
   <ds:schemaRefs>
     <ds:schemaRef ds:uri="http://schemas.microsoft.com/office/2006/metadata/contentType"/>
@@ -21187,11 +21595,21 @@
 </ds:datastoreItem>
 </file>
 
+<file path=customXml/itemProps3.xml><?xml version="1.0" encoding="utf-8"?>
+<ds:datastoreItem xmlns:ds="http://schemas.openxmlformats.org/officeDocument/2006/customXml" ds:itemID="{39BEDB26-AD84-4513-B9B4-7EEC879827FC}">
+  <ds:schemaRefs>
+    <ds:schemaRef ds:uri="http://schemas.microsoft.com/sharepoint/v3/contenttype/forms"/>
+  </ds:schemaRefs>
+</ds:datastoreItem>
+</file>
+
 <file path=customXml/itemProps4.xml><?xml version="1.0" encoding="utf-8"?>
-<ds:datastoreItem xmlns:ds="http://schemas.openxmlformats.org/officeDocument/2006/customXml" ds:itemID="{11111111-1234-1234-1234-123412341234}">
+<ds:datastoreItem xmlns:ds="http://schemas.openxmlformats.org/officeDocument/2006/customXml" ds:itemID="{8BF81C5D-17B7-4C58-BF86-F7AB4281FF70}">
   <ds:schemaRefs>
-    <ds:schemaRef ds:uri="http://customooxmlschemas.google.com/"/>
-    <ds:schemaRef ds:uri="http://schemas.openxmlformats.org/officeDocument/2006/relationships"/>
+    <ds:schemaRef ds:uri="http://schemas.microsoft.com/office/2006/metadata/properties"/>
+    <ds:schemaRef ds:uri="http://schemas.microsoft.com/office/infopath/2007/PartnerControls"/>
+    <ds:schemaRef ds:uri="b49c9a31-2bf9-4885-ac3d-4ab9f44fb2e8"/>
+    <ds:schemaRef ds:uri="39327086-05ca-43eb-896f-ad6911a900ce"/>
   </ds:schemaRefs>
 </ds:datastoreItem>
 </file>
--- a/CDC/Cdc-Application-Gestion-Projet (1).docx
+++ b/CDC/Cdc-Application-Gestion-Projet (1).docx
@@ -3292,6 +3292,31 @@
         </w:rPr>
         <w:t>Le cahier des charges présenté ci-dessous vise à définir les spécifications techniques et fonctionnelles de l'application de chiffrage d'intervention salarié, conçue pour faciliter l'effort de facturation aux clients en enregistrant et en chiffrant les activités réalisées par les salariés. Cette application “Gestion de Projets” permettra aux utilisateurs de se connecter et de gérer efficacement leurs tâches et activités, ainsi que de permettre aux responsables de superviser et organiser ces activités.</w:t>
       </w:r>
+      <w:r>
+        <w:rPr>
+          <w:color w:val="000000"/>
+        </w:rPr>
+        <w:t xml:space="preserve"> </w:t>
+      </w:r>
+    </w:p>
+    <w:p>
+      <w:pPr>
+        <w:ind w:left="432"/>
+        <w:jc w:val="both"/>
+        <w:rPr>
+          <w:i/>
+          <w:iCs/>
+          <w:color w:val="000000"/>
+        </w:rPr>
+      </w:pPr>
+      <w:r>
+        <w:rPr>
+          <w:i/>
+          <w:iCs/>
+          <w:color w:val="000000"/>
+        </w:rPr>
+        <w:t>Périmètre précis ; planning, jalons, phases ; budget alloué ; contraintes techniques, environnement existant</w:t>
+      </w:r>
     </w:p>
     <w:p>
       <w:pPr>
@@ -3314,11 +3339,9 @@
       <w:r>
         <w:t xml:space="preserve">L’ESN </w:t>
       </w:r>
-      <w:proofErr w:type="spellStart"/>
-      <w:r>
-        <w:t>DataTime</w:t>
-      </w:r>
-      <w:proofErr w:type="spellEnd"/>
+      <w:r>
+        <w:t>Data Time</w:t>
+      </w:r>
       <w:r>
         <w:t>,</w:t>
       </w:r>
@@ -3331,35 +3354,53 @@
       <w:r>
         <w:t xml:space="preserve"> </w:t>
       </w:r>
-      <w:proofErr w:type="spellStart"/>
-      <w:r>
-        <w:t>visualization</w:t>
-      </w:r>
-      <w:proofErr w:type="spellEnd"/>
-      <w:r>
-        <w:t xml:space="preserve">. Elle regroupe une vingtaine de salariés et fait appel à des </w:t>
-      </w:r>
-      <w:proofErr w:type="spellStart"/>
-      <w:r>
-        <w:t>freealances</w:t>
-      </w:r>
-      <w:proofErr w:type="spellEnd"/>
-      <w:r>
-        <w:t xml:space="preserve"> (entre 5 et 10). Les collaborateurs (Data </w:t>
-      </w:r>
-      <w:proofErr w:type="spellStart"/>
-      <w:r>
-        <w:t>Engineers</w:t>
-      </w:r>
-      <w:proofErr w:type="spellEnd"/>
-      <w:r>
-        <w:t xml:space="preserve"> et freelances) ainsi que les recruteurs placeurs sont le cœur de cible de l’application.</w:t>
+      <w:r>
+        <w:t>visualisation</w:t>
+      </w:r>
+      <w:r>
+        <w:t>. Elle regroupe une vingtaine de salariés</w:t>
+      </w:r>
+      <w:r>
+        <w:t>, dont 8 DataEngineers, 4 recruteurs</w:t>
+      </w:r>
+      <w:r>
+        <w:t>-</w:t>
+      </w:r>
+      <w:r>
+        <w:t>placeurs, un directeur commercial, un directeur technique, du personnel administratif,</w:t>
+      </w:r>
+      <w:r>
+        <w:t xml:space="preserve"> et fait appel à des freelances (entre 5 et 10). Les collaborateurs (Data Engineers et freelances) ainsi que les recruteurs placeurs sont le</w:t>
+      </w:r>
+      <w:r>
+        <w:t>s principaux utilisateurs de l’application.</w:t>
+      </w:r>
+      <w:r>
+        <w:t xml:space="preserve"> Data Time travaille auprès d’une dizaine de clients et gère entre 10 et 15 activités simultanément.</w:t>
       </w:r>
     </w:p>
     <w:p>
       <w:pPr>
         <w:jc w:val="both"/>
-      </w:pPr>
+        <w:rPr>
+          <w:i/>
+          <w:iCs/>
+        </w:rPr>
+      </w:pPr>
+      <w:r>
+        <w:rPr>
+          <w:i/>
+          <w:iCs/>
+        </w:rPr>
+        <w:t>A ajouter :</w:t>
+      </w:r>
+      <w:r>
+        <w:rPr>
+          <w:i/>
+          <w:iCs/>
+        </w:rPr>
+        <w:t xml:space="preserve"> chiffres d’affaires </w:t>
+      </w:r>
     </w:p>
     <w:p>
       <w:pPr>
@@ -3385,11 +3426,9 @@
       <w:r>
         <w:t xml:space="preserve">impacte l’édition des factures. Jusqu’à présent, les données sont gérées via des tableaux </w:t>
       </w:r>
-      <w:proofErr w:type="spellStart"/>
-      <w:r>
-        <w:t>excel</w:t>
-      </w:r>
-      <w:proofErr w:type="spellEnd"/>
+      <w:r>
+        <w:t>Excel</w:t>
+      </w:r>
       <w:r>
         <w:t>.</w:t>
       </w:r>
@@ -3400,7 +3439,41 @@
     <w:p>
       <w:pPr>
         <w:jc w:val="both"/>
-      </w:pPr>
+        <w:rPr>
+          <w:i/>
+          <w:iCs/>
+        </w:rPr>
+      </w:pPr>
+      <w:r>
+        <w:rPr>
+          <w:i/>
+          <w:iCs/>
+        </w:rPr>
+        <w:t>A ajouter</w:t>
+      </w:r>
+      <w:r>
+        <w:rPr>
+          <w:i/>
+          <w:iCs/>
+        </w:rPr>
+        <w:t> : données chiffrées sur les erreurs, pertes de données ; combien de temps passé actuellement sur la gestion des données</w:t>
+      </w:r>
+    </w:p>
+    <w:p>
+      <w:pPr>
+        <w:jc w:val="both"/>
+        <w:rPr>
+          <w:i/>
+          <w:iCs/>
+        </w:rPr>
+      </w:pPr>
+      <w:r>
+        <w:rPr>
+          <w:i/>
+          <w:iCs/>
+        </w:rPr>
+        <w:t>Processus détaillé : qui fait quoi actuellement</w:t>
+      </w:r>
     </w:p>
     <w:p>
       <w:pPr>
@@ -3418,13 +3491,101 @@
     </w:p>
     <w:p>
       <w:r>
+        <w:t>Au travers de la demande du client, les objectifs principaux de ce projet sont :</w:t>
+      </w:r>
+    </w:p>
+    <w:p>
+      <w:pPr>
+        <w:pStyle w:val="Paragraphedeliste"/>
+        <w:numPr>
+          <w:ilvl w:val="0"/>
+          <w:numId w:val="7"/>
+        </w:numPr>
+      </w:pPr>
+      <w:r>
+        <w:t xml:space="preserve">Fonctionnels : traçabilité de l’effort de travail en temps réel par le collaborateur ; gestion des activités par les responsables ; chiffrage de </w:t>
+      </w:r>
+      <w:r>
+        <w:lastRenderedPageBreak/>
+        <w:t>l’effort de chaque collaborateur via le TJM ; exportation pour les facturations.</w:t>
+      </w:r>
+    </w:p>
+    <w:p>
+      <w:pPr>
+        <w:pStyle w:val="Paragraphedeliste"/>
+        <w:numPr>
+          <w:ilvl w:val="0"/>
+          <w:numId w:val="7"/>
+        </w:numPr>
+      </w:pPr>
+      <w:r>
+        <w:t>Organisationnels : temps de formation pour les futurs utilisateurs, accompagnement au changement.</w:t>
+      </w:r>
+    </w:p>
+    <w:p>
+      <w:pPr>
+        <w:ind w:left="360"/>
+      </w:pPr>
+      <w:r>
+        <w:t>Les livrables attendus :</w:t>
+      </w:r>
+    </w:p>
+    <w:p>
+      <w:pPr>
+        <w:pStyle w:val="Paragraphedeliste"/>
+        <w:numPr>
+          <w:ilvl w:val="0"/>
+          <w:numId w:val="7"/>
+        </w:numPr>
+      </w:pPr>
+      <w:r>
+        <w:t>Une application web responsive.</w:t>
+      </w:r>
+    </w:p>
+    <w:p>
+      <w:pPr>
+        <w:pStyle w:val="Paragraphedeliste"/>
+        <w:numPr>
+          <w:ilvl w:val="0"/>
+          <w:numId w:val="7"/>
+        </w:numPr>
+      </w:pPr>
+      <w:r>
+        <w:t>Une documentation technique utilisateur.</w:t>
+      </w:r>
+    </w:p>
+    <w:p>
+      <w:pPr>
+        <w:pStyle w:val="Paragraphedeliste"/>
+        <w:numPr>
+          <w:ilvl w:val="0"/>
+          <w:numId w:val="7"/>
+        </w:numPr>
+      </w:pPr>
+      <w:r>
+        <w:t>La formation des utilisateurs.</w:t>
+      </w:r>
+    </w:p>
+    <w:p>
+      <w:pPr>
+        <w:pStyle w:val="Paragraphedeliste"/>
+        <w:numPr>
+          <w:ilvl w:val="0"/>
+          <w:numId w:val="7"/>
+        </w:numPr>
+      </w:pPr>
+      <w:r>
+        <w:t>Support et maintenance.</w:t>
+      </w:r>
+    </w:p>
+    <w:p>
+      <w:r>
         <w:t>L’entreprise souhaite obtenir un outil web, utilisable sur différentes interfaces, afin de gérer les affectations des collaborateurs en régie. L’outil doit permettre une meilleure traçabilité, plus précise et plus rapide, sans perte de données, afin d’être utilisé par le service de facturation en second plan.</w:t>
       </w:r>
       <w:r>
         <w:t xml:space="preserve"> Dans un premier temps, l’outil développé sera proposé dans un cadre interne à l’entreprise.</w:t>
       </w:r>
     </w:p>
-    <w:p/>
     <w:p>
       <w:pPr>
         <w:pStyle w:val="Titre2"/>
@@ -3460,35 +3621,19 @@
         <w:rPr>
           <w:color w:val="000000"/>
         </w:rPr>
-        <w:t xml:space="preserve"> Pour répondre à l’appel d’offre de </w:t>
-      </w:r>
-      <w:proofErr w:type="spellStart"/>
-      <w:r>
-        <w:rPr>
-          <w:color w:val="000000"/>
-        </w:rPr>
-        <w:t>DataTime</w:t>
-      </w:r>
-      <w:proofErr w:type="spellEnd"/>
-      <w:r>
-        <w:rPr>
-          <w:color w:val="000000"/>
-        </w:rPr>
-        <w:t xml:space="preserve">, l’entreprise </w:t>
-      </w:r>
-      <w:proofErr w:type="spellStart"/>
-      <w:r>
-        <w:rPr>
-          <w:color w:val="000000"/>
-        </w:rPr>
-        <w:t>DEVil</w:t>
-      </w:r>
-      <w:proofErr w:type="spellEnd"/>
-      <w:r>
-        <w:rPr>
-          <w:color w:val="000000"/>
-        </w:rPr>
-        <w:t xml:space="preserve"> Product est composée aujourd’hui de :</w:t>
+        <w:t xml:space="preserve"> Pour répondre à l’appel d’offre de Data</w:t>
+      </w:r>
+      <w:r>
+        <w:rPr>
+          <w:color w:val="000000"/>
+        </w:rPr>
+        <w:t xml:space="preserve"> </w:t>
+      </w:r>
+      <w:r>
+        <w:rPr>
+          <w:color w:val="000000"/>
+        </w:rPr>
+        <w:t>Time, l’entreprise DEVil Prod est composée aujourd’hui de :</w:t>
       </w:r>
     </w:p>
     <w:p>
@@ -3505,7 +3650,6 @@
           <w:bCs/>
           <w:color w:val="000000"/>
         </w:rPr>
-        <w:lastRenderedPageBreak/>
         <w:t>Président Directeur Général (PDG)</w:t>
       </w:r>
       <w:r>
@@ -3535,53 +3679,64 @@
           <w:bCs/>
           <w:color w:val="000000"/>
         </w:rPr>
-        <w:t xml:space="preserve">Product </w:t>
-      </w:r>
-      <w:proofErr w:type="spellStart"/>
+        <w:t xml:space="preserve">Product Owner : </w:t>
+      </w:r>
+      <w:r>
+        <w:rPr>
+          <w:color w:val="000000"/>
+        </w:rPr>
+        <w:t>Laetitia HENIN, développeuse full stack</w:t>
+      </w:r>
+    </w:p>
+    <w:p>
+      <w:pPr>
+        <w:ind w:left="567"/>
+        <w:rPr>
+          <w:color w:val="000000"/>
+        </w:rPr>
+      </w:pPr>
       <w:r>
         <w:rPr>
           <w:b/>
           <w:bCs/>
           <w:color w:val="000000"/>
         </w:rPr>
-        <w:t>Owner</w:t>
-      </w:r>
-      <w:proofErr w:type="spellEnd"/>
+        <w:t xml:space="preserve">Scrum Master : </w:t>
+      </w:r>
+      <w:r>
+        <w:rPr>
+          <w:color w:val="000000"/>
+        </w:rPr>
+        <w:t>Xavier ESTANOVE, développeur full stack</w:t>
+      </w:r>
+    </w:p>
+    <w:p>
+      <w:pPr>
+        <w:ind w:left="567"/>
+        <w:jc w:val="both"/>
+        <w:rPr>
+          <w:color w:val="000000"/>
+        </w:rPr>
+      </w:pPr>
       <w:r>
         <w:rPr>
           <w:b/>
           <w:bCs/>
           <w:color w:val="000000"/>
         </w:rPr>
-        <w:t xml:space="preserve"> : </w:t>
-      </w:r>
-      <w:r>
-        <w:rPr>
-          <w:color w:val="000000"/>
-        </w:rPr>
-        <w:t>Laetitia HENIN, développeuse full stack</w:t>
-      </w:r>
-    </w:p>
-    <w:p>
-      <w:pPr>
-        <w:ind w:left="567"/>
-        <w:rPr>
-          <w:color w:val="000000"/>
-        </w:rPr>
-      </w:pPr>
-      <w:r>
-        <w:rPr>
-          <w:b/>
-          <w:bCs/>
-          <w:color w:val="000000"/>
-        </w:rPr>
-        <w:t xml:space="preserve">Scrum Master : </w:t>
-      </w:r>
-      <w:r>
-        <w:rPr>
-          <w:color w:val="000000"/>
-        </w:rPr>
-        <w:t>Xavier ESTANOVE, développeur full stack</w:t>
+        <w:t>Référent de l’Expérience Utilisateur (UX)</w:t>
+      </w:r>
+      <w:r>
+        <w:rPr>
+          <w:color w:val="000000"/>
+        </w:rPr>
+        <w:t xml:space="preserve"> :</w:t>
+      </w:r>
+      <w:r>
+        <w:rPr>
+          <w:color w:val="000000"/>
+        </w:rPr>
+        <w:t xml:space="preserve"> Mattéo CAUCAT, développeur full stack</w:t>
       </w:r>
     </w:p>
     <w:p>
@@ -3593,58 +3748,13 @@
         </w:rPr>
       </w:pPr>
       <w:r>
-        <w:rPr>
-          <w:b/>
-          <w:bCs/>
-          <w:color w:val="000000"/>
-        </w:rPr>
-        <w:t>Référent de l’Expérience Utilisateur (UX)</w:t>
-      </w:r>
-      <w:r>
-        <w:rPr>
-          <w:color w:val="000000"/>
-        </w:rPr>
-        <w:t xml:space="preserve"> :</w:t>
-      </w:r>
-      <w:r>
-        <w:rPr>
-          <w:color w:val="000000"/>
-        </w:rPr>
-        <w:t xml:space="preserve"> Mattéo CAUCAT, développeur full stack</w:t>
-      </w:r>
-    </w:p>
-    <w:p>
-      <w:pPr>
-        <w:ind w:left="567"/>
-        <w:jc w:val="both"/>
-        <w:rPr>
-          <w:color w:val="000000"/>
-        </w:rPr>
-      </w:pPr>
-      <w:r>
-        <w:t xml:space="preserve">Implantée à Montpellier depuis 5 ans, l’ESN </w:t>
-      </w:r>
-      <w:proofErr w:type="spellStart"/>
-      <w:r>
-        <w:t>DEVil</w:t>
-      </w:r>
-      <w:proofErr w:type="spellEnd"/>
-      <w:r>
-        <w:t xml:space="preserve"> Pro</w:t>
+        <w:t>Implantée à Montpellier depuis 5 ans, l’ESN DEVil Pro</w:t>
       </w:r>
       <w:r>
         <w:t>d</w:t>
       </w:r>
       <w:r>
-        <w:t xml:space="preserve"> a travaillé dans divers domaines, et a conçu des produits </w:t>
-      </w:r>
-      <w:proofErr w:type="spellStart"/>
-      <w:r>
-        <w:t>webs</w:t>
-      </w:r>
-      <w:proofErr w:type="spellEnd"/>
-      <w:r>
-        <w:t xml:space="preserve"> à destination du grand public et également pour des besoins spécifiques d’entreprise.</w:t>
+        <w:t xml:space="preserve"> a travaillé dans divers domaines, et a conçu des produits web à destination du grand public et également pour des besoins spécifiques d’entreprise.</w:t>
       </w:r>
       <w:r>
         <w:br w:type="page"/>
@@ -3691,7 +3801,31 @@
         <w:rPr>
           <w:color w:val="000000"/>
         </w:rPr>
-        <w:t>L'objectif principal de l'application est de permettre aux salariés d'enregistrer leurs interventions et aux responsables de les chiffrer de manière précise et efficace, facilitant ainsi le processus de facturation aux clients.</w:t>
+        <w:t>L'objectif principal de l'application est de permettre aux salariés d'enregistrer leurs interventions et aux responsables de les chiffrer de manière précise et efficace</w:t>
+      </w:r>
+      <w:r>
+        <w:rPr>
+          <w:color w:val="000000"/>
+        </w:rPr>
+        <w:t xml:space="preserve"> en déterminant</w:t>
+      </w:r>
+      <w:r>
+        <w:rPr>
+          <w:color w:val="000000"/>
+        </w:rPr>
+        <w:t xml:space="preserve"> et indiquant</w:t>
+      </w:r>
+      <w:r>
+        <w:rPr>
+          <w:color w:val="000000"/>
+        </w:rPr>
+        <w:t xml:space="preserve"> le TJM de chaque collaborateur</w:t>
+      </w:r>
+      <w:r>
+        <w:rPr>
+          <w:color w:val="000000"/>
+        </w:rPr>
+        <w:t>, facilitant ainsi le processus de facturation aux clients.</w:t>
       </w:r>
     </w:p>
     <w:p>
@@ -3922,6 +4056,178 @@
     </w:p>
     <w:p>
       <w:pPr>
+        <w:pBdr>
+          <w:top w:val="nil"/>
+          <w:left w:val="nil"/>
+          <w:bottom w:val="nil"/>
+          <w:right w:val="nil"/>
+          <w:between w:val="nil"/>
+        </w:pBdr>
+        <w:jc w:val="both"/>
+        <w:rPr>
+          <w:color w:val="000000"/>
+        </w:rPr>
+      </w:pPr>
+      <w:r>
+        <w:rPr>
+          <w:color w:val="000000"/>
+        </w:rPr>
+        <w:t>L’objectif principal de l’outil est de centraliser la traçabilité de l’activité des collaborateurs en régie pour sécuriser et automatiser le processus de chiffrage et facturation.</w:t>
+      </w:r>
+    </w:p>
+    <w:p>
+      <w:pPr>
+        <w:pBdr>
+          <w:top w:val="nil"/>
+          <w:left w:val="nil"/>
+          <w:bottom w:val="nil"/>
+          <w:right w:val="nil"/>
+          <w:between w:val="nil"/>
+        </w:pBdr>
+        <w:jc w:val="both"/>
+        <w:rPr>
+          <w:color w:val="000000"/>
+        </w:rPr>
+      </w:pPr>
+      <w:r>
+        <w:rPr>
+          <w:color w:val="000000"/>
+        </w:rPr>
+        <w:t>Pour cela, différents objectifs secondaires :</w:t>
+      </w:r>
+    </w:p>
+    <w:p>
+      <w:pPr>
+        <w:pStyle w:val="Paragraphedeliste"/>
+        <w:numPr>
+          <w:ilvl w:val="0"/>
+          <w:numId w:val="7"/>
+        </w:numPr>
+        <w:pBdr>
+          <w:top w:val="nil"/>
+          <w:left w:val="nil"/>
+          <w:bottom w:val="nil"/>
+          <w:right w:val="nil"/>
+          <w:between w:val="nil"/>
+        </w:pBdr>
+        <w:jc w:val="both"/>
+        <w:rPr>
+          <w:b/>
+          <w:bCs/>
+          <w:color w:val="000000"/>
+        </w:rPr>
+      </w:pPr>
+      <w:r>
+        <w:rPr>
+          <w:color w:val="000000"/>
+        </w:rPr>
+        <w:t>Permettre aux collaborateurs de saisir leur temps déjà passé par tâch</w:t>
+      </w:r>
+      <w:r>
+        <w:rPr>
+          <w:color w:val="000000"/>
+        </w:rPr>
+        <w:t>e (subdivision d’une activité), avec pour visée 100% des jours ouvrés enregistrés.</w:t>
+      </w:r>
+    </w:p>
+    <w:p>
+      <w:pPr>
+        <w:pStyle w:val="Paragraphedeliste"/>
+        <w:numPr>
+          <w:ilvl w:val="0"/>
+          <w:numId w:val="7"/>
+        </w:numPr>
+        <w:pBdr>
+          <w:top w:val="nil"/>
+          <w:left w:val="nil"/>
+          <w:bottom w:val="nil"/>
+          <w:right w:val="nil"/>
+          <w:between w:val="nil"/>
+        </w:pBdr>
+        <w:jc w:val="both"/>
+        <w:rPr>
+          <w:b/>
+          <w:bCs/>
+          <w:color w:val="000000"/>
+        </w:rPr>
+      </w:pPr>
+      <w:r>
+        <w:rPr>
+          <w:color w:val="000000"/>
+        </w:rPr>
+        <w:t>Permettre aux recruteurs-placeurs d’affecter les collaborateurs aux différentes activités et de définir</w:t>
+      </w:r>
+      <w:r>
+        <w:rPr>
+          <w:color w:val="000000"/>
+        </w:rPr>
+        <w:t>/préciser</w:t>
+      </w:r>
+      <w:r>
+        <w:rPr>
+          <w:color w:val="000000"/>
+        </w:rPr>
+        <w:t xml:space="preserve"> les TJM.</w:t>
+      </w:r>
+    </w:p>
+    <w:p>
+      <w:pPr>
+        <w:pStyle w:val="Paragraphedeliste"/>
+        <w:numPr>
+          <w:ilvl w:val="0"/>
+          <w:numId w:val="7"/>
+        </w:numPr>
+        <w:pBdr>
+          <w:top w:val="nil"/>
+          <w:left w:val="nil"/>
+          <w:bottom w:val="nil"/>
+          <w:right w:val="nil"/>
+          <w:between w:val="nil"/>
+        </w:pBdr>
+        <w:jc w:val="both"/>
+        <w:rPr>
+          <w:b/>
+          <w:bCs/>
+          <w:color w:val="000000"/>
+        </w:rPr>
+      </w:pPr>
+      <w:r>
+        <w:rPr>
+          <w:color w:val="000000"/>
+        </w:rPr>
+        <w:t>Offrir une vision en temps réel de la charge de travail et de la disponibilité des collaborateurs.</w:t>
+      </w:r>
+    </w:p>
+    <w:p>
+      <w:pPr>
+        <w:pStyle w:val="Paragraphedeliste"/>
+        <w:numPr>
+          <w:ilvl w:val="0"/>
+          <w:numId w:val="7"/>
+        </w:numPr>
+        <w:pBdr>
+          <w:top w:val="nil"/>
+          <w:left w:val="nil"/>
+          <w:bottom w:val="nil"/>
+          <w:right w:val="nil"/>
+          <w:between w:val="nil"/>
+        </w:pBdr>
+        <w:jc w:val="both"/>
+        <w:rPr>
+          <w:b/>
+          <w:bCs/>
+          <w:color w:val="000000"/>
+        </w:rPr>
+      </w:pPr>
+      <w:r>
+        <w:rPr>
+          <w:color w:val="000000"/>
+        </w:rPr>
+        <w:t>Permettre l’export des efforts pour chaque activité vers le processus de facturation.</w:t>
+      </w:r>
+    </w:p>
+    <w:p>
+      <w:pPr>
         <w:pStyle w:val="Titre2"/>
         <w:numPr>
           <w:ilvl w:val="1"/>
@@ -3960,7 +4266,35 @@
         <w:rPr>
           <w:color w:val="000000"/>
         </w:rPr>
-        <w:t>. Le référentiel en question est un ensemble de normes, de directives et de spécification qui définissent les paramètres et les limites du développement de l’application. Le respect de ces normes est essentiel pour assurer la qualité et la sécurité de l'application, ainsi que pour se conformer aux exigences du diplôme. En suivant les directives du référentiel, les meilleures pratiques recommandées par le programme d'études sont adoptées, renforçant ainsi la crédibilité et la fiabilité du travail.</w:t>
+        <w:t xml:space="preserve">. Le référentiel en question est un ensemble de normes, de directives et de spécification qui définissent les paramètres et les limites du développement de l’application. Le respect de ces normes est essentiel pour assurer la qualité et la sécurité de l'application, ainsi que pour se conformer aux exigences du diplôme. En suivant les directives du référentiel, les meilleures pratiques </w:t>
+      </w:r>
+      <w:r>
+        <w:rPr>
+          <w:color w:val="000000"/>
+        </w:rPr>
+        <w:lastRenderedPageBreak/>
+        <w:t>recommandées par le programme d'études sont adoptées, renforçant ainsi la crédibilité et la fiabilité du travail.</w:t>
+      </w:r>
+    </w:p>
+    <w:p>
+      <w:pPr>
+        <w:ind w:left="567"/>
+        <w:jc w:val="both"/>
+        <w:rPr>
+          <w:color w:val="000000"/>
+        </w:rPr>
+      </w:pPr>
+      <w:r>
+        <w:rPr>
+          <w:color w:val="000000"/>
+        </w:rPr>
+        <w:t>Des contraintes organisationnelles doivent être prises en compte afin qu’il n’y ait pas de rupture de service entre le passage Excel -&gt; Application</w:t>
+      </w:r>
+      <w:r>
+        <w:rPr>
+          <w:color w:val="000000"/>
+        </w:rPr>
+        <w:t xml:space="preserve"> du côté du client.</w:t>
       </w:r>
     </w:p>
     <w:p>
@@ -3983,27 +4317,16 @@
         <w:jc w:val="both"/>
       </w:pPr>
       <w:r>
-        <w:t>Cette application offre des avantages significatifs en permettant une meilleure gestion du temps et des projets. Elle facilite la collaboration entre les équipes, rendant les communications plus fluides et les projets plus gérables. En plus, elle offre des rapports détaillés qui aident à suivre l'avancement des travaux et à prendre des décisions éclairées.</w:t>
-      </w:r>
-      <w:r>
-        <w:t xml:space="preserve"> Elle permet un réajustement futur sur les prévisions </w:t>
-      </w:r>
-      <w:proofErr w:type="gramStart"/>
-      <w:r>
-        <w:t>en terme de</w:t>
-      </w:r>
-      <w:proofErr w:type="gramEnd"/>
-      <w:r>
-        <w:t xml:space="preserve"> temps</w:t>
-      </w:r>
-      <w:r>
-        <w:t xml:space="preserve">, </w:t>
-      </w:r>
-      <w:r>
-        <w:t>ressources personnelles</w:t>
-      </w:r>
-      <w:r>
-        <w:t>, ressources financières. Elle apporte une détection précise des points inefficaces et évite des pertes de temps et d’argent. Elle allègera la charge mentale des différents salariés sur la traçabilité des efforts de travail.</w:t>
+        <w:t xml:space="preserve">Cette application offre des avantages significatifs en permettant une meilleure gestion du temps et des projets. Elle facilite la collaboration entre les équipes, rendant les communications plus fluides et les projets plus gérables. </w:t>
+      </w:r>
+      <w:r>
+        <w:t>De</w:t>
+      </w:r>
+      <w:r>
+        <w:t xml:space="preserve"> plus, elle offre des rapports détaillés qui aident à suivre l'avancement des travaux et à prendre des décisions éclairées.</w:t>
+      </w:r>
+      <w:r>
+        <w:t xml:space="preserve"> </w:t>
       </w:r>
     </w:p>
     <w:p>
@@ -4012,10 +4335,71 @@
         <w:jc w:val="both"/>
       </w:pPr>
       <w:r>
+        <w:t xml:space="preserve">Elle augmente la fiabilité en éliminant les erreurs de saisie manuelle via Excel. </w:t>
+      </w:r>
+      <w:r>
+        <w:t xml:space="preserve">Elle permet un réajustement futur sur les prévisions </w:t>
+      </w:r>
+      <w:r>
+        <w:t>en termes de</w:t>
+      </w:r>
+      <w:r>
+        <w:t xml:space="preserve"> temps</w:t>
+      </w:r>
+      <w:r>
+        <w:t xml:space="preserve">, </w:t>
+      </w:r>
+      <w:r>
+        <w:t>ressources personnelles</w:t>
+      </w:r>
+      <w:r>
+        <w:t>, ressources financières. Elle apporte une détection précise des points inefficaces et évite des pertes de temps et d’argent. Elle allègera la charge mentale des différents salariés sur la traçabilité des efforts de travail.</w:t>
+      </w:r>
+    </w:p>
+    <w:p>
+      <w:pPr>
+        <w:ind w:left="567"/>
+        <w:jc w:val="both"/>
+      </w:pPr>
+      <w:r>
         <w:t>Elle évitera des pertes de données sur le temps effectué sur chaque tâche et sera source de confiance améliorée au moment de la facturation.</w:t>
       </w:r>
       <w:r>
         <w:t xml:space="preserve">  Elle sera force de soutien en cas de nécessité de justification des coûts.</w:t>
+      </w:r>
+    </w:p>
+    <w:p>
+      <w:pPr>
+        <w:ind w:left="567"/>
+        <w:jc w:val="both"/>
+        <w:rPr>
+          <w:i/>
+          <w:iCs/>
+        </w:rPr>
+      </w:pPr>
+      <w:r>
+        <w:rPr>
+          <w:i/>
+          <w:iCs/>
+        </w:rPr>
+        <w:t>La date de début du projet est fixée au :</w:t>
+      </w:r>
+    </w:p>
+    <w:p>
+      <w:pPr>
+        <w:ind w:left="567"/>
+        <w:jc w:val="both"/>
+        <w:rPr>
+          <w:i/>
+          <w:iCs/>
+        </w:rPr>
+      </w:pPr>
+      <w:r>
+        <w:rPr>
+          <w:i/>
+          <w:iCs/>
+        </w:rPr>
+        <w:t>La durée maximale de développement est de 2 mois. En prenant en compte les phases préparatoires au développement, ainsi que la phase de déploiement, la date de livraison est fixée au :</w:t>
       </w:r>
     </w:p>
     <w:p/>
@@ -4063,6 +4447,60 @@
         <w:ind w:left="567"/>
         <w:jc w:val="both"/>
         <w:rPr>
+          <w:color w:val="000000"/>
+        </w:rPr>
+      </w:pPr>
+      <w:r>
+        <w:rPr>
+          <w:color w:val="000000"/>
+        </w:rPr>
+        <w:t xml:space="preserve">L'enjeu majeur est de bien comprendre les besoins des utilisateurs finaux et </w:t>
+      </w:r>
+      <w:r>
+        <w:tab/>
+      </w:r>
+      <w:r>
+        <w:rPr>
+          <w:color w:val="000000"/>
+        </w:rPr>
+        <w:t>des responsables afin de concevoir une application qui réponde parfaitement à leurs attentes en termes de gestion du temps et des activités.</w:t>
+      </w:r>
+    </w:p>
+    <w:p>
+      <w:pPr>
+        <w:ind w:left="567"/>
+        <w:jc w:val="both"/>
+        <w:rPr>
+          <w:color w:val="000000"/>
+        </w:rPr>
+      </w:pPr>
+      <w:r>
+        <w:rPr>
+          <w:color w:val="000000"/>
+        </w:rPr>
+        <w:t>La sécurisation du chiffre d’affaires sera augmentée en évitant les pertes liées aux erreurs de facturation.</w:t>
+      </w:r>
+    </w:p>
+    <w:p>
+      <w:pPr>
+        <w:ind w:left="567"/>
+        <w:jc w:val="both"/>
+        <w:rPr>
+          <w:color w:val="000000"/>
+        </w:rPr>
+      </w:pPr>
+      <w:r>
+        <w:rPr>
+          <w:color w:val="000000"/>
+        </w:rPr>
+        <w:t>La crédibilité est renforcée face au client, ainsi que la capacité à répondre rapidement aux demandes de ce dernier.</w:t>
+      </w:r>
+    </w:p>
+    <w:p>
+      <w:pPr>
+        <w:ind w:left="567"/>
+        <w:jc w:val="both"/>
+        <w:rPr>
           <w:b/>
           <w:bCs/>
         </w:rPr>
@@ -4071,16 +4509,7 @@
         <w:rPr>
           <w:color w:val="000000"/>
         </w:rPr>
-        <w:t xml:space="preserve">L'enjeu majeur est de bien comprendre les besoins des utilisateurs finaux et </w:t>
-      </w:r>
-      <w:r>
-        <w:tab/>
-      </w:r>
-      <w:r>
-        <w:rPr>
-          <w:color w:val="000000"/>
-        </w:rPr>
-        <w:t>des responsables afin de concevoir une application qui réponde parfaitement à leurs attentes en termes de gestion du temps et des activités.</w:t>
+        <w:t>La solution proposée sera maintenable et évolutive dans le temps afin de répondre à de nouveaux besoins. Elle résoudra le problème de dépendance aux fichiers Excel dispersés.</w:t>
       </w:r>
     </w:p>
     <w:p>
@@ -4114,6 +4543,42 @@
     </w:p>
     <w:p>
       <w:pPr>
+        <w:ind w:left="567"/>
+        <w:jc w:val="both"/>
+        <w:rPr>
+          <w:color w:val="000000"/>
+        </w:rPr>
+      </w:pPr>
+      <w:r>
+        <w:rPr>
+          <w:color w:val="000000"/>
+        </w:rPr>
+        <w:t>La traçabilité constituera un historique opposable et auditable avec des calculs exacts des charges de travail pour la facturation et les devis futurs.</w:t>
+      </w:r>
+    </w:p>
+    <w:p>
+      <w:pPr>
+        <w:ind w:left="567"/>
+        <w:jc w:val="both"/>
+        <w:rPr>
+          <w:color w:val="000000"/>
+        </w:rPr>
+      </w:pPr>
+      <w:r>
+        <w:rPr>
+          <w:color w:val="000000"/>
+        </w:rPr>
+        <w:t>Afin de garantir une saisie optimale, l’accès doit être permanent. Celui-ci doit être sécurisé afin de protéger les données sensibles (</w:t>
+      </w:r>
+      <w:r>
+        <w:rPr>
+          <w:color w:val="000000"/>
+        </w:rPr>
+        <w:t>infos clients, infos collaborateurs, TJM…).</w:t>
+      </w:r>
+    </w:p>
+    <w:p>
+      <w:pPr>
         <w:pStyle w:val="Titre1"/>
         <w:numPr>
           <w:ilvl w:val="0"/>
@@ -4159,6 +4624,21 @@
           <w:color w:val="000000"/>
         </w:rPr>
         <w:t xml:space="preserve"> : </w:t>
+      </w:r>
+    </w:p>
+    <w:p>
+      <w:pPr>
+        <w:ind w:left="567"/>
+        <w:jc w:val="both"/>
+        <w:rPr>
+          <w:color w:val="000000"/>
+        </w:rPr>
+      </w:pPr>
+      <w:r>
+        <w:rPr>
+          <w:color w:val="000000"/>
+        </w:rPr>
+        <w:t>1 – Gestion des utilisateurs et authentification :</w:t>
       </w:r>
     </w:p>
     <w:p>
@@ -4173,31 +4653,11 @@
           <w:color w:val="000000"/>
         </w:rPr>
       </w:pPr>
-      <w:proofErr w:type="gramStart"/>
-      <w:r>
-        <w:rPr>
-          <w:color w:val="000000"/>
-        </w:rPr>
-        <w:t>les</w:t>
-      </w:r>
-      <w:proofErr w:type="gramEnd"/>
-      <w:r>
-        <w:rPr>
-          <w:color w:val="000000"/>
-        </w:rPr>
-        <w:t xml:space="preserve"> utilisateurs</w:t>
-      </w:r>
-      <w:r>
-        <w:rPr>
-          <w:color w:val="000000"/>
-        </w:rPr>
-        <w:t xml:space="preserve">, identifiés comme tels, doivent se </w:t>
-      </w:r>
-      <w:r>
-        <w:rPr>
-          <w:color w:val="000000"/>
-        </w:rPr>
-        <w:t>connecter en toute sécurité.</w:t>
+      <w:r>
+        <w:rPr>
+          <w:color w:val="000000"/>
+        </w:rPr>
+        <w:t>Connexion sécurisée</w:t>
       </w:r>
     </w:p>
     <w:p>
@@ -4208,80 +4668,45 @@
           <w:numId w:val="6"/>
         </w:numPr>
         <w:jc w:val="both"/>
-      </w:pPr>
-      <w:proofErr w:type="gramStart"/>
-      <w:r>
-        <w:rPr>
-          <w:color w:val="000000"/>
-        </w:rPr>
-        <w:t>les</w:t>
-      </w:r>
-      <w:proofErr w:type="gramEnd"/>
-      <w:r>
-        <w:rPr>
-          <w:color w:val="000000"/>
-        </w:rPr>
-        <w:t xml:space="preserve"> </w:t>
-      </w:r>
-      <w:r>
-        <w:rPr>
-          <w:color w:val="000000"/>
-        </w:rPr>
-        <w:t>collaborateurs</w:t>
-      </w:r>
-      <w:r>
-        <w:rPr>
-          <w:color w:val="000000"/>
-        </w:rPr>
-        <w:t xml:space="preserve"> peuvent </w:t>
-      </w:r>
-      <w:r>
-        <w:rPr>
-          <w:color w:val="000000"/>
-        </w:rPr>
-        <w:t>saisir et suivre leurs tâches,</w:t>
-      </w:r>
-      <w:r>
-        <w:rPr>
-          <w:color w:val="000000"/>
-        </w:rPr>
-        <w:t xml:space="preserve"> </w:t>
-      </w:r>
-      <w:r>
-        <w:rPr>
-          <w:color w:val="000000"/>
-        </w:rPr>
-        <w:t>y renseigner l’effort de travail fourni,</w:t>
-      </w:r>
-      <w:r>
-        <w:rPr>
-          <w:color w:val="000000"/>
-        </w:rPr>
-        <w:t xml:space="preserve"> afficher un planning réel.</w:t>
-      </w:r>
-      <w:r>
-        <w:rPr>
-          <w:color w:val="000000"/>
-        </w:rPr>
-        <w:t xml:space="preserve"> Ils ont accès aux détails des projets sur lesquels ils sont affectés.</w:t>
-      </w:r>
-      <w:r>
-        <w:rPr>
-          <w:color w:val="000000"/>
-        </w:rPr>
-        <w:t xml:space="preserve"> </w:t>
-      </w:r>
-      <w:r>
-        <w:rPr>
-          <w:color w:val="000000"/>
-        </w:rPr>
-        <w:t>Ils peuvent visualiser leur fiche personnelle d’informations et la modifier si besoin.</w:t>
-      </w:r>
-      <w:r>
-        <w:rPr>
-          <w:color w:val="000000"/>
-        </w:rPr>
-        <w:t xml:space="preserve"> Ils disposent d’un espace personnel avec leurs coordonnées.</w:t>
+        <w:rPr>
+          <w:color w:val="000000"/>
+        </w:rPr>
+      </w:pPr>
+      <w:r>
+        <w:rPr>
+          <w:color w:val="000000"/>
+        </w:rPr>
+        <w:t>Gestion des rôles</w:t>
+      </w:r>
+    </w:p>
+    <w:p>
+      <w:pPr>
+        <w:ind w:left="567"/>
+        <w:jc w:val="both"/>
+        <w:rPr>
+          <w:color w:val="000000"/>
+        </w:rPr>
+      </w:pPr>
+      <w:r>
+        <w:rPr>
+          <w:color w:val="000000"/>
+        </w:rPr>
+        <w:t>2 – Gestion clients/activités/tâches</w:t>
+      </w:r>
+    </w:p>
+    <w:p>
+      <w:pPr>
+        <w:ind w:left="567"/>
+        <w:jc w:val="both"/>
+        <w:rPr>
+          <w:color w:val="000000"/>
+        </w:rPr>
+      </w:pPr>
+      <w:r>
+        <w:rPr>
+          <w:color w:val="000000"/>
+        </w:rPr>
+        <w:t>Les clients :</w:t>
       </w:r>
     </w:p>
     <w:p>
@@ -4292,56 +4717,15 @@
           <w:numId w:val="6"/>
         </w:numPr>
         <w:jc w:val="both"/>
-      </w:pPr>
-      <w:proofErr w:type="gramStart"/>
-      <w:r>
-        <w:rPr>
-          <w:color w:val="000000"/>
-        </w:rPr>
-        <w:t>les</w:t>
-      </w:r>
-      <w:proofErr w:type="gramEnd"/>
-      <w:r>
-        <w:rPr>
-          <w:color w:val="000000"/>
-        </w:rPr>
-        <w:t xml:space="preserve"> responsables </w:t>
-      </w:r>
-      <w:r>
-        <w:rPr>
-          <w:color w:val="000000"/>
-        </w:rPr>
-        <w:t xml:space="preserve">peuvent </w:t>
-      </w:r>
-      <w:r>
-        <w:rPr>
-          <w:color w:val="000000"/>
-        </w:rPr>
-        <w:t>superviser, recenser</w:t>
-      </w:r>
-      <w:r>
-        <w:rPr>
-          <w:color w:val="000000"/>
-        </w:rPr>
-        <w:t>, enregistrer</w:t>
-      </w:r>
-      <w:r>
-        <w:rPr>
-          <w:color w:val="000000"/>
-        </w:rPr>
-        <w:t xml:space="preserve"> les clients et organiser les projets et les activités</w:t>
-      </w:r>
-      <w:r>
-        <w:rPr>
-          <w:color w:val="000000"/>
-        </w:rPr>
-        <w:t xml:space="preserve">. </w:t>
-      </w:r>
-      <w:r>
-        <w:rPr>
-          <w:color w:val="000000"/>
-        </w:rPr>
-        <w:t>Ils ont accès à un visuel des diverses activités.</w:t>
+        <w:rPr>
+          <w:color w:val="000000"/>
+        </w:rPr>
+      </w:pPr>
+      <w:r>
+        <w:rPr>
+          <w:color w:val="000000"/>
+        </w:rPr>
+        <w:t>Création/modification/archivage</w:t>
       </w:r>
     </w:p>
     <w:p>
@@ -4352,72 +4736,15 @@
           <w:numId w:val="6"/>
         </w:numPr>
         <w:jc w:val="both"/>
-      </w:pPr>
-      <w:proofErr w:type="gramStart"/>
-      <w:r>
-        <w:rPr>
-          <w:color w:val="000000"/>
-        </w:rPr>
-        <w:t>l</w:t>
-      </w:r>
-      <w:r>
-        <w:rPr>
-          <w:color w:val="000000"/>
-        </w:rPr>
-        <w:t>es</w:t>
-      </w:r>
-      <w:proofErr w:type="gramEnd"/>
-      <w:r>
-        <w:rPr>
-          <w:color w:val="000000"/>
-        </w:rPr>
-        <w:t xml:space="preserve"> recruteurs placeurs </w:t>
-      </w:r>
-      <w:r>
-        <w:rPr>
-          <w:color w:val="000000"/>
-        </w:rPr>
-        <w:t xml:space="preserve">peuvent avoir </w:t>
-      </w:r>
-      <w:r>
-        <w:rPr>
-          <w:color w:val="000000"/>
-        </w:rPr>
-        <w:t xml:space="preserve">accès aux fiches informations des différents collaborateurs afin de choisir le ou lesquels affectés aux différentes activités. </w:t>
-      </w:r>
-      <w:r>
-        <w:rPr>
-          <w:color w:val="000000"/>
-        </w:rPr>
-        <w:t>Ils peuvent établir des plannings prévisionnels. Ils peuvent indiquer selon l’activité, le TJM individuel des collaborateurs.</w:t>
-      </w:r>
-    </w:p>
-    <w:p>
-      <w:pPr>
-        <w:pStyle w:val="Titre1"/>
-        <w:numPr>
-          <w:ilvl w:val="0"/>
-          <w:numId w:val="4"/>
-        </w:numPr>
-      </w:pPr>
-      <w:bookmarkStart w:id="15" w:name="_heading=h.1sksncvold4g" w:colFirst="0" w:colLast="0"/>
-      <w:bookmarkEnd w:id="15"/>
-      <w:r>
-        <w:t>Gestion du projet</w:t>
-      </w:r>
-    </w:p>
-    <w:p>
-      <w:pPr>
-        <w:pStyle w:val="Titre2"/>
-        <w:numPr>
-          <w:ilvl w:val="1"/>
-          <w:numId w:val="4"/>
-        </w:numPr>
-      </w:pPr>
-      <w:bookmarkStart w:id="16" w:name="_heading=h.8ydogrwn6t3d" w:colFirst="0" w:colLast="0"/>
-      <w:bookmarkEnd w:id="16"/>
-      <w:r>
-        <w:t>Parties prenantes.</w:t>
+        <w:rPr>
+          <w:color w:val="000000"/>
+        </w:rPr>
+      </w:pPr>
+      <w:r>
+        <w:rPr>
+          <w:color w:val="000000"/>
+        </w:rPr>
+        <w:t>Informations</w:t>
       </w:r>
     </w:p>
     <w:p>
@@ -4436,27 +4763,22 @@
         <w:rPr>
           <w:color w:val="000000"/>
         </w:rPr>
-        <w:t xml:space="preserve">Virgile Martin, en sa qualité de directeur général et directeur commercial de l’entreprise </w:t>
-      </w:r>
-      <w:proofErr w:type="spellStart"/>
-      <w:r>
-        <w:rPr>
-          <w:color w:val="000000"/>
-        </w:rPr>
-        <w:t>DataTime</w:t>
-      </w:r>
-      <w:proofErr w:type="spellEnd"/>
-      <w:r>
-        <w:rPr>
-          <w:color w:val="000000"/>
-        </w:rPr>
-        <w:t xml:space="preserve">, </w:t>
-      </w:r>
-      <w:r>
-        <w:rPr>
-          <w:color w:val="000000"/>
-        </w:rPr>
-        <w:t>référent du projet côté client</w:t>
+        <w:t>Qui peut les créer ?</w:t>
+      </w:r>
+    </w:p>
+    <w:p>
+      <w:pPr>
+        <w:ind w:left="567"/>
+        <w:jc w:val="both"/>
+        <w:rPr>
+          <w:color w:val="000000"/>
+        </w:rPr>
+      </w:pPr>
+      <w:r>
+        <w:rPr>
+          <w:color w:val="000000"/>
+        </w:rPr>
+        <w:t xml:space="preserve">Les activités : </w:t>
       </w:r>
     </w:p>
     <w:p>
@@ -4468,30 +4790,15 @@
         </w:numPr>
         <w:jc w:val="both"/>
         <w:rPr>
-          <w:b/>
-          <w:bCs/>
-          <w:color w:val="000000"/>
-        </w:rPr>
-      </w:pPr>
-      <w:r>
-        <w:rPr>
-          <w:color w:val="000000"/>
-        </w:rPr>
-        <w:t xml:space="preserve">L’équipe projet de </w:t>
-      </w:r>
-      <w:proofErr w:type="spellStart"/>
-      <w:r>
-        <w:rPr>
-          <w:color w:val="000000"/>
-        </w:rPr>
-        <w:t>DEVil</w:t>
-      </w:r>
-      <w:proofErr w:type="spellEnd"/>
-      <w:r>
-        <w:rPr>
-          <w:color w:val="000000"/>
-        </w:rPr>
-        <w:t xml:space="preserve"> Product</w:t>
+          <w:color w:val="000000"/>
+        </w:rPr>
+      </w:pPr>
+      <w:r>
+        <w:rPr>
+          <w:color w:val="000000"/>
+        </w:rPr>
+        <w:lastRenderedPageBreak/>
+        <w:t>Création, liée à un client</w:t>
       </w:r>
     </w:p>
     <w:p>
@@ -4503,33 +4810,14 @@
         </w:numPr>
         <w:jc w:val="both"/>
         <w:rPr>
-          <w:b/>
-          <w:bCs/>
-          <w:color w:val="000000"/>
-        </w:rPr>
-      </w:pPr>
-      <w:r>
-        <w:rPr>
-          <w:color w:val="000000"/>
-        </w:rPr>
-        <w:t>Les utilisateurs de l’application</w:t>
-      </w:r>
-    </w:p>
-    <w:p>
-      <w:pPr>
-        <w:pStyle w:val="Titre2"/>
-        <w:numPr>
-          <w:ilvl w:val="1"/>
-          <w:numId w:val="4"/>
-        </w:numPr>
-        <w:rPr>
-          <w:rFonts w:ascii="Aptos" w:eastAsia="Aptos" w:hAnsi="Aptos" w:cs="Aptos"/>
-        </w:rPr>
-      </w:pPr>
-      <w:bookmarkStart w:id="17" w:name="_heading=h.yj2ljdwg825i" w:colFirst="0" w:colLast="0"/>
-      <w:bookmarkEnd w:id="17"/>
-      <w:r>
-        <w:t>Utilisateur de référence.</w:t>
+          <w:color w:val="000000"/>
+        </w:rPr>
+      </w:pPr>
+      <w:r>
+        <w:rPr>
+          <w:color w:val="000000"/>
+        </w:rPr>
+        <w:t>Informations, type de prestation</w:t>
       </w:r>
     </w:p>
     <w:p>
@@ -4541,41 +4829,38 @@
         </w:numPr>
         <w:jc w:val="both"/>
         <w:rPr>
-          <w:b/>
-          <w:bCs/>
-        </w:rPr>
-      </w:pPr>
-      <w:r>
-        <w:rPr>
-          <w:color w:val="000000"/>
-        </w:rPr>
-        <w:t xml:space="preserve">Les salariés de l’entreprise </w:t>
-      </w:r>
-      <w:proofErr w:type="spellStart"/>
-      <w:r>
-        <w:rPr>
-          <w:color w:val="000000"/>
-        </w:rPr>
-        <w:t>DataTime</w:t>
-      </w:r>
-      <w:proofErr w:type="spellEnd"/>
-      <w:r>
-        <w:rPr>
-          <w:color w:val="000000"/>
-        </w:rPr>
-        <w:t>.</w:t>
-      </w:r>
-      <w:r>
-        <w:rPr>
-          <w:color w:val="000000"/>
-        </w:rPr>
-        <w:t xml:space="preserve"> D’une part les collaborateurs, salariés ou freelances</w:t>
-      </w:r>
-      <w:r>
-        <w:rPr>
-          <w:color w:val="000000"/>
-        </w:rPr>
-        <w:t xml:space="preserve">, qui seront affectés aux projets et pourront enregistrer leur temps effectué sur chaque tâche. </w:t>
+          <w:color w:val="000000"/>
+        </w:rPr>
+      </w:pPr>
+      <w:r>
+        <w:rPr>
+          <w:color w:val="000000"/>
+        </w:rPr>
+        <w:t>Affectation d</w:t>
+      </w:r>
+      <w:r>
+        <w:rPr>
+          <w:color w:val="000000"/>
+        </w:rPr>
+        <w:t>’un ou plusieurs</w:t>
+      </w:r>
+      <w:r>
+        <w:rPr>
+          <w:color w:val="000000"/>
+        </w:rPr>
+        <w:t xml:space="preserve"> collaborateur</w:t>
+      </w:r>
+      <w:r>
+        <w:rPr>
+          <w:color w:val="000000"/>
+        </w:rPr>
+        <w:t>s</w:t>
+      </w:r>
+      <w:r>
+        <w:rPr>
+          <w:color w:val="000000"/>
+        </w:rPr>
+        <w:t xml:space="preserve"> avec TJM individuel</w:t>
       </w:r>
     </w:p>
     <w:p>
@@ -4587,16 +4872,14 @@
         </w:numPr>
         <w:jc w:val="both"/>
         <w:rPr>
-          <w:b/>
-          <w:bCs/>
-        </w:rPr>
-      </w:pPr>
-      <w:r>
-        <w:rPr>
-          <w:color w:val="000000"/>
-        </w:rPr>
-        <w:lastRenderedPageBreak/>
-        <w:t xml:space="preserve">Les recruteurs placeurs pourront enregistrer les projets, y affecter les collaborateurs. </w:t>
+          <w:color w:val="000000"/>
+        </w:rPr>
+      </w:pPr>
+      <w:r>
+        <w:rPr>
+          <w:color w:val="000000"/>
+        </w:rPr>
+        <w:t>Statuts</w:t>
       </w:r>
     </w:p>
     <w:p>
@@ -4608,15 +4891,29 @@
         </w:numPr>
         <w:jc w:val="both"/>
         <w:rPr>
-          <w:b/>
-          <w:bCs/>
-        </w:rPr>
-      </w:pPr>
-      <w:r>
-        <w:rPr>
-          <w:color w:val="000000"/>
-        </w:rPr>
-        <w:t xml:space="preserve">Les responsables pourront enregistrer les clients, les projets. </w:t>
+          <w:color w:val="000000"/>
+        </w:rPr>
+      </w:pPr>
+      <w:r>
+        <w:rPr>
+          <w:color w:val="000000"/>
+        </w:rPr>
+        <w:t>Qui peut les créer ?</w:t>
+      </w:r>
+    </w:p>
+    <w:p>
+      <w:pPr>
+        <w:ind w:left="567"/>
+        <w:jc w:val="both"/>
+        <w:rPr>
+          <w:color w:val="000000"/>
+        </w:rPr>
+      </w:pPr>
+      <w:r>
+        <w:rPr>
+          <w:color w:val="000000"/>
+        </w:rPr>
+        <w:t>Les tâches, en prévisionnel</w:t>
       </w:r>
     </w:p>
     <w:p>
@@ -4628,15 +4925,300 @@
         </w:numPr>
         <w:jc w:val="both"/>
         <w:rPr>
-          <w:b/>
-          <w:bCs/>
-        </w:rPr>
-      </w:pPr>
-      <w:r>
-        <w:rPr>
-          <w:color w:val="000000"/>
-        </w:rPr>
-        <w:t>Le service administratif aura accès aux rapports d’effort fourni afin de les utiliser pour la facturation.</w:t>
+          <w:color w:val="000000"/>
+        </w:rPr>
+      </w:pPr>
+      <w:r>
+        <w:rPr>
+          <w:color w:val="000000"/>
+        </w:rPr>
+        <w:t>Création au sein d’un projet</w:t>
+      </w:r>
+      <w:r>
+        <w:rPr>
+          <w:color w:val="000000"/>
+        </w:rPr>
+        <w:t>, avec planning prévisionnel</w:t>
+      </w:r>
+    </w:p>
+    <w:p>
+      <w:pPr>
+        <w:pStyle w:val="Paragraphedeliste"/>
+        <w:numPr>
+          <w:ilvl w:val="0"/>
+          <w:numId w:val="6"/>
+        </w:numPr>
+        <w:jc w:val="both"/>
+        <w:rPr>
+          <w:color w:val="000000"/>
+        </w:rPr>
+      </w:pPr>
+      <w:r>
+        <w:rPr>
+          <w:color w:val="000000"/>
+        </w:rPr>
+        <w:t>I</w:t>
+      </w:r>
+      <w:r>
+        <w:rPr>
+          <w:color w:val="000000"/>
+        </w:rPr>
+        <w:t>nformations</w:t>
+      </w:r>
+    </w:p>
+    <w:p>
+      <w:pPr>
+        <w:pStyle w:val="Paragraphedeliste"/>
+        <w:numPr>
+          <w:ilvl w:val="0"/>
+          <w:numId w:val="6"/>
+        </w:numPr>
+        <w:jc w:val="both"/>
+        <w:rPr>
+          <w:color w:val="000000"/>
+        </w:rPr>
+      </w:pPr>
+      <w:r>
+        <w:rPr>
+          <w:color w:val="000000"/>
+        </w:rPr>
+        <w:t>Affectation d’un collaborateur</w:t>
+      </w:r>
+    </w:p>
+    <w:p>
+      <w:pPr>
+        <w:pStyle w:val="Paragraphedeliste"/>
+        <w:numPr>
+          <w:ilvl w:val="0"/>
+          <w:numId w:val="6"/>
+        </w:numPr>
+        <w:jc w:val="both"/>
+        <w:rPr>
+          <w:color w:val="000000"/>
+        </w:rPr>
+      </w:pPr>
+      <w:r>
+        <w:rPr>
+          <w:color w:val="000000"/>
+        </w:rPr>
+        <w:t>Statuts</w:t>
+      </w:r>
+    </w:p>
+    <w:p>
+      <w:pPr>
+        <w:ind w:left="567"/>
+        <w:jc w:val="both"/>
+        <w:rPr>
+          <w:color w:val="000000"/>
+        </w:rPr>
+      </w:pPr>
+      <w:r>
+        <w:rPr>
+          <w:color w:val="000000"/>
+        </w:rPr>
+        <w:t>3 – Saisie du temps par le collaborateur</w:t>
+      </w:r>
+    </w:p>
+    <w:p>
+      <w:pPr>
+        <w:pStyle w:val="Paragraphedeliste"/>
+        <w:numPr>
+          <w:ilvl w:val="0"/>
+          <w:numId w:val="6"/>
+        </w:numPr>
+        <w:jc w:val="both"/>
+        <w:rPr>
+          <w:color w:val="000000"/>
+        </w:rPr>
+      </w:pPr>
+      <w:r>
+        <w:rPr>
+          <w:color w:val="000000"/>
+        </w:rPr>
+        <w:t>Saisie a posteriori quand le temps a déjà été fait</w:t>
+      </w:r>
+    </w:p>
+    <w:p>
+      <w:pPr>
+        <w:pStyle w:val="Paragraphedeliste"/>
+        <w:numPr>
+          <w:ilvl w:val="0"/>
+          <w:numId w:val="6"/>
+        </w:numPr>
+        <w:jc w:val="both"/>
+        <w:rPr>
+          <w:color w:val="000000"/>
+        </w:rPr>
+      </w:pPr>
+      <w:r>
+        <w:rPr>
+          <w:color w:val="000000"/>
+        </w:rPr>
+        <w:t>Unité de temps : a minima 0,5 jour/homme</w:t>
+      </w:r>
+    </w:p>
+    <w:p>
+      <w:pPr>
+        <w:pStyle w:val="Paragraphedeliste"/>
+        <w:numPr>
+          <w:ilvl w:val="0"/>
+          <w:numId w:val="6"/>
+        </w:numPr>
+        <w:jc w:val="both"/>
+        <w:rPr>
+          <w:color w:val="000000"/>
+        </w:rPr>
+      </w:pPr>
+      <w:r>
+        <w:rPr>
+          <w:color w:val="000000"/>
+        </w:rPr>
+        <w:t>Commentaires de la tâche</w:t>
+      </w:r>
+    </w:p>
+    <w:p>
+      <w:pPr>
+        <w:pStyle w:val="Paragraphedeliste"/>
+        <w:numPr>
+          <w:ilvl w:val="0"/>
+          <w:numId w:val="6"/>
+        </w:numPr>
+        <w:jc w:val="both"/>
+        <w:rPr>
+          <w:color w:val="000000"/>
+        </w:rPr>
+      </w:pPr>
+      <w:r>
+        <w:rPr>
+          <w:color w:val="000000"/>
+        </w:rPr>
+        <w:t>Possibilité d’enregistrer une absence</w:t>
+      </w:r>
+    </w:p>
+    <w:p>
+      <w:pPr>
+        <w:ind w:left="567"/>
+        <w:jc w:val="both"/>
+        <w:rPr>
+          <w:color w:val="000000"/>
+        </w:rPr>
+      </w:pPr>
+      <w:r>
+        <w:rPr>
+          <w:color w:val="000000"/>
+        </w:rPr>
+        <w:t>4 - Reporting et supervision</w:t>
+      </w:r>
+    </w:p>
+    <w:p>
+      <w:pPr>
+        <w:pStyle w:val="Paragraphedeliste"/>
+        <w:numPr>
+          <w:ilvl w:val="0"/>
+          <w:numId w:val="6"/>
+        </w:numPr>
+        <w:jc w:val="both"/>
+        <w:rPr>
+          <w:color w:val="000000"/>
+        </w:rPr>
+      </w:pPr>
+      <w:r>
+        <w:rPr>
+          <w:color w:val="000000"/>
+        </w:rPr>
+        <w:t>Par projet : total jour/homme par collaborateur, associé à son TJM</w:t>
+      </w:r>
+    </w:p>
+    <w:p>
+      <w:pPr>
+        <w:pStyle w:val="Paragraphedeliste"/>
+        <w:numPr>
+          <w:ilvl w:val="0"/>
+          <w:numId w:val="6"/>
+        </w:numPr>
+        <w:jc w:val="both"/>
+        <w:rPr>
+          <w:color w:val="000000"/>
+        </w:rPr>
+      </w:pPr>
+      <w:r>
+        <w:rPr>
+          <w:color w:val="000000"/>
+        </w:rPr>
+        <w:t>Statut facturé/à facturer</w:t>
+      </w:r>
+    </w:p>
+    <w:p>
+      <w:pPr>
+        <w:ind w:left="567"/>
+        <w:jc w:val="both"/>
+        <w:rPr>
+          <w:color w:val="000000"/>
+        </w:rPr>
+      </w:pPr>
+      <w:r>
+        <w:rPr>
+          <w:color w:val="000000"/>
+        </w:rPr>
+        <w:t>5 - Recherche</w:t>
+      </w:r>
+    </w:p>
+    <w:p>
+      <w:pPr>
+        <w:pStyle w:val="Paragraphedeliste"/>
+        <w:numPr>
+          <w:ilvl w:val="0"/>
+          <w:numId w:val="6"/>
+        </w:numPr>
+        <w:jc w:val="both"/>
+        <w:rPr>
+          <w:color w:val="000000"/>
+        </w:rPr>
+      </w:pPr>
+      <w:r>
+        <w:rPr>
+          <w:color w:val="000000"/>
+        </w:rPr>
+        <w:t>Globale : projets, tâches, collaborateurs, clients</w:t>
+      </w:r>
+    </w:p>
+    <w:p>
+      <w:pPr>
+        <w:pStyle w:val="Paragraphedeliste"/>
+        <w:numPr>
+          <w:ilvl w:val="0"/>
+          <w:numId w:val="6"/>
+        </w:numPr>
+        <w:jc w:val="both"/>
+        <w:rPr>
+          <w:color w:val="000000"/>
+        </w:rPr>
+      </w:pPr>
+      <w:r>
+        <w:rPr>
+          <w:color w:val="000000"/>
+        </w:rPr>
+        <w:t xml:space="preserve">Filtres : statut, date, recruteur-placeur, </w:t>
+      </w:r>
+      <w:r>
+        <w:rPr>
+          <w:color w:val="000000"/>
+        </w:rPr>
+        <w:t>client...</w:t>
+      </w:r>
+    </w:p>
+    <w:p>
+      <w:pPr>
+        <w:pStyle w:val="Titre1"/>
+        <w:numPr>
+          <w:ilvl w:val="0"/>
+          <w:numId w:val="4"/>
+        </w:numPr>
+      </w:pPr>
+      <w:bookmarkStart w:id="15" w:name="_heading=h.1sksncvold4g" w:colFirst="0" w:colLast="0"/>
+      <w:bookmarkEnd w:id="15"/>
+      <w:r>
+        <w:t>Gestion du projet</w:t>
       </w:r>
     </w:p>
     <w:p>
@@ -4646,6 +5228,343 @@
           <w:ilvl w:val="1"/>
           <w:numId w:val="4"/>
         </w:numPr>
+      </w:pPr>
+      <w:bookmarkStart w:id="16" w:name="_heading=h.8ydogrwn6t3d" w:colFirst="0" w:colLast="0"/>
+      <w:bookmarkEnd w:id="16"/>
+      <w:r>
+        <w:t>Parties prenantes.</w:t>
+      </w:r>
+    </w:p>
+    <w:p>
+      <w:pPr>
+        <w:pStyle w:val="Paragraphedeliste"/>
+        <w:numPr>
+          <w:ilvl w:val="0"/>
+          <w:numId w:val="6"/>
+        </w:numPr>
+        <w:jc w:val="both"/>
+        <w:rPr>
+          <w:color w:val="000000"/>
+        </w:rPr>
+      </w:pPr>
+      <w:r>
+        <w:rPr>
+          <w:color w:val="000000"/>
+        </w:rPr>
+        <w:t xml:space="preserve">Maitrise d’ouvrage (MOA) : </w:t>
+      </w:r>
+      <w:r>
+        <w:rPr>
+          <w:color w:val="000000"/>
+        </w:rPr>
+        <w:t>Virgile Martin, en sa qualité de directeur général et directeur commercial de l’entreprise Data</w:t>
+      </w:r>
+      <w:r>
+        <w:rPr>
+          <w:color w:val="000000"/>
+        </w:rPr>
+        <w:t xml:space="preserve"> </w:t>
+      </w:r>
+      <w:r>
+        <w:rPr>
+          <w:color w:val="000000"/>
+        </w:rPr>
+        <w:t>Time</w:t>
+      </w:r>
+      <w:r>
+        <w:rPr>
+          <w:color w:val="000000"/>
+        </w:rPr>
+        <w:t> : présentation des besoins des utilisateurs, validation des livrables, prises des décisions stratégiques</w:t>
+      </w:r>
+    </w:p>
+    <w:p>
+      <w:pPr>
+        <w:pStyle w:val="Paragraphedeliste"/>
+        <w:numPr>
+          <w:ilvl w:val="0"/>
+          <w:numId w:val="6"/>
+        </w:numPr>
+        <w:jc w:val="both"/>
+        <w:rPr>
+          <w:b/>
+          <w:bCs/>
+          <w:color w:val="000000"/>
+        </w:rPr>
+      </w:pPr>
+      <w:r>
+        <w:rPr>
+          <w:color w:val="000000"/>
+        </w:rPr>
+        <w:t>Maitrise d’œuvre : l</w:t>
+      </w:r>
+      <w:r>
+        <w:rPr>
+          <w:color w:val="000000"/>
+        </w:rPr>
+        <w:t>’équipe projet de DEVil Prod</w:t>
+      </w:r>
+    </w:p>
+    <w:p>
+      <w:pPr>
+        <w:pStyle w:val="Paragraphedeliste"/>
+        <w:numPr>
+          <w:ilvl w:val="0"/>
+          <w:numId w:val="6"/>
+        </w:numPr>
+        <w:jc w:val="both"/>
+        <w:rPr>
+          <w:b/>
+          <w:bCs/>
+          <w:color w:val="000000"/>
+        </w:rPr>
+      </w:pPr>
+      <w:r>
+        <w:rPr>
+          <w:color w:val="000000"/>
+        </w:rPr>
+        <w:t>Les utilisateurs de l’application</w:t>
+      </w:r>
+      <w:r>
+        <w:rPr>
+          <w:color w:val="000000"/>
+        </w:rPr>
+        <w:t> :</w:t>
+      </w:r>
+    </w:p>
+    <w:p>
+      <w:pPr>
+        <w:pStyle w:val="Paragraphedeliste"/>
+        <w:ind w:left="1440"/>
+        <w:jc w:val="both"/>
+        <w:rPr>
+          <w:color w:val="000000"/>
+        </w:rPr>
+      </w:pPr>
+      <w:r>
+        <w:rPr>
+          <w:color w:val="000000"/>
+        </w:rPr>
+        <w:t>Les collaborateurs : saisie du temps par tâche</w:t>
+      </w:r>
+    </w:p>
+    <w:p>
+      <w:pPr>
+        <w:pStyle w:val="Paragraphedeliste"/>
+        <w:ind w:left="1440"/>
+        <w:jc w:val="both"/>
+        <w:rPr>
+          <w:color w:val="000000"/>
+        </w:rPr>
+      </w:pPr>
+      <w:r>
+        <w:rPr>
+          <w:color w:val="000000"/>
+        </w:rPr>
+        <w:t>Les recruteurs-placeurs : affectation, planification</w:t>
+      </w:r>
+    </w:p>
+    <w:p>
+      <w:pPr>
+        <w:pStyle w:val="Paragraphedeliste"/>
+        <w:ind w:left="1440"/>
+        <w:jc w:val="both"/>
+        <w:rPr>
+          <w:color w:val="000000"/>
+        </w:rPr>
+      </w:pPr>
+      <w:r>
+        <w:rPr>
+          <w:color w:val="000000"/>
+        </w:rPr>
+        <w:t>Les directeurs technique et commercial : supervision</w:t>
+      </w:r>
+    </w:p>
+    <w:p>
+      <w:pPr>
+        <w:pStyle w:val="Paragraphedeliste"/>
+        <w:ind w:left="1440"/>
+        <w:jc w:val="both"/>
+        <w:rPr>
+          <w:b/>
+          <w:bCs/>
+          <w:color w:val="000000"/>
+        </w:rPr>
+      </w:pPr>
+      <w:r>
+        <w:rPr>
+          <w:color w:val="000000"/>
+        </w:rPr>
+        <w:t>Le service administratif : exploitation des données pour la facturation</w:t>
+      </w:r>
+    </w:p>
+    <w:p>
+      <w:pPr>
+        <w:pStyle w:val="Titre2"/>
+        <w:numPr>
+          <w:ilvl w:val="1"/>
+          <w:numId w:val="4"/>
+        </w:numPr>
+        <w:rPr>
+          <w:rFonts w:ascii="Aptos" w:eastAsia="Aptos" w:hAnsi="Aptos" w:cs="Aptos"/>
+        </w:rPr>
+      </w:pPr>
+      <w:bookmarkStart w:id="17" w:name="_heading=h.yj2ljdwg825i" w:colFirst="0" w:colLast="0"/>
+      <w:bookmarkEnd w:id="17"/>
+      <w:r>
+        <w:lastRenderedPageBreak/>
+        <w:t>Utilisateur de référence.</w:t>
+      </w:r>
+    </w:p>
+    <w:p>
+      <w:pPr>
+        <w:pStyle w:val="Paragraphedeliste"/>
+        <w:numPr>
+          <w:ilvl w:val="0"/>
+          <w:numId w:val="6"/>
+        </w:numPr>
+        <w:jc w:val="both"/>
+        <w:rPr>
+          <w:b/>
+          <w:bCs/>
+        </w:rPr>
+      </w:pPr>
+      <w:r>
+        <w:rPr>
+          <w:color w:val="000000"/>
+        </w:rPr>
+        <w:t>L</w:t>
+      </w:r>
+      <w:r>
+        <w:rPr>
+          <w:color w:val="000000"/>
+        </w:rPr>
+        <w:t>es collaborateurs, salariés ou freelances</w:t>
+      </w:r>
+      <w:r>
+        <w:rPr>
+          <w:color w:val="000000"/>
+        </w:rPr>
+        <w:t xml:space="preserve">, qui seront affectés aux projets et pourront enregistrer leur temps effectué sur chaque tâche. </w:t>
+      </w:r>
+      <w:r>
+        <w:rPr>
+          <w:color w:val="000000"/>
+        </w:rPr>
+        <w:t>Environ 13 à 18 utilisateurs. Fréquence quotidienne de saisie. Bonnes compétences informatiques.</w:t>
+      </w:r>
+    </w:p>
+    <w:p>
+      <w:pPr>
+        <w:pStyle w:val="Paragraphedeliste"/>
+        <w:numPr>
+          <w:ilvl w:val="0"/>
+          <w:numId w:val="6"/>
+        </w:numPr>
+        <w:jc w:val="both"/>
+        <w:rPr>
+          <w:b/>
+          <w:bCs/>
+        </w:rPr>
+      </w:pPr>
+      <w:r>
+        <w:rPr>
+          <w:color w:val="000000"/>
+        </w:rPr>
+        <w:t xml:space="preserve">Les recruteurs placeurs pourront enregistrer les projets, y affecter les collaborateurs. </w:t>
+      </w:r>
+      <w:r>
+        <w:rPr>
+          <w:color w:val="000000"/>
+        </w:rPr>
+        <w:t xml:space="preserve"> 4 utilisateurs. Fréquence quotidienne. Compétences moyennes à bonnes en informatique.</w:t>
+      </w:r>
+    </w:p>
+    <w:p>
+      <w:pPr>
+        <w:pStyle w:val="Paragraphedeliste"/>
+        <w:numPr>
+          <w:ilvl w:val="0"/>
+          <w:numId w:val="6"/>
+        </w:numPr>
+        <w:jc w:val="both"/>
+        <w:rPr>
+          <w:b/>
+          <w:bCs/>
+        </w:rPr>
+      </w:pPr>
+      <w:r>
+        <w:rPr>
+          <w:color w:val="000000"/>
+        </w:rPr>
+        <w:t>Les responsables pourront enregistrer les clients, les projets</w:t>
+      </w:r>
+      <w:r>
+        <w:rPr>
+          <w:color w:val="000000"/>
+        </w:rPr>
+        <w:t>, consulter les efforts. 2 utilisateurs. Fréquence hebdomadaire. Compétences moyennes.</w:t>
+      </w:r>
+      <w:r>
+        <w:rPr>
+          <w:color w:val="000000"/>
+        </w:rPr>
+        <w:t xml:space="preserve"> </w:t>
+      </w:r>
+    </w:p>
+    <w:p>
+      <w:pPr>
+        <w:pStyle w:val="Paragraphedeliste"/>
+        <w:numPr>
+          <w:ilvl w:val="0"/>
+          <w:numId w:val="6"/>
+        </w:numPr>
+        <w:jc w:val="both"/>
+        <w:rPr>
+          <w:b/>
+          <w:bCs/>
+        </w:rPr>
+      </w:pPr>
+      <w:r>
+        <w:rPr>
+          <w:color w:val="000000"/>
+        </w:rPr>
+        <w:t>Le service administratif aura accès aux rapports d’effort fourni afin de les utiliser pour la facturation.</w:t>
+      </w:r>
+      <w:r>
+        <w:rPr>
+          <w:color w:val="000000"/>
+        </w:rPr>
+        <w:t xml:space="preserve"> 1 ou 2 utilisateurs. Fréquence hebdomadaire/mensuelle. Compétences moyennes.</w:t>
+      </w:r>
+    </w:p>
+    <w:p>
+      <w:pPr>
+        <w:pStyle w:val="Paragraphedeliste"/>
+        <w:numPr>
+          <w:ilvl w:val="0"/>
+          <w:numId w:val="6"/>
+        </w:numPr>
+        <w:jc w:val="both"/>
+        <w:rPr>
+          <w:b/>
+          <w:bCs/>
+        </w:rPr>
+      </w:pPr>
+      <w:r>
+        <w:rPr>
+          <w:color w:val="000000"/>
+        </w:rPr>
+        <w:t>Pour les tests : recruteur-placeur et collaborateur.</w:t>
+      </w:r>
+    </w:p>
+    <w:p>
+      <w:pPr>
+        <w:pStyle w:val="Titre2"/>
+        <w:numPr>
+          <w:ilvl w:val="1"/>
+          <w:numId w:val="4"/>
+        </w:numPr>
         <w:rPr>
           <w:i/>
           <w:iCs/>
@@ -4722,6 +5641,7 @@
         <w:jc w:val="both"/>
       </w:pPr>
       <w:r>
+        <w:lastRenderedPageBreak/>
         <w:t>Nous maintenons notre engagement envers l’accessibilité universelle en veillant à ce que l’utilisation de scripts ne soit pas discriminatoire envers les utilisateurs ayant des besoins spécifiques en matière d’accessibilité.</w:t>
       </w:r>
     </w:p>
@@ -4740,11 +5660,13 @@
         <w:jc w:val="both"/>
       </w:pPr>
       <w:r>
-        <w:t xml:space="preserve">L’application sera conforme aux directives RGAA et WCAG pour assurer </w:t>
-      </w:r>
-      <w:r>
-        <w:tab/>
-        <w:t xml:space="preserve">     une expérience optimale aux utilisateurs en situation de handicap, notamment en proposant des alternatives textuelles pour les médias, une structure logique et une bonne lisibilité.</w:t>
+        <w:t>L’application sera conforme aux directives RGAA et WCAG pour assurer</w:t>
+      </w:r>
+      <w:r>
+        <w:t xml:space="preserve"> </w:t>
+      </w:r>
+      <w:r>
+        <w:t>une expérience optimale aux utilisateurs en situation de handicap, notamment en proposant des alternatives textuelles pour les médias, une structure logique et une bonne lisibilité.</w:t>
       </w:r>
     </w:p>
     <w:p>
@@ -4753,7 +5675,6 @@
         <w:jc w:val="both"/>
       </w:pPr>
       <w:r>
-        <w:lastRenderedPageBreak/>
         <w:t xml:space="preserve">Nous continuons à évaluer régulièrement l’empreinte carbone de notre plateforme, y compris celle liée à l’utilisation de scripts. Ces évaluations nous aident à prendre des mesures pour optimiser notre impact environnemental global. </w:t>
       </w:r>
     </w:p>
@@ -4798,7 +5719,27 @@
         <w:jc w:val="both"/>
       </w:pPr>
       <w:r>
-        <w:t>La page du tableau de bord, avec le logo, la barre de navigation avec les différents onglets possibles sur lesquels on peut se diriger (page des tâches, des activités, des activités par salarié, du profil utilisateur, des paramètres), une barre de titre ainsi que le contenu de la page.</w:t>
+        <w:t xml:space="preserve">La page du tableau de bord, avec le logo, la barre de navigation avec les différents onglets possibles sur lesquels on peut se diriger (page des tâches, des activités, des </w:t>
+      </w:r>
+      <w:r>
+        <w:t>clients</w:t>
+      </w:r>
+      <w:r>
+        <w:t>,</w:t>
+      </w:r>
+      <w:r>
+        <w:t xml:space="preserve"> des </w:t>
+      </w:r>
+      <w:proofErr w:type="spellStart"/>
+      <w:r>
+        <w:t>collaborateures</w:t>
+      </w:r>
+      <w:proofErr w:type="spellEnd"/>
+      <w:r>
+        <w:t>,</w:t>
+      </w:r>
+      <w:r>
+        <w:t xml:space="preserve"> du profil utilisateur, des paramètres), une barre de titre ainsi que le contenu de la page.</w:t>
       </w:r>
     </w:p>
     <w:p>
@@ -4829,15 +5770,7 @@
         <w:jc w:val="both"/>
       </w:pPr>
       <w:r>
-        <w:t xml:space="preserve">Le client est actuellement dans un processus de refonte de leur logo d’entreprise et est partant pour des propositions de la part de l’équipe de </w:t>
-      </w:r>
-      <w:proofErr w:type="spellStart"/>
-      <w:r>
-        <w:t>DEVil</w:t>
-      </w:r>
-      <w:proofErr w:type="spellEnd"/>
-      <w:r>
-        <w:t xml:space="preserve"> Pro</w:t>
+        <w:t>Le client est actuellement dans un processus de refonte de leur logo d’entreprise et est partant pour des propositions de la part de l’équipe de DEVil Pro</w:t>
       </w:r>
       <w:r>
         <w:t>d</w:t>
@@ -4857,6 +5790,7 @@
       <w:bookmarkStart w:id="21" w:name="_heading=h.r416habug3ct" w:colFirst="0" w:colLast="0"/>
       <w:bookmarkEnd w:id="21"/>
       <w:r>
+        <w:lastRenderedPageBreak/>
         <w:t>Tests.</w:t>
       </w:r>
     </w:p>
@@ -4923,28 +5857,7 @@
         <w:rPr>
           <w:lang w:val="fr-FR"/>
         </w:rPr>
-        <w:t xml:space="preserve">Au sein de l’entreprise, la stack technique repose sur PHP avec Symfony 6.4. Cette version de Symfony a été choisie car elle est une version LTS (Long </w:t>
-      </w:r>
-      <w:proofErr w:type="spellStart"/>
-      <w:r>
-        <w:rPr>
-          <w:lang w:val="fr-FR"/>
-        </w:rPr>
-        <w:t>Term</w:t>
-      </w:r>
-      <w:proofErr w:type="spellEnd"/>
-      <w:r>
-        <w:rPr>
-          <w:lang w:val="fr-FR"/>
-        </w:rPr>
-        <w:t xml:space="preserve"> Support), offrant ainsi une stabilité et une sécurité à long terme pour les </w:t>
-      </w:r>
-      <w:r>
-        <w:rPr>
-          <w:lang w:val="fr-FR"/>
-        </w:rPr>
-        <w:lastRenderedPageBreak/>
-        <w:t xml:space="preserve">projets. De plus, Symfony permet un développement rapide grâce à ses outils et fonctionnalités avancés, facilitant ainsi la création et la maintenance des applications. </w:t>
+        <w:t xml:space="preserve">Au sein de l’entreprise, la stack technique repose sur PHP avec Symfony 6.4. Cette version de Symfony a été choisie car elle est une version LTS (Long Term Support), offrant ainsi une stabilité et une sécurité à long terme pour les projets. De plus, Symfony permet un développement rapide grâce à ses outils et fonctionnalités avancés, facilitant ainsi la création et la maintenance des applications. </w:t>
       </w:r>
     </w:p>
     <w:p>
@@ -5151,6 +6064,7 @@
           <w:i/>
           <w:iCs/>
         </w:rPr>
+        <w:lastRenderedPageBreak/>
         <w:t>SCSS</w:t>
       </w:r>
       <w:r>
@@ -5269,7 +6183,6 @@
           <w:i/>
           <w:iCs/>
         </w:rPr>
-        <w:lastRenderedPageBreak/>
         <w:t>Bootstrap 5</w:t>
       </w:r>
       <w:r>
@@ -5428,7 +6341,14 @@
         <w:rPr>
           <w:color w:val="000000"/>
         </w:rPr>
-        <w:t>L'application sera compatible avec différents types de postes utilisateurs, qu'il s'agisse d'ordinateurs de bureau, d'ordinateurs portables ou de téléphones mobiles. Afin d'assurer une accessibilité optimale pour tous les utilisateurs.</w:t>
+        <w:t xml:space="preserve">L'application sera compatible avec différents types de postes utilisateurs, qu'il s'agisse d'ordinateurs de bureau, d'ordinateurs portables ou de </w:t>
+      </w:r>
+      <w:r>
+        <w:rPr>
+          <w:color w:val="000000"/>
+        </w:rPr>
+        <w:lastRenderedPageBreak/>
+        <w:t>téléphones mobiles. Afin d'assurer une accessibilité optimale pour tous les utilisateurs.</w:t>
       </w:r>
       <w:r>
         <w:rPr>
@@ -5491,10 +6411,18 @@
         <w:rPr>
           <w:color w:val="000000"/>
         </w:rPr>
-        <w:t xml:space="preserve"> sans viser une exhaustivité fonctionnelle. Elle doit cependant garantir un niveau minimum de stabilité, de sécurité et de performance afin de permettre une utilisation fluide par les collaborateurs.</w:t>
-      </w:r>
-    </w:p>
-    <w:p>
+        <w:t xml:space="preserve"> sans viser une exhaustivité fonctionnelle. Elle doit cependant garantir un niveau minimum de stabilité, de sécurité et de performance afin de permettre une utilisation fluide</w:t>
+      </w:r>
+      <w:r>
+        <w:rPr>
+          <w:color w:val="000000"/>
+        </w:rPr>
+        <w:t>. Elle donne accès à des fonctionnalités de connexion et d’authentification ; à la saisie et au suivi des activités et tâches ; à la supervision et l’organisation des activités ; à la visualisation du temps par tâche par collaborateur ; à l’enregistrement d’un TJM par collaborateur ; à l’export de données pour le service facturation.</w:t>
+      </w:r>
+    </w:p>
+    <w:p>
+      <w:bookmarkStart w:id="28" w:name="_heading=h.pop3b4dlrbyr" w:colFirst="0" w:colLast="0"/>
+      <w:bookmarkEnd w:id="28"/>
       <w:r>
         <w:br w:type="page"/>
       </w:r>
@@ -5507,8 +6435,6 @@
           <w:numId w:val="4"/>
         </w:numPr>
       </w:pPr>
-      <w:bookmarkStart w:id="28" w:name="_heading=h.pop3b4dlrbyr" w:colFirst="0" w:colLast="0"/>
-      <w:bookmarkEnd w:id="28"/>
       <w:r>
         <w:lastRenderedPageBreak/>
         <w:t>Contraintes techniques.</w:t>
@@ -5601,23 +6527,7 @@
           <w:color w:val="000000" w:themeColor="text1"/>
           <w:lang w:val="fr-FR"/>
         </w:rPr>
-        <w:t xml:space="preserve">- Rate </w:t>
-      </w:r>
-      <w:proofErr w:type="spellStart"/>
-      <w:r>
-        <w:rPr>
-          <w:color w:val="000000" w:themeColor="text1"/>
-          <w:lang w:val="fr-FR"/>
-        </w:rPr>
-        <w:t>Limiting</w:t>
-      </w:r>
-      <w:proofErr w:type="spellEnd"/>
-      <w:r>
-        <w:rPr>
-          <w:color w:val="000000" w:themeColor="text1"/>
-          <w:lang w:val="fr-FR"/>
-        </w:rPr>
-        <w:t xml:space="preserve"> : Limiter le nombre de requêtes qu'un utilisateur peut faire sur une période donnée pour prévenir les attaques DDoS et par force brute.</w:t>
+        <w:t>- Rate Limiting : Limiter le nombre de requêtes qu'un utilisateur peut faire sur une période donnée pour prévenir les attaques DDoS et par force brute.</w:t>
       </w:r>
     </w:p>
     <w:p>
@@ -5634,21 +6544,7 @@
         <w:rPr>
           <w:lang w:val="fr-FR"/>
         </w:rPr>
-        <w:t xml:space="preserve">Côté client </w:t>
-      </w:r>
-      <w:proofErr w:type="spellStart"/>
-      <w:r>
-        <w:rPr>
-          <w:lang w:val="fr-FR"/>
-        </w:rPr>
-        <w:t>Typescript</w:t>
-      </w:r>
-      <w:proofErr w:type="spellEnd"/>
-      <w:r>
-        <w:rPr>
-          <w:lang w:val="fr-FR"/>
-        </w:rPr>
-        <w:t xml:space="preserve"> &amp; Javascript</w:t>
+        <w:t>Côté client Typescript &amp; Javascript</w:t>
       </w:r>
     </w:p>
     <w:p>
@@ -5835,14 +6731,12 @@
         </w:rPr>
         <w:t xml:space="preserve"> </w:t>
       </w:r>
-      <w:proofErr w:type="gramStart"/>
-      <w:r>
-        <w:rPr>
-          <w:color w:val="000000"/>
-        </w:rPr>
-        <w:t>En terme de</w:t>
-      </w:r>
-      <w:proofErr w:type="gramEnd"/>
+      <w:r>
+        <w:rPr>
+          <w:color w:val="000000"/>
+        </w:rPr>
+        <w:t>En termes de</w:t>
+      </w:r>
       <w:r>
         <w:rPr>
           <w:color w:val="000000"/>
@@ -5942,6 +6836,12 @@
         </w:rPr>
         <w:t xml:space="preserve"> pour l’hébergement de l’application</w:t>
       </w:r>
+      <w:r>
+        <w:rPr>
+          <w:color w:val="000000"/>
+        </w:rPr>
+        <w:t>.</w:t>
+      </w:r>
     </w:p>
     <w:p>
       <w:pPr>
@@ -6152,39 +7052,7 @@
           <w:color w:val="000000" w:themeColor="text1"/>
           <w:lang w:val="fr-FR"/>
         </w:rPr>
-        <w:t>Le SEO (</w:t>
-      </w:r>
-      <w:proofErr w:type="spellStart"/>
-      <w:r>
-        <w:rPr>
-          <w:color w:val="000000" w:themeColor="text1"/>
-          <w:lang w:val="fr-FR"/>
-        </w:rPr>
-        <w:t>Search</w:t>
-      </w:r>
-      <w:proofErr w:type="spellEnd"/>
-      <w:r>
-        <w:rPr>
-          <w:color w:val="000000" w:themeColor="text1"/>
-          <w:lang w:val="fr-FR"/>
-        </w:rPr>
-        <w:t xml:space="preserve"> Engine </w:t>
-      </w:r>
-      <w:proofErr w:type="spellStart"/>
-      <w:r>
-        <w:rPr>
-          <w:color w:val="000000" w:themeColor="text1"/>
-          <w:lang w:val="fr-FR"/>
-        </w:rPr>
-        <w:t>Optimization</w:t>
-      </w:r>
-      <w:proofErr w:type="spellEnd"/>
-      <w:r>
-        <w:rPr>
-          <w:color w:val="000000" w:themeColor="text1"/>
-          <w:lang w:val="fr-FR"/>
-        </w:rPr>
-        <w:t>) pour une application web est l’ensemble des techniques et pratiques visant à améliorer la visibilité et le classement de cette application dans les résultats des moteurs de recherche. Cela inclut l’optimisation des contenus, la structure du site, les balises HTML, les mots-clés, et la performance générale de l’application pour répondre aux critères des algorithmes de recherche. Non utilisé dans ce projet</w:t>
+        <w:t>Le SEO (Search Engine Optimization) pour une application web est l’ensemble des techniques et pratiques visant à améliorer la visibilité et le classement de cette application dans les résultats des moteurs de recherche. Cela inclut l’optimisation des contenus, la structure du site, les balises HTML, les mots-clés, et la performance générale de l’application pour répondre aux critères des algorithmes de recherche. Non utilisé dans ce projet</w:t>
       </w:r>
       <w:r>
         <w:rPr>
@@ -6235,15 +7103,7 @@
         <w:t>nombreux.</w:t>
       </w:r>
       <w:r>
-        <w:t xml:space="preserve"> La veille technologique permet d’anticiper les évolutions technologiques et d’anticiper les besoins de maintenance et mises à jour des produits digitaux. Pour cela on a accès à de la documentation officielle en ligne des différents langages ainsi que des blogs techniques des éditeurs. Des plateformes et réseaux tels que GitHub, </w:t>
-      </w:r>
-      <w:proofErr w:type="spellStart"/>
-      <w:r>
-        <w:t>StackOverflow</w:t>
-      </w:r>
-      <w:proofErr w:type="spellEnd"/>
-      <w:r>
-        <w:t>, mettent en contact les développeurs et permettent des échanges riches.</w:t>
+        <w:t xml:space="preserve"> La veille technologique permet d’anticiper les évolutions technologiques et d’anticiper les besoins de maintenance et mises à jour des produits digitaux. Pour cela on a accès à de la documentation officielle en ligne des différents langages ainsi que des blogs techniques des éditeurs. Des plateformes et réseaux tels que GitHub, StackOverflow, mettent en contact les développeurs et permettent des échanges riches.</w:t>
       </w:r>
     </w:p>
     <w:p>
@@ -6756,20 +7616,12 @@
       </w:pPr>
       <w:bookmarkStart w:id="58" w:name="_heading=h.3klw4ewlb1te"/>
       <w:bookmarkEnd w:id="58"/>
-      <w:proofErr w:type="spellStart"/>
       <w:r>
         <w:rPr>
           <w:lang w:val="fr-FR"/>
         </w:rPr>
         <w:lastRenderedPageBreak/>
-        <w:t>Reporting</w:t>
-      </w:r>
-      <w:proofErr w:type="spellEnd"/>
-      <w:r>
-        <w:rPr>
-          <w:lang w:val="fr-FR"/>
-        </w:rPr>
-        <w:t xml:space="preserve"> et exportation de données</w:t>
+        <w:t>Reporting et exportation de données</w:t>
       </w:r>
     </w:p>
     <w:p>
@@ -7090,14 +7942,12 @@
                 <w:color w:val="000000"/>
               </w:rPr>
             </w:pPr>
-            <w:proofErr w:type="gramStart"/>
             <w:r>
               <w:rPr>
                 <w:color w:val="000000"/>
               </w:rPr>
               <w:t>données</w:t>
             </w:r>
-            <w:proofErr w:type="gramEnd"/>
           </w:p>
         </w:tc>
         <w:tc>
@@ -7177,38 +8027,188 @@
         <w:rPr>
           <w:color w:val="000000"/>
         </w:rPr>
-        <w:t xml:space="preserve">Dans le périmètre non fonctionnel de la V1, on </w:t>
-      </w:r>
-      <w:proofErr w:type="spellStart"/>
-      <w:r>
-        <w:rPr>
-          <w:color w:val="000000"/>
-        </w:rPr>
-        <w:t>incluera</w:t>
-      </w:r>
-      <w:proofErr w:type="spellEnd"/>
-      <w:r>
-        <w:rPr>
-          <w:color w:val="000000"/>
-        </w:rPr>
-        <w:t xml:space="preserve"> la possibilité d’évolution, avec par exemple, l’accès accordée aux clients, un dispositif de notification de rappels au collaborateur pour qu’il enregistre son temps/ses tâches</w:t>
-      </w:r>
-      <w:r>
-        <w:rPr>
-          <w:color w:val="000000"/>
-        </w:rPr>
-        <w:t>, un planning prévisionnel établi par le recruteur-placeur.</w:t>
-      </w:r>
-    </w:p>
-    <w:p>
-      <w:pPr>
+        <w:t>Pour ce qui est du périmètre non fonctionnel en V1, on abordera :</w:t>
+      </w:r>
+    </w:p>
+    <w:p>
+      <w:pPr>
+        <w:pStyle w:val="Paragraphedeliste"/>
+        <w:numPr>
+          <w:ilvl w:val="0"/>
+          <w:numId w:val="6"/>
+        </w:numPr>
         <w:spacing w:after="0"/>
-        <w:ind w:left="567"/>
         <w:jc w:val="both"/>
         <w:rPr>
           <w:color w:val="000000"/>
         </w:rPr>
       </w:pPr>
+      <w:r>
+        <w:rPr>
+          <w:color w:val="000000"/>
+        </w:rPr>
+        <w:t>Le temps de réponse : chargement des pages ; saisie du temps ; génération des rapports. Aucun ne doit dépasser 3 secondes.</w:t>
+      </w:r>
+    </w:p>
+    <w:p>
+      <w:pPr>
+        <w:pStyle w:val="Paragraphedeliste"/>
+        <w:numPr>
+          <w:ilvl w:val="0"/>
+          <w:numId w:val="6"/>
+        </w:numPr>
+        <w:spacing w:after="0"/>
+        <w:jc w:val="both"/>
+        <w:rPr>
+          <w:color w:val="000000"/>
+        </w:rPr>
+      </w:pPr>
+      <w:r>
+        <w:rPr>
+          <w:color w:val="000000"/>
+        </w:rPr>
+        <w:t>Le volume d’utilisation : environ 25 utilisateurs avec des fréquences variables de connexion, mais pour une vingtaine on peut envisager au moins une connexion par jour.</w:t>
+      </w:r>
+    </w:p>
+    <w:p>
+      <w:pPr>
+        <w:pStyle w:val="Paragraphedeliste"/>
+        <w:numPr>
+          <w:ilvl w:val="0"/>
+          <w:numId w:val="6"/>
+        </w:numPr>
+        <w:spacing w:after="0"/>
+        <w:jc w:val="both"/>
+        <w:rPr>
+          <w:color w:val="000000"/>
+        </w:rPr>
+      </w:pPr>
+      <w:r>
+        <w:rPr>
+          <w:color w:val="000000"/>
+        </w:rPr>
+        <w:t>La sécurisation : authentification ; système de timeout ; force du mot de passe requis.</w:t>
+      </w:r>
+    </w:p>
+    <w:p>
+      <w:pPr>
+        <w:pStyle w:val="Paragraphedeliste"/>
+        <w:numPr>
+          <w:ilvl w:val="0"/>
+          <w:numId w:val="6"/>
+        </w:numPr>
+        <w:spacing w:after="0"/>
+        <w:jc w:val="both"/>
+        <w:rPr>
+          <w:color w:val="000000"/>
+        </w:rPr>
+      </w:pPr>
+      <w:r>
+        <w:rPr>
+          <w:color w:val="000000"/>
+        </w:rPr>
+        <w:t>La protection des données.</w:t>
+      </w:r>
+    </w:p>
+    <w:p>
+      <w:pPr>
+        <w:pStyle w:val="Paragraphedeliste"/>
+        <w:numPr>
+          <w:ilvl w:val="0"/>
+          <w:numId w:val="6"/>
+        </w:numPr>
+        <w:spacing w:after="0"/>
+        <w:jc w:val="both"/>
+        <w:rPr>
+          <w:color w:val="000000"/>
+        </w:rPr>
+      </w:pPr>
+      <w:r>
+        <w:rPr>
+          <w:color w:val="000000"/>
+        </w:rPr>
+        <w:t>La disponibilité avec définition d’une plage de disponibilité critique (8h-18h par exemple sur les jours ouvrés).</w:t>
+      </w:r>
+    </w:p>
+    <w:p>
+      <w:pPr>
+        <w:pStyle w:val="Paragraphedeliste"/>
+        <w:numPr>
+          <w:ilvl w:val="0"/>
+          <w:numId w:val="6"/>
+        </w:numPr>
+        <w:spacing w:after="0"/>
+        <w:jc w:val="both"/>
+        <w:rPr>
+          <w:color w:val="000000"/>
+        </w:rPr>
+      </w:pPr>
+      <w:r>
+        <w:rPr>
+          <w:color w:val="000000"/>
+        </w:rPr>
+        <w:t>La maintenabilité.</w:t>
+      </w:r>
+    </w:p>
+    <w:p>
+      <w:pPr>
+        <w:pStyle w:val="Paragraphedeliste"/>
+        <w:numPr>
+          <w:ilvl w:val="0"/>
+          <w:numId w:val="6"/>
+        </w:numPr>
+        <w:spacing w:after="0"/>
+        <w:jc w:val="both"/>
+        <w:rPr>
+          <w:color w:val="000000"/>
+        </w:rPr>
+      </w:pPr>
+      <w:r>
+        <w:rPr>
+          <w:color w:val="000000"/>
+        </w:rPr>
+        <w:t>La documentation.</w:t>
+      </w:r>
+    </w:p>
+    <w:p>
+      <w:pPr>
+        <w:pStyle w:val="Paragraphedeliste"/>
+        <w:numPr>
+          <w:ilvl w:val="0"/>
+          <w:numId w:val="6"/>
+        </w:numPr>
+        <w:spacing w:after="0"/>
+        <w:jc w:val="both"/>
+        <w:rPr>
+          <w:color w:val="000000"/>
+        </w:rPr>
+      </w:pPr>
+      <w:r>
+        <w:rPr>
+          <w:color w:val="000000"/>
+        </w:rPr>
+        <w:t>L’évolutivité.</w:t>
+      </w:r>
+    </w:p>
+    <w:p>
+      <w:pPr>
+        <w:pStyle w:val="Paragraphedeliste"/>
+        <w:numPr>
+          <w:ilvl w:val="0"/>
+          <w:numId w:val="6"/>
+        </w:numPr>
+        <w:spacing w:after="0"/>
+        <w:jc w:val="both"/>
+        <w:rPr>
+          <w:color w:val="000000"/>
+        </w:rPr>
+      </w:pPr>
+      <w:r>
+        <w:rPr>
+          <w:color w:val="000000"/>
+        </w:rPr>
+        <w:t>La sauvegarde.</w:t>
+      </w:r>
     </w:p>
     <w:p>
       <w:pPr>
@@ -7260,6 +8260,46 @@
       </w:r>
     </w:p>
     <w:p>
+      <w:r>
+        <w:t>Pour l’hébergement, deux propositions :</w:t>
+      </w:r>
+    </w:p>
+    <w:p>
+      <w:pPr>
+        <w:pStyle w:val="Paragraphedeliste"/>
+        <w:numPr>
+          <w:ilvl w:val="0"/>
+          <w:numId w:val="6"/>
+        </w:numPr>
+      </w:pPr>
+      <w:proofErr w:type="spellStart"/>
+      <w:r>
+        <w:t>Clever</w:t>
+      </w:r>
+      <w:proofErr w:type="spellEnd"/>
+      <w:r>
+        <w:t xml:space="preserve"> Cloud : entreprise française avec un fort engagement sur la sobriété numérique. Facturation à l’usage réel. Prévoir entre 20 et 35 euros par mois.</w:t>
+      </w:r>
+    </w:p>
+    <w:p>
+      <w:pPr>
+        <w:pStyle w:val="Paragraphedeliste"/>
+        <w:numPr>
+          <w:ilvl w:val="0"/>
+          <w:numId w:val="6"/>
+        </w:numPr>
+      </w:pPr>
+      <w:proofErr w:type="spellStart"/>
+      <w:r>
+        <w:lastRenderedPageBreak/>
+        <w:t>Infomaniak</w:t>
+      </w:r>
+      <w:proofErr w:type="spellEnd"/>
+      <w:r>
+        <w:t> : entreprise suisse, utilisant 100% d’énergie renouvelable. Datacenters en Suisse avec une protection des données très forte. Interface en français. Prévoir entre 10 et 20 euros par mois.</w:t>
+      </w:r>
+    </w:p>
+    <w:p>
       <w:pPr>
         <w:pStyle w:val="Titre3"/>
         <w:numPr>
@@ -7282,43 +8322,8 @@
         </w:numPr>
       </w:pPr>
       <w:r>
-        <w:t>Logiciels payants</w:t>
-      </w:r>
-      <w:r>
-        <w:t> :</w:t>
-      </w:r>
-    </w:p>
-    <w:p>
-      <w:pPr>
-        <w:pStyle w:val="Paragraphedeliste"/>
-        <w:numPr>
-          <w:ilvl w:val="0"/>
-          <w:numId w:val="6"/>
-        </w:numPr>
-      </w:pPr>
-      <w:r>
         <w:t>Matériel technique : pas de frais car l’équipe dispose du matériel nécessaire</w:t>
       </w:r>
-    </w:p>
-    <w:p>
-      <w:pPr>
-        <w:spacing w:after="0"/>
-        <w:ind w:left="567"/>
-        <w:jc w:val="both"/>
-        <w:rPr>
-          <w:color w:val="000000"/>
-        </w:rPr>
-      </w:pPr>
-    </w:p>
-    <w:p>
-      <w:pPr>
-        <w:spacing w:after="0"/>
-        <w:ind w:left="567"/>
-        <w:jc w:val="both"/>
-        <w:rPr>
-          <w:color w:val="000000"/>
-        </w:rPr>
-      </w:pPr>
     </w:p>
     <w:p>
       <w:pPr>
@@ -7335,25 +8340,15 @@
       </w:r>
     </w:p>
     <w:p>
-      <w:proofErr w:type="spellStart"/>
-      <w:r>
-        <w:t>DEVil</w:t>
-      </w:r>
-      <w:proofErr w:type="spellEnd"/>
-      <w:r>
-        <w:t xml:space="preserve"> Pro</w:t>
+      <w:r>
+        <w:t>DEVil Pro</w:t>
       </w:r>
       <w:r>
         <w:t>d</w:t>
       </w:r>
       <w:r>
-        <w:t xml:space="preserve"> travaille en méthode Scrum afin de pouvoir donner au client une visibilité étape par étape de l’avancement du projet, et ainsi remédier rapidement en cas de non-conformité avec les besoins </w:t>
-      </w:r>
-      <w:proofErr w:type="gramStart"/>
-      <w:r>
-        <w:t>du clients</w:t>
-      </w:r>
-      <w:proofErr w:type="gramEnd"/>
+        <w:t xml:space="preserve"> travaille en méthode Scrum afin de pouvoir donner au client une visibilité étape par étape de l’avancement du projet, et ainsi remédier rapidement en cas de non-conformité avec les besoins du client</w:t>
+      </w:r>
       <w:r>
         <w:t>,</w:t>
       </w:r>
@@ -7396,21 +8391,51 @@
       </w:pPr>
       <w:r>
         <w:rPr>
+          <w:b/>
+          <w:bCs/>
           <w:color w:val="000000"/>
         </w:rPr>
         <w:t>Sprint 0</w:t>
       </w:r>
       <w:r>
         <w:rPr>
-          <w:color w:val="000000"/>
-        </w:rPr>
-        <w:t> :</w:t>
-      </w:r>
-      <w:r>
-        <w:rPr>
-          <w:color w:val="000000"/>
-        </w:rPr>
-        <w:t xml:space="preserve"> mise de place de l’environnement de développement,</w:t>
+          <w:b/>
+          <w:bCs/>
+          <w:color w:val="000000"/>
+        </w:rPr>
+        <w:t> </w:t>
+      </w:r>
+      <w:r>
+        <w:rPr>
+          <w:b/>
+          <w:bCs/>
+          <w:color w:val="000000"/>
+        </w:rPr>
+        <w:t>de 1 semaine</w:t>
+      </w:r>
+      <w:r>
+        <w:rPr>
+          <w:color w:val="000000"/>
+        </w:rPr>
+        <w:t xml:space="preserve"> </w:t>
+      </w:r>
+      <w:r>
+        <w:rPr>
+          <w:color w:val="000000"/>
+        </w:rPr>
+        <w:t>:</w:t>
+      </w:r>
+      <w:r>
+        <w:rPr>
+          <w:color w:val="000000"/>
+        </w:rPr>
+        <w:t xml:space="preserve"> mise de place de l’environnement de développement</w:t>
+      </w:r>
+      <w:r>
+        <w:rPr>
+          <w:color w:val="000000"/>
+        </w:rPr>
+        <w:t> ; configuration des outils ; schéma de la base de données ; wireframes et maquettes.</w:t>
       </w:r>
     </w:p>
     <w:p>
@@ -7434,27 +8459,47 @@
       </w:pPr>
       <w:r>
         <w:rPr>
+          <w:b/>
+          <w:bCs/>
           <w:color w:val="000000"/>
         </w:rPr>
         <w:t>Premier sprint</w:t>
       </w:r>
       <w:r>
         <w:rPr>
+          <w:b/>
+          <w:bCs/>
           <w:color w:val="000000"/>
         </w:rPr>
         <w:t xml:space="preserve"> de </w:t>
       </w:r>
       <w:r>
         <w:rPr>
+          <w:b/>
+          <w:bCs/>
           <w:color w:val="000000"/>
         </w:rPr>
         <w:t>2</w:t>
       </w:r>
       <w:r>
         <w:rPr>
-          <w:color w:val="000000"/>
-        </w:rPr>
-        <w:t xml:space="preserve"> semaines :</w:t>
+          <w:b/>
+          <w:bCs/>
+          <w:color w:val="000000"/>
+        </w:rPr>
+        <w:t xml:space="preserve"> semaines</w:t>
+      </w:r>
+      <w:r>
+        <w:rPr>
+          <w:color w:val="000000"/>
+        </w:rPr>
+        <w:t> :</w:t>
+      </w:r>
+      <w:r>
+        <w:rPr>
+          <w:color w:val="000000"/>
+        </w:rPr>
+        <w:t xml:space="preserve"> gestion et authentification des utilisateurs ; gestion des rôles ; création clients ; création activités.</w:t>
       </w:r>
     </w:p>
     <w:p>
@@ -7478,15 +8523,31 @@
       </w:pPr>
       <w:r>
         <w:rPr>
+          <w:b/>
+          <w:bCs/>
           <w:color w:val="000000"/>
         </w:rPr>
         <w:t>Deuxième</w:t>
       </w:r>
       <w:r>
         <w:rPr>
-          <w:color w:val="000000"/>
-        </w:rPr>
-        <w:t xml:space="preserve"> sprint de 2 semaines :</w:t>
+          <w:b/>
+          <w:bCs/>
+          <w:color w:val="000000"/>
+        </w:rPr>
+        <w:t xml:space="preserve"> sprint de 2 semaines</w:t>
+      </w:r>
+      <w:r>
+        <w:rPr>
+          <w:color w:val="000000"/>
+        </w:rPr>
+        <w:t> :</w:t>
+      </w:r>
+      <w:r>
+        <w:rPr>
+          <w:color w:val="000000"/>
+        </w:rPr>
+        <w:t xml:space="preserve"> saisie du temps par tâche ; association temps/collaborateur/activité ; calcul temps*TJM.</w:t>
       </w:r>
     </w:p>
     <w:p>
@@ -7510,10 +8571,23 @@
       </w:pPr>
       <w:r>
         <w:rPr>
-          <w:color w:val="000000"/>
-        </w:rPr>
-        <w:lastRenderedPageBreak/>
-        <w:t>Troisième sprint de 2 semaines :</w:t>
+          <w:b/>
+          <w:bCs/>
+          <w:color w:val="000000"/>
+        </w:rPr>
+        <w:t>Troisième sprint de 2 semaines</w:t>
+      </w:r>
+      <w:r>
+        <w:rPr>
+          <w:color w:val="000000"/>
+        </w:rPr>
+        <w:t> :</w:t>
+      </w:r>
+      <w:r>
+        <w:rPr>
+          <w:color w:val="000000"/>
+        </w:rPr>
+        <w:t xml:space="preserve"> filtres de recherche ; export des données ; rapport temps/collaborateur, temps/activité, temps/client.</w:t>
       </w:r>
     </w:p>
     <w:p>
@@ -7537,10 +8611,40 @@
       </w:pPr>
       <w:r>
         <w:rPr>
-          <w:color w:val="000000"/>
-        </w:rPr>
-        <w:t xml:space="preserve">Quatrième sprint de 2 semaines : </w:t>
-      </w:r>
+          <w:b/>
+          <w:bCs/>
+          <w:color w:val="000000"/>
+        </w:rPr>
+        <w:t>Quatrième sprint de 2 semaines</w:t>
+      </w:r>
+      <w:r>
+        <w:rPr>
+          <w:color w:val="000000"/>
+        </w:rPr>
+        <w:t xml:space="preserve"> : </w:t>
+      </w:r>
+      <w:r>
+        <w:rPr>
+          <w:color w:val="000000"/>
+        </w:rPr>
+        <w:t>tests d’intégration ; documentation ; déploiement en production ; formation auprès des utilisateurs.</w:t>
+      </w:r>
+    </w:p>
+    <w:p>
+      <w:pPr>
+        <w:pBdr>
+          <w:top w:val="nil"/>
+          <w:left w:val="nil"/>
+          <w:bottom w:val="nil"/>
+          <w:right w:val="nil"/>
+          <w:between w:val="nil"/>
+        </w:pBdr>
+        <w:spacing w:after="0"/>
+        <w:jc w:val="both"/>
+        <w:rPr>
+          <w:color w:val="000000"/>
+        </w:rPr>
+      </w:pPr>
     </w:p>
     <w:p>
       <w:pPr>
@@ -7595,9 +8699,51 @@
       <w:r>
         <w:rPr>
           <w:color w:val="000000"/>
-          <w:highlight w:val="yellow"/>
-        </w:rPr>
-        <w:t>“A définir”</w:t>
+        </w:rPr>
+        <w:t>Tableau Kanban</w:t>
+      </w:r>
+      <w:r>
+        <w:rPr>
+          <w:color w:val="000000"/>
+        </w:rPr>
+        <w:t xml:space="preserve"> avec détails du </w:t>
+      </w:r>
+      <w:proofErr w:type="spellStart"/>
+      <w:r>
+        <w:rPr>
+          <w:color w:val="000000"/>
+        </w:rPr>
+        <w:t>Backlog</w:t>
+      </w:r>
+      <w:proofErr w:type="spellEnd"/>
+      <w:r>
+        <w:rPr>
+          <w:color w:val="000000"/>
+        </w:rPr>
+        <w:t> :</w:t>
+      </w:r>
+    </w:p>
+    <w:p>
+      <w:pPr>
+        <w:pBdr>
+          <w:top w:val="nil"/>
+          <w:left w:val="nil"/>
+          <w:bottom w:val="nil"/>
+          <w:right w:val="nil"/>
+          <w:between w:val="nil"/>
+        </w:pBdr>
+        <w:spacing w:after="0"/>
+        <w:ind w:left="360"/>
+        <w:jc w:val="both"/>
+        <w:rPr>
+          <w:color w:val="000000"/>
+        </w:rPr>
+      </w:pPr>
+      <w:r>
+        <w:rPr>
+          <w:color w:val="000000"/>
+        </w:rPr>
+        <w:t>A faire // A faire pour ce sprint // En cours de développement // En revue de code // Terminées</w:t>
       </w:r>
     </w:p>
     <w:p>
@@ -7636,10 +8782,248 @@
       <w:r>
         <w:rPr>
           <w:color w:val="000000"/>
-          <w:highlight w:val="yellow"/>
-        </w:rPr>
-        <w:t>“A définir”</w:t>
-      </w:r>
+        </w:rPr>
+        <w:t xml:space="preserve">Sprint Planning : au début de chaque sprint, présentation des user stories du </w:t>
+      </w:r>
+      <w:proofErr w:type="spellStart"/>
+      <w:r>
+        <w:rPr>
+          <w:color w:val="000000"/>
+        </w:rPr>
+        <w:t>backlog</w:t>
+      </w:r>
+      <w:proofErr w:type="spellEnd"/>
+      <w:r>
+        <w:rPr>
+          <w:color w:val="000000"/>
+        </w:rPr>
+        <w:t xml:space="preserve"> et engagement de l’équipe.</w:t>
+      </w:r>
+    </w:p>
+    <w:p>
+      <w:pPr>
+        <w:numPr>
+          <w:ilvl w:val="0"/>
+          <w:numId w:val="3"/>
+        </w:numPr>
+        <w:pBdr>
+          <w:top w:val="nil"/>
+          <w:left w:val="nil"/>
+          <w:bottom w:val="nil"/>
+          <w:right w:val="nil"/>
+          <w:between w:val="nil"/>
+        </w:pBdr>
+        <w:spacing w:after="0"/>
+        <w:jc w:val="both"/>
+        <w:rPr>
+          <w:color w:val="000000"/>
+        </w:rPr>
+      </w:pPr>
+      <w:r>
+        <w:rPr>
+          <w:color w:val="000000"/>
+        </w:rPr>
+        <w:t>Daily : échanges quotidiens (j’ai fait quoi, je vais faire quoi, ai-je des soucis).</w:t>
+      </w:r>
+    </w:p>
+    <w:p>
+      <w:pPr>
+        <w:numPr>
+          <w:ilvl w:val="0"/>
+          <w:numId w:val="3"/>
+        </w:numPr>
+        <w:pBdr>
+          <w:top w:val="nil"/>
+          <w:left w:val="nil"/>
+          <w:bottom w:val="nil"/>
+          <w:right w:val="nil"/>
+          <w:between w:val="nil"/>
+        </w:pBdr>
+        <w:spacing w:after="0"/>
+        <w:jc w:val="both"/>
+        <w:rPr>
+          <w:color w:val="000000"/>
+        </w:rPr>
+      </w:pPr>
+      <w:r>
+        <w:rPr>
+          <w:color w:val="000000"/>
+        </w:rPr>
+        <w:t xml:space="preserve">Sprint </w:t>
+      </w:r>
+      <w:proofErr w:type="spellStart"/>
+      <w:r>
+        <w:rPr>
+          <w:color w:val="000000"/>
+        </w:rPr>
+        <w:t>Review</w:t>
+      </w:r>
+      <w:proofErr w:type="spellEnd"/>
+      <w:r>
+        <w:rPr>
+          <w:color w:val="000000"/>
+        </w:rPr>
+        <w:t> : démonstration au client des fonctionnalités développées et feedback du client.</w:t>
+      </w:r>
+    </w:p>
+    <w:p>
+      <w:pPr>
+        <w:numPr>
+          <w:ilvl w:val="0"/>
+          <w:numId w:val="3"/>
+        </w:numPr>
+        <w:pBdr>
+          <w:top w:val="nil"/>
+          <w:left w:val="nil"/>
+          <w:bottom w:val="nil"/>
+          <w:right w:val="nil"/>
+          <w:between w:val="nil"/>
+        </w:pBdr>
+        <w:spacing w:after="0"/>
+        <w:jc w:val="both"/>
+        <w:rPr>
+          <w:color w:val="000000"/>
+        </w:rPr>
+      </w:pPr>
+      <w:r>
+        <w:rPr>
+          <w:color w:val="000000"/>
+        </w:rPr>
+        <w:t xml:space="preserve">Sprint </w:t>
+      </w:r>
+      <w:proofErr w:type="spellStart"/>
+      <w:r>
+        <w:rPr>
+          <w:color w:val="000000"/>
+        </w:rPr>
+        <w:t>Retrospective</w:t>
+      </w:r>
+      <w:proofErr w:type="spellEnd"/>
+      <w:r>
+        <w:rPr>
+          <w:color w:val="000000"/>
+        </w:rPr>
+        <w:t>.</w:t>
+      </w:r>
+    </w:p>
+    <w:p>
+      <w:pPr>
+        <w:pBdr>
+          <w:top w:val="nil"/>
+          <w:left w:val="nil"/>
+          <w:bottom w:val="nil"/>
+          <w:right w:val="nil"/>
+          <w:between w:val="nil"/>
+        </w:pBdr>
+        <w:spacing w:after="0"/>
+        <w:jc w:val="both"/>
+        <w:rPr>
+          <w:color w:val="000000"/>
+        </w:rPr>
+      </w:pPr>
+    </w:p>
+    <w:p>
+      <w:pPr>
+        <w:pBdr>
+          <w:top w:val="nil"/>
+          <w:left w:val="nil"/>
+          <w:bottom w:val="nil"/>
+          <w:right w:val="nil"/>
+          <w:between w:val="nil"/>
+        </w:pBdr>
+        <w:spacing w:after="0"/>
+        <w:jc w:val="both"/>
+        <w:rPr>
+          <w:color w:val="000000"/>
+        </w:rPr>
+      </w:pPr>
+      <w:r>
+        <w:rPr>
+          <w:color w:val="000000"/>
+        </w:rPr>
+        <w:t xml:space="preserve">Au sein de l’équipe, échange via </w:t>
+      </w:r>
+      <w:proofErr w:type="spellStart"/>
+      <w:r>
+        <w:rPr>
+          <w:color w:val="000000"/>
+        </w:rPr>
+        <w:t>visios</w:t>
+      </w:r>
+      <w:proofErr w:type="spellEnd"/>
+      <w:r>
+        <w:rPr>
+          <w:color w:val="000000"/>
+        </w:rPr>
+        <w:t xml:space="preserve">, </w:t>
+      </w:r>
+      <w:proofErr w:type="gramStart"/>
+      <w:r>
+        <w:rPr>
+          <w:color w:val="000000"/>
+        </w:rPr>
+        <w:t>emails</w:t>
+      </w:r>
+      <w:proofErr w:type="gramEnd"/>
+      <w:r>
+        <w:rPr>
+          <w:color w:val="000000"/>
+        </w:rPr>
+        <w:t>.</w:t>
+      </w:r>
+    </w:p>
+    <w:p>
+      <w:pPr>
+        <w:pBdr>
+          <w:top w:val="nil"/>
+          <w:left w:val="nil"/>
+          <w:bottom w:val="nil"/>
+          <w:right w:val="nil"/>
+          <w:between w:val="nil"/>
+        </w:pBdr>
+        <w:spacing w:after="0"/>
+        <w:jc w:val="both"/>
+        <w:rPr>
+          <w:color w:val="000000"/>
+        </w:rPr>
+      </w:pPr>
+      <w:r>
+        <w:rPr>
+          <w:color w:val="000000"/>
+        </w:rPr>
+        <w:lastRenderedPageBreak/>
+        <w:t xml:space="preserve">Avec le client, échanges prévus lors des sprint </w:t>
+      </w:r>
+      <w:proofErr w:type="spellStart"/>
+      <w:r>
+        <w:rPr>
+          <w:color w:val="000000"/>
+        </w:rPr>
+        <w:t>review</w:t>
+      </w:r>
+      <w:proofErr w:type="spellEnd"/>
+      <w:r>
+        <w:rPr>
+          <w:color w:val="000000"/>
+        </w:rPr>
+        <w:t xml:space="preserve"> ou bien alors dans des points exceptionnels si besoin.</w:t>
+      </w:r>
+    </w:p>
+    <w:p>
+      <w:pPr>
+        <w:pBdr>
+          <w:top w:val="nil"/>
+          <w:left w:val="nil"/>
+          <w:bottom w:val="nil"/>
+          <w:right w:val="nil"/>
+          <w:between w:val="nil"/>
+        </w:pBdr>
+        <w:spacing w:after="0"/>
+        <w:jc w:val="both"/>
+        <w:rPr>
+          <w:color w:val="000000"/>
+        </w:rPr>
+      </w:pPr>
     </w:p>
     <w:p>
       <w:pPr>
@@ -7690,7 +9074,10 @@
     </w:p>
     <w:p>
       <w:r>
-        <w:t>Le délai imparti est de deux mois. Dès la finalisation du cahier des charges, une date de livraison sera donc envisagée.</w:t>
+        <w:t>L</w:t>
+      </w:r>
+      <w:r>
+        <w:t>’ensemble du projet est prévu pour s’étendre sur 9 semaines avec différents jalons de validation auprès du client (en semaine 3 ; en semaine 5 ; en semaine 7 ; en semaine 9). La semaine 9 correspondant à la livraison.</w:t>
       </w:r>
     </w:p>
     <w:p>
@@ -7763,7 +9150,7 @@
         <w:rPr>
           <w:color w:val="000000"/>
         </w:rPr>
-        <w:t>De ce fait, le mode de distribution le plus approprié nous semble être</w:t>
+        <w:t>L’application sera accessible sur différents supports, aussi bien professionnel que personnel.</w:t>
       </w:r>
     </w:p>
     <w:p>
@@ -7778,22 +9165,19 @@
         <w:rPr>
           <w:color w:val="000000"/>
         </w:rPr>
-        <w:t>L’application sera accessible sur différents supports, aussi bien professionnel que personnel.</w:t>
-      </w:r>
-    </w:p>
-    <w:p>
-      <w:pPr>
-        <w:ind w:left="567"/>
-        <w:jc w:val="both"/>
-        <w:rPr>
-          <w:color w:val="000000"/>
-        </w:rPr>
-      </w:pPr>
-      <w:r>
-        <w:rPr>
-          <w:color w:val="000000"/>
-        </w:rPr>
-        <w:t>L’application passera par des phases de tests approfondis et nous préconisons un déploiement d’une version bêta qui sera à destination d’un groupe cible rassemblant différents profils d’utilisateurs.</w:t>
+        <w:t>L’application passera par des phases de tests approfondis</w:t>
+      </w:r>
+      <w:r>
+        <w:rPr>
+          <w:color w:val="000000"/>
+        </w:rPr>
+        <w:t xml:space="preserve"> auprès </w:t>
+      </w:r>
+      <w:r>
+        <w:rPr>
+          <w:color w:val="000000"/>
+        </w:rPr>
+        <w:t>d’un groupe cible rassemblant différents profils d’utilisateurs.</w:t>
       </w:r>
     </w:p>
     <w:p>
@@ -7855,25 +9239,52 @@
         </w:numPr>
       </w:pPr>
       <w:r>
-        <w:lastRenderedPageBreak/>
         <w:t>Annexe</w:t>
       </w:r>
     </w:p>
     <w:p>
       <w:pPr>
         <w:jc w:val="both"/>
-      </w:pPr>
-      <w:r>
-        <w:rPr>
-          <w:color w:val="000000"/>
-          <w:highlight w:val="yellow"/>
-        </w:rPr>
-        <w:t>“A définir”</w:t>
+        <w:rPr>
+          <w:color w:val="000000"/>
+        </w:rPr>
+      </w:pPr>
+    </w:p>
+    <w:p>
+      <w:pPr>
+        <w:pStyle w:val="Paragraphedeliste"/>
+        <w:numPr>
+          <w:ilvl w:val="1"/>
+          <w:numId w:val="4"/>
+        </w:numPr>
+        <w:jc w:val="both"/>
+        <w:rPr>
+          <w:color w:val="000000"/>
+        </w:rPr>
+      </w:pPr>
+      <w:r>
+        <w:rPr>
+          <w:color w:val="000000"/>
+        </w:rPr>
+        <w:t>User cases</w:t>
+      </w:r>
+    </w:p>
+    <w:p>
+      <w:pPr>
+        <w:pStyle w:val="Paragraphedeliste"/>
+        <w:numPr>
+          <w:ilvl w:val="1"/>
+          <w:numId w:val="4"/>
+        </w:numPr>
+        <w:jc w:val="both"/>
+      </w:pPr>
+      <w:r>
+        <w:t>Wireframes</w:t>
       </w:r>
     </w:p>
     <w:sectPr>
-      <w:headerReference w:type="default" r:id="rId11"/>
-      <w:footerReference w:type="default" r:id="rId12"/>
+      <w:headerReference w:type="default" r:id="rId12"/>
+      <w:footerReference w:type="default" r:id="rId13"/>
       <w:pgSz w:w="11906" w:h="16838"/>
       <w:pgMar w:top="1440" w:right="1376" w:bottom="1440" w:left="1980" w:header="720" w:footer="720" w:gutter="0"/>
       <w:pgNumType w:start="1"/>
@@ -8240,6 +9651,118 @@
 <file path=word/numbering.xml><?xml version="1.0" encoding="utf-8"?>
 <w:numbering xmlns:wpc="http://schemas.microsoft.com/office/word/2010/wordprocessingCanvas" xmlns:cx="http://schemas.microsoft.com/office/drawing/2014/chartex" xmlns:cx1="http://schemas.microsoft.com/office/drawing/2015/9/8/chartex" xmlns:cx2="http://schemas.microsoft.com/office/drawing/2015/10/21/chartex" xmlns:cx3="http://schemas.microsoft.com/office/drawing/2016/5/9/chartex" xmlns:cx4="http://schemas.microsoft.com/office/drawing/2016/5/10/chartex" xmlns:cx5="http://schemas.microsoft.com/office/drawing/2016/5/11/chartex" xmlns:cx6="http://schemas.microsoft.com/office/drawing/2016/5/12/chartex" xmlns:cx7="http://schemas.microsoft.com/office/drawing/2016/5/13/chartex" xmlns:cx8="http://schemas.microsoft.com/office/drawing/2016/5/14/chartex" xmlns:mc="http://schemas.openxmlformats.org/markup-compatibility/2006" xmlns:aink="http://schemas.microsoft.com/office/drawing/2016/ink" xmlns:am3d="http://schemas.microsoft.com/office/drawing/2017/model3d" xmlns:o="urn:schemas-microsoft-com:office:office" xmlns:oel="http://schemas.microsoft.com/office/2019/extlst" xmlns:r="http://schemas.openxmlformats.org/officeDocument/2006/relationships" xmlns:m="http://schemas.openxmlformats.org/officeDocument/2006/math" xmlns:v="urn:schemas-microsoft-com:vml" xmlns:wp14="http://schemas.microsoft.com/office/word/2010/wordprocessingDrawing" xmlns:wp="http://schemas.openxmlformats.org/drawingml/2006/wordprocessingDrawing" xmlns:w10="urn:schemas-microsoft-com:office:word" xmlns:w="http://schemas.openxmlformats.org/wordprocessingml/2006/main" xmlns:w14="http://schemas.microsoft.com/office/word/2010/wordml" xmlns:w15="http://schemas.microsoft.com/office/word/2012/wordml" xmlns:w16cex="http://schemas.microsoft.com/office/word/2018/wordml/cex" xmlns:w16cid="http://schemas.microsoft.com/office/word/2016/wordml/cid" xmlns:w16="http://schemas.microsoft.com/office/word/2018/wordml" xmlns:w16du="http://schemas.microsoft.com/office/word/2023/wordml/word16du" xmlns:w16sdtdh="http://schemas.microsoft.com/office/word/2020/wordml/sdtdatahash" xmlns:w16sdtfl="http://schemas.microsoft.com/office/word/2024/wordml/sdtformatlock" xmlns:w16se="http://schemas.microsoft.com/office/word/2015/wordml/symex" xmlns:wpg="http://schemas.microsoft.com/office/word/2010/wordprocessingGroup" xmlns:wpi="http://schemas.microsoft.com/office/word/2010/wordprocessingInk" xmlns:wne="http://schemas.microsoft.com/office/word/2006/wordml" xmlns:wps="http://schemas.microsoft.com/office/word/2010/wordprocessingShape" mc:Ignorable="w14 w15 w16se w16cid w16 w16cex w16sdtdh w16sdtfl w16du wp14">
   <w:abstractNum w:abstractNumId="0" w15:restartNumberingAfterBreak="0">
+    <w:nsid w:val="15354E4A"/>
+    <w:multiLevelType w:val="hybridMultilevel"/>
+    <w:tmpl w:val="C7E637D0"/>
+    <w:lvl w:ilvl="0" w:tplc="78364FCC">
+      <w:numFmt w:val="bullet"/>
+      <w:lvlText w:val="-"/>
+      <w:lvlJc w:val="left"/>
+      <w:pPr>
+        <w:ind w:left="720" w:hanging="360"/>
+      </w:pPr>
+      <w:rPr>
+        <w:rFonts w:ascii="Aptos" w:eastAsia="Aptos" w:hAnsi="Aptos" w:cs="Aptos" w:hint="default"/>
+      </w:rPr>
+    </w:lvl>
+    <w:lvl w:ilvl="1" w:tplc="040C0003" w:tentative="1">
+      <w:start w:val="1"/>
+      <w:numFmt w:val="bullet"/>
+      <w:lvlText w:val="o"/>
+      <w:lvlJc w:val="left"/>
+      <w:pPr>
+        <w:ind w:left="1440" w:hanging="360"/>
+      </w:pPr>
+      <w:rPr>
+        <w:rFonts w:ascii="Courier New" w:hAnsi="Courier New" w:cs="Courier New" w:hint="default"/>
+      </w:rPr>
+    </w:lvl>
+    <w:lvl w:ilvl="2" w:tplc="040C0005" w:tentative="1">
+      <w:start w:val="1"/>
+      <w:numFmt w:val="bullet"/>
+      <w:lvlText w:val=""/>
+      <w:lvlJc w:val="left"/>
+      <w:pPr>
+        <w:ind w:left="2160" w:hanging="360"/>
+      </w:pPr>
+      <w:rPr>
+        <w:rFonts w:ascii="Wingdings" w:hAnsi="Wingdings" w:hint="default"/>
+      </w:rPr>
+    </w:lvl>
+    <w:lvl w:ilvl="3" w:tplc="040C0001" w:tentative="1">
+      <w:start w:val="1"/>
+      <w:numFmt w:val="bullet"/>
+      <w:lvlText w:val=""/>
+      <w:lvlJc w:val="left"/>
+      <w:pPr>
+        <w:ind w:left="2880" w:hanging="360"/>
+      </w:pPr>
+      <w:rPr>
+        <w:rFonts w:ascii="Symbol" w:hAnsi="Symbol" w:hint="default"/>
+      </w:rPr>
+    </w:lvl>
+    <w:lvl w:ilvl="4" w:tplc="040C0003" w:tentative="1">
+      <w:start w:val="1"/>
+      <w:numFmt w:val="bullet"/>
+      <w:lvlText w:val="o"/>
+      <w:lvlJc w:val="left"/>
+      <w:pPr>
+        <w:ind w:left="3600" w:hanging="360"/>
+      </w:pPr>
+      <w:rPr>
+        <w:rFonts w:ascii="Courier New" w:hAnsi="Courier New" w:cs="Courier New" w:hint="default"/>
+      </w:rPr>
+    </w:lvl>
+    <w:lvl w:ilvl="5" w:tplc="040C0005" w:tentative="1">
+      <w:start w:val="1"/>
+      <w:numFmt w:val="bullet"/>
+      <w:lvlText w:val=""/>
+      <w:lvlJc w:val="left"/>
+      <w:pPr>
+        <w:ind w:left="4320" w:hanging="360"/>
+      </w:pPr>
+      <w:rPr>
+        <w:rFonts w:ascii="Wingdings" w:hAnsi="Wingdings" w:hint="default"/>
+      </w:rPr>
+    </w:lvl>
+    <w:lvl w:ilvl="6" w:tplc="040C0001" w:tentative="1">
+      <w:start w:val="1"/>
+      <w:numFmt w:val="bullet"/>
+      <w:lvlText w:val=""/>
+      <w:lvlJc w:val="left"/>
+      <w:pPr>
+        <w:ind w:left="5040" w:hanging="360"/>
+      </w:pPr>
+      <w:rPr>
+        <w:rFonts w:ascii="Symbol" w:hAnsi="Symbol" w:hint="default"/>
+      </w:rPr>
+    </w:lvl>
+    <w:lvl w:ilvl="7" w:tplc="040C0003" w:tentative="1">
+      <w:start w:val="1"/>
+      <w:numFmt w:val="bullet"/>
+      <w:lvlText w:val="o"/>
+      <w:lvlJc w:val="left"/>
+      <w:pPr>
+        <w:ind w:left="5760" w:hanging="360"/>
+      </w:pPr>
+      <w:rPr>
+        <w:rFonts w:ascii="Courier New" w:hAnsi="Courier New" w:cs="Courier New" w:hint="default"/>
+      </w:rPr>
+    </w:lvl>
+    <w:lvl w:ilvl="8" w:tplc="040C0005" w:tentative="1">
+      <w:start w:val="1"/>
+      <w:numFmt w:val="bullet"/>
+      <w:lvlText w:val=""/>
+      <w:lvlJc w:val="left"/>
+      <w:pPr>
+        <w:ind w:left="6480" w:hanging="360"/>
+      </w:pPr>
+      <w:rPr>
+        <w:rFonts w:ascii="Wingdings" w:hAnsi="Wingdings" w:hint="default"/>
+      </w:rPr>
+    </w:lvl>
+  </w:abstractNum>
+  <w:abstractNum w:abstractNumId="1" w15:restartNumberingAfterBreak="0">
     <w:nsid w:val="190E68E3"/>
     <w:multiLevelType w:val="multilevel"/>
     <w:tmpl w:val="FFFFFFFF"/>
@@ -8352,7 +9875,7 @@
       </w:rPr>
     </w:lvl>
   </w:abstractNum>
-  <w:abstractNum w:abstractNumId="1" w15:restartNumberingAfterBreak="0">
+  <w:abstractNum w:abstractNumId="2" w15:restartNumberingAfterBreak="0">
     <w:nsid w:val="1BF719E9"/>
     <w:multiLevelType w:val="multilevel"/>
     <w:tmpl w:val="FFFFFFFF"/>
@@ -8465,7 +9988,7 @@
       </w:rPr>
     </w:lvl>
   </w:abstractNum>
-  <w:abstractNum w:abstractNumId="2" w15:restartNumberingAfterBreak="0">
+  <w:abstractNum w:abstractNumId="3" w15:restartNumberingAfterBreak="0">
     <w:nsid w:val="370878E1"/>
     <w:multiLevelType w:val="multilevel"/>
     <w:tmpl w:val="FFFFFFFF"/>
@@ -8578,7 +10101,7 @@
       </w:rPr>
     </w:lvl>
   </w:abstractNum>
-  <w:abstractNum w:abstractNumId="3" w15:restartNumberingAfterBreak="0">
+  <w:abstractNum w:abstractNumId="4" w15:restartNumberingAfterBreak="0">
     <w:nsid w:val="4B3D3A66"/>
     <w:multiLevelType w:val="multilevel"/>
     <w:tmpl w:val="FFFFFFFF"/>
@@ -8667,7 +10190,7 @@
       </w:pPr>
     </w:lvl>
   </w:abstractNum>
-  <w:abstractNum w:abstractNumId="4" w15:restartNumberingAfterBreak="0">
+  <w:abstractNum w:abstractNumId="5" w15:restartNumberingAfterBreak="0">
     <w:nsid w:val="622316A5"/>
     <w:multiLevelType w:val="multilevel"/>
     <w:tmpl w:val="FFFFFFFF"/>
@@ -8780,7 +10303,7 @@
       </w:rPr>
     </w:lvl>
   </w:abstractNum>
-  <w:abstractNum w:abstractNumId="5" w15:restartNumberingAfterBreak="0">
+  <w:abstractNum w:abstractNumId="6" w15:restartNumberingAfterBreak="0">
     <w:nsid w:val="6D866A72"/>
     <w:multiLevelType w:val="hybridMultilevel"/>
     <w:tmpl w:val="C07CDFFC"/>
@@ -8894,22 +10417,25 @@
     </w:lvl>
   </w:abstractNum>
   <w:num w:numId="1" w16cid:durableId="2019649147">
+    <w:abstractNumId w:val="2"/>
+  </w:num>
+  <w:num w:numId="2" w16cid:durableId="1581673344">
+    <w:abstractNumId w:val="3"/>
+  </w:num>
+  <w:num w:numId="3" w16cid:durableId="147211801">
     <w:abstractNumId w:val="1"/>
   </w:num>
-  <w:num w:numId="2" w16cid:durableId="1581673344">
-    <w:abstractNumId w:val="2"/>
-  </w:num>
-  <w:num w:numId="3" w16cid:durableId="147211801">
-    <w:abstractNumId w:val="0"/>
-  </w:num>
   <w:num w:numId="4" w16cid:durableId="2026520484">
-    <w:abstractNumId w:val="3"/>
+    <w:abstractNumId w:val="4"/>
   </w:num>
   <w:num w:numId="5" w16cid:durableId="1562981640">
-    <w:abstractNumId w:val="4"/>
+    <w:abstractNumId w:val="5"/>
   </w:num>
   <w:num w:numId="6" w16cid:durableId="931233632">
-    <w:abstractNumId w:val="5"/>
+    <w:abstractNumId w:val="6"/>
+  </w:num>
+  <w:num w:numId="7" w16cid:durableId="736198622">
+    <w:abstractNumId w:val="0"/>
   </w:num>
 </w:numbering>
 </file>
@@ -21353,12 +22879,26 @@
 </file>
 
 <file path=customXml/item1.xml><?xml version="1.0" encoding="utf-8"?>
-<go:gDocsCustomXmlDataStorage xmlns:go="http://customooxmlschemas.google.com/" xmlns:r="http://schemas.openxmlformats.org/officeDocument/2006/relationships" uri="GoogleDocsCustomDataVersion2">
-  <go:docsCustomData xmlns:go="http://customooxmlschemas.google.com/" roundtripDataSignature="AMtx7mjafKPXTOvs+k/7v2SuAvTvx/WeEw==">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</go:docsCustomData>
-</go:gDocsCustomXmlDataStorage>
+<p:properties xmlns:p="http://schemas.microsoft.com/office/2006/metadata/properties" xmlns:xsi="http://www.w3.org/2001/XMLSchema-instance" xmlns:pc="http://schemas.microsoft.com/office/infopath/2007/PartnerControls">
+  <documentManagement>
+    <TaxCatchAll xmlns="b49c9a31-2bf9-4885-ac3d-4ab9f44fb2e8" xsi:nil="true"/>
+    <lcf76f155ced4ddcb4097134ff3c332f xmlns="39327086-05ca-43eb-896f-ad6911a900ce">
+      <Terms xmlns="http://schemas.microsoft.com/office/infopath/2007/PartnerControls"/>
+    </lcf76f155ced4ddcb4097134ff3c332f>
+  </documentManagement>
+</p:properties>
 </file>
 
 <file path=customXml/item2.xml><?xml version="1.0" encoding="utf-8"?>
+<?mso-contentType ?>
+<FormTemplates xmlns="http://schemas.microsoft.com/sharepoint/v3/contenttype/forms">
+  <Display>DocumentLibraryForm</Display>
+  <Edit>DocumentLibraryForm</Edit>
+  <New>DocumentLibraryForm</New>
+</FormTemplates>
+</file>
+
+<file path=customXml/item3.xml><?xml version="1.0" encoding="utf-8"?>
 <ct:contentTypeSchema xmlns:ct="http://schemas.microsoft.com/office/2006/metadata/contentType" xmlns:ma="http://schemas.microsoft.com/office/2006/metadata/properties/metaAttributes" ct:_="" ma:_="" ma:contentTypeName="Document" ma:contentTypeID="0x0101007ECE2526903EB44690D847D99E001AAA" ma:contentTypeVersion="10" ma:contentTypeDescription="Crée un document." ma:contentTypeScope="" ma:versionID="b50a6f705549717cc210ae62f4b310d9">
   <xsd:schema xmlns:xsd="http://www.w3.org/2001/XMLSchema" xmlns:xs="http://www.w3.org/2001/XMLSchema" xmlns:p="http://schemas.microsoft.com/office/2006/metadata/properties" xmlns:ns2="39327086-05ca-43eb-896f-ad6911a900ce" xmlns:ns3="b49c9a31-2bf9-4885-ac3d-4ab9f44fb2e8" targetNamespace="http://schemas.microsoft.com/office/2006/metadata/properties" ma:root="true" ma:fieldsID="d6fa383e70cf36ecfdd88da7c853d3a5" ns2:_="" ns3:_="">
     <xsd:import namespace="39327086-05ca-43eb-896f-ad6911a900ce"/>
@@ -21547,36 +23087,36 @@
 </ct:contentTypeSchema>
 </file>
 
-<file path=customXml/item3.xml><?xml version="1.0" encoding="utf-8"?>
-<?mso-contentType ?>
-<FormTemplates xmlns="http://schemas.microsoft.com/sharepoint/v3/contenttype/forms">
-  <Display>DocumentLibraryForm</Display>
-  <Edit>DocumentLibraryForm</Edit>
-  <New>DocumentLibraryForm</New>
-</FormTemplates>
+<file path=customXml/item4.xml><?xml version="1.0" encoding="utf-8"?>
+<go:gDocsCustomXmlDataStorage xmlns:go="http://customooxmlschemas.google.com/" xmlns:r="http://schemas.openxmlformats.org/officeDocument/2006/relationships" uri="GoogleDocsCustomDataVersion2">
+  <go:docsCustomData xmlns:go="http://customooxmlschemas.google.com/" roundtripDataSignature="AMtx7mjafKPXTOvs+k/7v2SuAvTvx/WeEw==">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</go:docsCustomData>
+</go:gDocsCustomXmlDataStorage>
 </file>
 
-<file path=customXml/item4.xml><?xml version="1.0" encoding="utf-8"?>
-<p:properties xmlns:p="http://schemas.microsoft.com/office/2006/metadata/properties" xmlns:xsi="http://www.w3.org/2001/XMLSchema-instance" xmlns:pc="http://schemas.microsoft.com/office/infopath/2007/PartnerControls">
-  <documentManagement>
-    <TaxCatchAll xmlns="b49c9a31-2bf9-4885-ac3d-4ab9f44fb2e8" xsi:nil="true"/>
-    <lcf76f155ced4ddcb4097134ff3c332f xmlns="39327086-05ca-43eb-896f-ad6911a900ce">
-      <Terms xmlns="http://schemas.microsoft.com/office/infopath/2007/PartnerControls"/>
-    </lcf76f155ced4ddcb4097134ff3c332f>
-  </documentManagement>
-</p:properties>
+<file path=customXml/item5.xml><?xml version="1.0" encoding="utf-8"?>
+<b:Sources xmlns:b="http://schemas.openxmlformats.org/officeDocument/2006/bibliography" xmlns="http://schemas.openxmlformats.org/officeDocument/2006/bibliography" SelectedStyle="\APASixthEditionOfficeOnline.xsl" StyleName="APA" Version="6"/>
 </file>
 
 <file path=customXml/itemProps1.xml><?xml version="1.0" encoding="utf-8"?>
-<ds:datastoreItem xmlns:ds="http://schemas.openxmlformats.org/officeDocument/2006/customXml" ds:itemID="{11111111-1234-1234-1234-123412341234}">
+<ds:datastoreItem xmlns:ds="http://schemas.openxmlformats.org/officeDocument/2006/customXml" ds:itemID="{8BF81C5D-17B7-4C58-BF86-F7AB4281FF70}">
   <ds:schemaRefs>
-    <ds:schemaRef ds:uri="http://customooxmlschemas.google.com/"/>
-    <ds:schemaRef ds:uri="http://schemas.openxmlformats.org/officeDocument/2006/relationships"/>
+    <ds:schemaRef ds:uri="http://schemas.microsoft.com/office/2006/metadata/properties"/>
+    <ds:schemaRef ds:uri="http://schemas.microsoft.com/office/infopath/2007/PartnerControls"/>
+    <ds:schemaRef ds:uri="b49c9a31-2bf9-4885-ac3d-4ab9f44fb2e8"/>
+    <ds:schemaRef ds:uri="39327086-05ca-43eb-896f-ad6911a900ce"/>
   </ds:schemaRefs>
 </ds:datastoreItem>
 </file>
 
 <file path=customXml/itemProps2.xml><?xml version="1.0" encoding="utf-8"?>
+<ds:datastoreItem xmlns:ds="http://schemas.openxmlformats.org/officeDocument/2006/customXml" ds:itemID="{39BEDB26-AD84-4513-B9B4-7EEC879827FC}">
+  <ds:schemaRefs>
+    <ds:schemaRef ds:uri="http://schemas.microsoft.com/sharepoint/v3/contenttype/forms"/>
+  </ds:schemaRefs>
+</ds:datastoreItem>
+</file>
+
+<file path=customXml/itemProps3.xml><?xml version="1.0" encoding="utf-8"?>
 <ds:datastoreItem xmlns:ds="http://schemas.openxmlformats.org/officeDocument/2006/customXml" ds:itemID="{65AD2D56-D4B7-4C98-95F4-AF7B2E7D35BB}">
   <ds:schemaRefs>
     <ds:schemaRef ds:uri="http://schemas.microsoft.com/office/2006/metadata/contentType"/>
@@ -21595,21 +23135,19 @@
 </ds:datastoreItem>
 </file>
 
-<file path=customXml/itemProps3.xml><?xml version="1.0" encoding="utf-8"?>
-<ds:datastoreItem xmlns:ds="http://schemas.openxmlformats.org/officeDocument/2006/customXml" ds:itemID="{39BEDB26-AD84-4513-B9B4-7EEC879827FC}">
+<file path=customXml/itemProps4.xml><?xml version="1.0" encoding="utf-8"?>
+<ds:datastoreItem xmlns:ds="http://schemas.openxmlformats.org/officeDocument/2006/customXml" ds:itemID="{11111111-1234-1234-1234-123412341234}">
   <ds:schemaRefs>
-    <ds:schemaRef ds:uri="http://schemas.microsoft.com/sharepoint/v3/contenttype/forms"/>
+    <ds:schemaRef ds:uri="http://customooxmlschemas.google.com/"/>
+    <ds:schemaRef ds:uri="http://schemas.openxmlformats.org/officeDocument/2006/relationships"/>
   </ds:schemaRefs>
 </ds:datastoreItem>
 </file>
 
-<file path=customXml/itemProps4.xml><?xml version="1.0" encoding="utf-8"?>
-<ds:datastoreItem xmlns:ds="http://schemas.openxmlformats.org/officeDocument/2006/customXml" ds:itemID="{8BF81C5D-17B7-4C58-BF86-F7AB4281FF70}">
+<file path=customXml/itemProps5.xml><?xml version="1.0" encoding="utf-8"?>
+<ds:datastoreItem xmlns:ds="http://schemas.openxmlformats.org/officeDocument/2006/customXml" ds:itemID="{9881D215-2F16-48B1-8F2B-96EAB01BCCF0}">
   <ds:schemaRefs>
-    <ds:schemaRef ds:uri="http://schemas.microsoft.com/office/2006/metadata/properties"/>
-    <ds:schemaRef ds:uri="http://schemas.microsoft.com/office/infopath/2007/PartnerControls"/>
-    <ds:schemaRef ds:uri="b49c9a31-2bf9-4885-ac3d-4ab9f44fb2e8"/>
-    <ds:schemaRef ds:uri="39327086-05ca-43eb-896f-ad6911a900ce"/>
+    <ds:schemaRef ds:uri="http://schemas.openxmlformats.org/officeDocument/2006/bibliography"/>
   </ds:schemaRefs>
 </ds:datastoreItem>
 </file>
--- a/CDC/Cdc-Application-Gestion-Projet (1).docx
+++ b/CDC/Cdc-Application-Gestion-Projet (1).docx
@@ -4372,34 +4372,49 @@
       <w:pPr>
         <w:ind w:left="567"/>
         <w:jc w:val="both"/>
+      </w:pPr>
+      <w:r>
+        <w:t>La date de début du projet est fixée au :</w:t>
+      </w:r>
+      <w:r>
+        <w:t xml:space="preserve"> Lundi 1</w:t>
+      </w:r>
+      <w:r>
+        <w:rPr>
+          <w:vertAlign w:val="superscript"/>
+        </w:rPr>
+        <w:t>er</w:t>
+      </w:r>
+      <w:r>
+        <w:t xml:space="preserve"> </w:t>
+      </w:r>
+      <w:r>
+        <w:t>D</w:t>
+      </w:r>
+      <w:r>
+        <w:t>écembre 2025</w:t>
+      </w:r>
+      <w:r>
+        <w:t>.</w:t>
+      </w:r>
+    </w:p>
+    <w:p>
+      <w:pPr>
+        <w:ind w:left="567"/>
+        <w:jc w:val="both"/>
+      </w:pPr>
+      <w:r>
+        <w:t>La durée maximale de développement est de 2 mois. En prenant en compte les phases préparatoires au développement, ainsi que la phase de déploiement, la date de livraison est fixée au</w:t>
+      </w:r>
+      <w:r>
         <w:rPr>
           <w:i/>
           <w:iCs/>
         </w:rPr>
-      </w:pPr>
-      <w:r>
-        <w:rPr>
-          <w:i/>
-          <w:iCs/>
-        </w:rPr>
-        <w:t>La date de début du projet est fixée au :</w:t>
-      </w:r>
-    </w:p>
-    <w:p>
-      <w:pPr>
-        <w:ind w:left="567"/>
-        <w:jc w:val="both"/>
-        <w:rPr>
-          <w:i/>
-          <w:iCs/>
-        </w:rPr>
-      </w:pPr>
-      <w:r>
-        <w:rPr>
-          <w:i/>
-          <w:iCs/>
-        </w:rPr>
-        <w:t>La durée maximale de développement est de 2 mois. En prenant en compte les phases préparatoires au développement, ainsi que la phase de déploiement, la date de livraison est fixée au :</w:t>
+        <w:t> </w:t>
+      </w:r>
+      <w:r>
+        <w:t>: Vendredi 30 Janvier 2026.</w:t>
       </w:r>
     </w:p>
     <w:p/>
@@ -4454,16 +4469,7 @@
         <w:rPr>
           <w:color w:val="000000"/>
         </w:rPr>
-        <w:t xml:space="preserve">L'enjeu majeur est de bien comprendre les besoins des utilisateurs finaux et </w:t>
-      </w:r>
-      <w:r>
-        <w:tab/>
-      </w:r>
-      <w:r>
-        <w:rPr>
-          <w:color w:val="000000"/>
-        </w:rPr>
-        <w:t>des responsables afin de concevoir une application qui réponde parfaitement à leurs attentes en termes de gestion du temps et des activités.</w:t>
+        <w:t>L'enjeu majeur est de bien comprendre les besoins des utilisateurs finaux et des responsables afin de concevoir une application qui réponde parfaitement à leurs attentes en termes de gestion du temps et des activités.</w:t>
       </w:r>
     </w:p>
     <w:p>
@@ -5395,7 +5401,19 @@
         <w:rPr>
           <w:color w:val="000000"/>
         </w:rPr>
-        <w:t>Le service administratif : exploitation des données pour la facturation</w:t>
+        <w:t>Le service administratif : exp</w:t>
+      </w:r>
+      <w:r>
+        <w:rPr>
+          <w:color w:val="000000"/>
+        </w:rPr>
+        <w:t>or</w:t>
+      </w:r>
+      <w:r>
+        <w:rPr>
+          <w:color w:val="000000"/>
+        </w:rPr>
+        <w:t>tation des données pour la facturation</w:t>
       </w:r>
     </w:p>
     <w:p>
@@ -5503,13 +5521,13 @@
         <w:rPr>
           <w:color w:val="000000"/>
         </w:rPr>
-        <w:t>, consulter les efforts. 2 utilisateurs. Fréquence hebdomadaire. Compétences moyennes.</w:t>
-      </w:r>
-      <w:r>
-        <w:rPr>
-          <w:color w:val="000000"/>
-        </w:rPr>
-        <w:t xml:space="preserve"> </w:t>
+        <w:t>, consulter les efforts. 2 utilisateurs. Fréquence hebdomadaire. Compétences moyennes</w:t>
+      </w:r>
+      <w:r>
+        <w:rPr>
+          <w:color w:val="000000"/>
+        </w:rPr>
+        <w:t xml:space="preserve"> à bonnes.</w:t>
       </w:r>
     </w:p>
     <w:p>
@@ -9272,6 +9290,90 @@
     <w:p>
       <w:pPr>
         <w:pStyle w:val="Paragraphedeliste"/>
+        <w:ind w:left="576"/>
+        <w:jc w:val="both"/>
+        <w:rPr>
+          <w:color w:val="000000"/>
+        </w:rPr>
+      </w:pPr>
+    </w:p>
+    <w:p>
+      <w:pPr>
+        <w:pStyle w:val="Paragraphedeliste"/>
+        <w:ind w:left="576"/>
+        <w:jc w:val="both"/>
+        <w:rPr>
+          <w:color w:val="000000"/>
+        </w:rPr>
+      </w:pPr>
+      <w:r>
+        <w:rPr>
+          <w:noProof/>
+          <w:color w:val="000000"/>
+        </w:rPr>
+        <w:lastRenderedPageBreak/>
+        <w:drawing>
+          <wp:anchor distT="0" distB="0" distL="114300" distR="114300" simplePos="0" relativeHeight="251658240" behindDoc="1" locked="0" layoutInCell="1" allowOverlap="1" wp14:anchorId="34BB1FC3" wp14:editId="6B6EA9FF">
+            <wp:simplePos x="0" y="0"/>
+            <wp:positionH relativeFrom="margin">
+              <wp:align>right</wp:align>
+            </wp:positionH>
+            <wp:positionV relativeFrom="paragraph">
+              <wp:posOffset>0</wp:posOffset>
+            </wp:positionV>
+            <wp:extent cx="5427980" cy="8863330"/>
+            <wp:effectExtent l="0" t="0" r="1270" b="0"/>
+            <wp:wrapTight wrapText="bothSides">
+              <wp:wrapPolygon edited="0">
+                <wp:start x="0" y="0"/>
+                <wp:lineTo x="0" y="21541"/>
+                <wp:lineTo x="21529" y="21541"/>
+                <wp:lineTo x="21529" y="0"/>
+                <wp:lineTo x="0" y="0"/>
+              </wp:wrapPolygon>
+            </wp:wrapTight>
+            <wp:docPr id="1282748080" name="Image 2" descr="Une image contenant texte, diagramme, ligne, Parallèle&#10;&#10;Le contenu généré par l’IA peut être incorrect."/>
+            <wp:cNvGraphicFramePr>
+              <a:graphicFrameLocks xmlns:a="http://schemas.openxmlformats.org/drawingml/2006/main" noChangeAspect="1"/>
+            </wp:cNvGraphicFramePr>
+            <a:graphic xmlns:a="http://schemas.openxmlformats.org/drawingml/2006/main">
+              <a:graphicData uri="http://schemas.openxmlformats.org/drawingml/2006/picture">
+                <pic:pic xmlns:pic="http://schemas.openxmlformats.org/drawingml/2006/picture">
+                  <pic:nvPicPr>
+                    <pic:cNvPr id="1282748080" name="Image 2" descr="Une image contenant texte, diagramme, ligne, Parallèle&#10;&#10;Le contenu généré par l’IA peut être incorrect."/>
+                    <pic:cNvPicPr/>
+                  </pic:nvPicPr>
+                  <pic:blipFill>
+                    <a:blip r:embed="rId12">
+                      <a:extLst>
+                        <a:ext uri="{28A0092B-C50C-407E-A947-70E740481C1C}">
+                          <a14:useLocalDpi xmlns:a14="http://schemas.microsoft.com/office/drawing/2010/main" val="0"/>
+                        </a:ext>
+                      </a:extLst>
+                    </a:blip>
+                    <a:stretch>
+                      <a:fillRect/>
+                    </a:stretch>
+                  </pic:blipFill>
+                  <pic:spPr>
+                    <a:xfrm>
+                      <a:off x="0" y="0"/>
+                      <a:ext cx="5427980" cy="8863330"/>
+                    </a:xfrm>
+                    <a:prstGeom prst="rect">
+                      <a:avLst/>
+                    </a:prstGeom>
+                  </pic:spPr>
+                </pic:pic>
+              </a:graphicData>
+            </a:graphic>
+          </wp:anchor>
+        </w:drawing>
+      </w:r>
+    </w:p>
+    <w:p>
+      <w:pPr>
+        <w:pStyle w:val="Paragraphedeliste"/>
         <w:numPr>
           <w:ilvl w:val="1"/>
           <w:numId w:val="4"/>
@@ -9279,12 +9381,13 @@
         <w:jc w:val="both"/>
       </w:pPr>
       <w:r>
+        <w:lastRenderedPageBreak/>
         <w:t>Wireframes</w:t>
       </w:r>
     </w:p>
     <w:sectPr>
-      <w:headerReference w:type="default" r:id="rId12"/>
-      <w:footerReference w:type="default" r:id="rId13"/>
+      <w:headerReference w:type="default" r:id="rId13"/>
+      <w:footerReference w:type="default" r:id="rId14"/>
       <w:pgSz w:w="11906" w:h="16838"/>
       <w:pgMar w:top="1440" w:right="1376" w:bottom="1440" w:left="1980" w:header="720" w:footer="720" w:gutter="0"/>
       <w:pgNumType w:start="1"/>

--- a/CDC/Cdc-Application-Gestion-Projet (1).docx
+++ b/CDC/Cdc-Application-Gestion-Projet (1).docx
@@ -3317,6 +3317,14 @@
         </w:rPr>
         <w:t>Périmètre précis ; planning, jalons, phases ; budget alloué ; contraintes techniques, environnement existant</w:t>
       </w:r>
+      <w:r>
+        <w:rPr>
+          <w:i/>
+          <w:iCs/>
+          <w:color w:val="000000"/>
+        </w:rPr>
+        <w:t> ??</w:t>
+      </w:r>
     </w:p>
     <w:p>
       <w:pPr>
@@ -3399,7 +3407,14 @@
           <w:i/>
           <w:iCs/>
         </w:rPr>
-        <w:t xml:space="preserve"> chiffres d’affaires </w:t>
+        <w:t xml:space="preserve"> chiffres d’affaires</w:t>
+      </w:r>
+      <w:r>
+        <w:rPr>
+          <w:i/>
+          <w:iCs/>
+        </w:rPr>
+        <w:t> ??</w:t>
       </w:r>
     </w:p>
     <w:p>
@@ -3707,7 +3722,13 @@
         <w:rPr>
           <w:color w:val="000000"/>
         </w:rPr>
-        <w:t>Xavier ESTANOVE, développeur full stack</w:t>
+        <w:t>Mattéo CAUCAT</w:t>
+      </w:r>
+      <w:r>
+        <w:rPr>
+          <w:color w:val="000000"/>
+        </w:rPr>
+        <w:t>, développeur full stack</w:t>
       </w:r>
     </w:p>
     <w:p>
@@ -3736,7 +3757,13 @@
         <w:rPr>
           <w:color w:val="000000"/>
         </w:rPr>
-        <w:t xml:space="preserve"> Mattéo CAUCAT, développeur full stack</w:t>
+        <w:t xml:space="preserve"> Xavier ESTANOVE</w:t>
+      </w:r>
+      <w:r>
+        <w:rPr>
+          <w:color w:val="000000"/>
+        </w:rPr>
+        <w:t>, développeur full stack</w:t>
       </w:r>
     </w:p>
     <w:p>
@@ -5746,15 +5773,7 @@
         <w:t>,</w:t>
       </w:r>
       <w:r>
-        <w:t xml:space="preserve"> des </w:t>
-      </w:r>
-      <w:proofErr w:type="spellStart"/>
-      <w:r>
-        <w:t>collaborateures</w:t>
-      </w:r>
-      <w:proofErr w:type="spellEnd"/>
-      <w:r>
-        <w:t>,</w:t>
+        <w:t xml:space="preserve"> des collaborateurs,</w:t>
       </w:r>
       <w:r>
         <w:t xml:space="preserve"> du profil utilisateur, des paramètres), une barre de titre ainsi que le contenu de la page.</w:t>
@@ -8766,6 +8785,23 @@
     </w:p>
     <w:p>
       <w:pPr>
+        <w:pBdr>
+          <w:top w:val="nil"/>
+          <w:left w:val="nil"/>
+          <w:bottom w:val="nil"/>
+          <w:right w:val="nil"/>
+          <w:between w:val="nil"/>
+        </w:pBdr>
+        <w:spacing w:after="0"/>
+        <w:ind w:left="360"/>
+        <w:jc w:val="both"/>
+        <w:rPr>
+          <w:color w:val="000000"/>
+        </w:rPr>
+      </w:pPr>
+    </w:p>
+    <w:p>
+      <w:pPr>
         <w:pStyle w:val="Titre3"/>
         <w:numPr>
           <w:ilvl w:val="2"/>
@@ -8959,6 +8995,7 @@
         <w:rPr>
           <w:color w:val="000000"/>
         </w:rPr>
+        <w:lastRenderedPageBreak/>
         <w:t xml:space="preserve">Au sein de l’équipe, échange via </w:t>
       </w:r>
       <w:proofErr w:type="spellStart"/>
@@ -9009,7 +9046,6 @@
         <w:rPr>
           <w:color w:val="000000"/>
         </w:rPr>
-        <w:lastRenderedPageBreak/>
         <w:t xml:space="preserve">Avec le client, échanges prévus lors des sprint </w:t>
       </w:r>
       <w:proofErr w:type="spellStart"/>
@@ -9155,6 +9191,12 @@
         </w:rPr>
         <w:t>L’application est destinée à être déployée en interne, le public cible comporte une partie des employés de l’entreprise : les collaborateurs, les recruteurs-placeurs, les directeurs commercial et technique, du personnel administratif en charge de la facturation.</w:t>
       </w:r>
+      <w:r>
+        <w:rPr>
+          <w:color w:val="000000"/>
+        </w:rPr>
+        <w:t xml:space="preserve"> Il peut être envisagé un premier déploiement auprès d’un petit nombre de collaborateurs, avant le déploiement global.</w:t>
+      </w:r>
     </w:p>
     <w:p>
       <w:pPr>
@@ -9168,7 +9210,19 @@
         <w:rPr>
           <w:color w:val="000000"/>
         </w:rPr>
-        <w:t>L’application sera accessible sur différents supports, aussi bien professionnel que personnel.</w:t>
+        <w:t xml:space="preserve">L’application sera accessible sur différents </w:t>
+      </w:r>
+      <w:r>
+        <w:rPr>
+          <w:color w:val="000000"/>
+        </w:rPr>
+        <w:t>écrans</w:t>
+      </w:r>
+      <w:r>
+        <w:rPr>
+          <w:color w:val="000000"/>
+        </w:rPr>
+        <w:t>, aussi bien professionnel que personnel.</w:t>
       </w:r>
     </w:p>
     <w:p>
@@ -9197,6 +9251,12 @@
         </w:rPr>
         <w:t>d’un groupe cible rassemblant différents profils d’utilisateurs.</w:t>
       </w:r>
+      <w:r>
+        <w:rPr>
+          <w:color w:val="000000"/>
+        </w:rPr>
+        <w:t xml:space="preserve"> Le MOA fera les feedbacks auprès de l’équipe de développement.</w:t>
+      </w:r>
     </w:p>
     <w:p>
       <w:pPr>
@@ -9211,6 +9271,12 @@
           <w:color w:val="000000"/>
         </w:rPr>
         <w:t>L’application disposera d’une documentation utilisateur accessible au travers d’une FAQ.</w:t>
+      </w:r>
+      <w:r>
+        <w:rPr>
+          <w:color w:val="000000"/>
+        </w:rPr>
+        <w:t xml:space="preserve"> Un support renforcé sera mis en place pendant 30 jours suivant le déploiement.</w:t>
       </w:r>
     </w:p>
     <w:p>
@@ -9228,24 +9294,22 @@
       </w:r>
     </w:p>
     <w:p>
-      <w:pPr>
-        <w:ind w:left="567"/>
-        <w:jc w:val="both"/>
-        <w:rPr>
-          <w:color w:val="000000"/>
-        </w:rPr>
-      </w:pPr>
-      <w:r>
-        <w:rPr>
-          <w:color w:val="000000"/>
-        </w:rPr>
-        <w:t>La conduite du changement désigne l’ensemble des actions, méthodes et plans destinés à accompagner l’adoption de la nouvelle solution (formation, communication, gestion des résistances, plan de migration et de support) afin d’assurer l’acceptation et l’appropriation par les utilisateurs et l’entreprise.</w:t>
-      </w:r>
-      <w:r>
-        <w:rPr>
-          <w:color w:val="000000"/>
-        </w:rPr>
-        <w:t xml:space="preserve"> Partant de là, il sera prévu une présentation de l’application aux futurs utilisateurs </w:t>
+      <w:r>
+        <w:t>La conduite du changement vise à aider les équipes à adopter facilement la nouvelle application. Avant son déploiement, une communication claire présentera les objectifs, les fonctionnalités de la V1 et les bénéfices pour chaque utilisateur. Une formation courte et adaptée à chaque rôle sera proposée, que ce soit aux collaborateurs, aux recruteurs-placeurs, au service administratif ou à la direction, sous forme de vidéos, PDF ou sessions dédiées</w:t>
+      </w:r>
+      <w:r>
+        <w:t xml:space="preserve">, </w:t>
+      </w:r>
+      <w:r>
+        <w:t xml:space="preserve">notamment sur PHP/Symfony, SCSS, Bootstrap et </w:t>
+      </w:r>
+      <w:proofErr w:type="spellStart"/>
+      <w:r>
+        <w:t>TypeScript</w:t>
+      </w:r>
+      <w:proofErr w:type="spellEnd"/>
+      <w:r>
+        <w:t>, grâce à une documentation et des règles de développement permettant une maintenance simple et durable.</w:t>
       </w:r>
     </w:p>
     <w:p>
@@ -9257,6 +9321,7 @@
         </w:numPr>
       </w:pPr>
       <w:r>
+        <w:lastRenderedPageBreak/>
         <w:t>Annexe</w:t>
       </w:r>
     </w:p>
@@ -9313,22 +9378,22 @@
         </w:rPr>
         <w:lastRenderedPageBreak/>
         <w:drawing>
-          <wp:anchor distT="0" distB="0" distL="114300" distR="114300" simplePos="0" relativeHeight="251658240" behindDoc="1" locked="0" layoutInCell="1" allowOverlap="1" wp14:anchorId="34BB1FC3" wp14:editId="6B6EA9FF">
+          <wp:anchor distT="0" distB="0" distL="114300" distR="114300" simplePos="0" relativeHeight="251658240" behindDoc="1" locked="0" layoutInCell="1" allowOverlap="1" wp14:anchorId="34BB1FC3" wp14:editId="45FCAF93">
             <wp:simplePos x="0" y="0"/>
             <wp:positionH relativeFrom="margin">
-              <wp:align>right</wp:align>
+              <wp:align>left</wp:align>
             </wp:positionH>
             <wp:positionV relativeFrom="paragraph">
               <wp:posOffset>0</wp:posOffset>
             </wp:positionV>
-            <wp:extent cx="5427980" cy="8863330"/>
-            <wp:effectExtent l="0" t="0" r="1270" b="0"/>
+            <wp:extent cx="5302250" cy="8595360"/>
+            <wp:effectExtent l="0" t="0" r="0" b="0"/>
             <wp:wrapTight wrapText="bothSides">
               <wp:wrapPolygon edited="0">
                 <wp:start x="0" y="0"/>
-                <wp:lineTo x="0" y="21541"/>
-                <wp:lineTo x="21529" y="21541"/>
-                <wp:lineTo x="21529" y="0"/>
+                <wp:lineTo x="0" y="21543"/>
+                <wp:lineTo x="21497" y="21543"/>
+                <wp:lineTo x="21497" y="0"/>
                 <wp:lineTo x="0" y="0"/>
               </wp:wrapPolygon>
             </wp:wrapTight>
@@ -9358,7 +9423,7 @@
                   <pic:spPr>
                     <a:xfrm>
                       <a:off x="0" y="0"/>
-                      <a:ext cx="5427980" cy="8863330"/>
+                      <a:ext cx="5302250" cy="8595360"/>
                     </a:xfrm>
                     <a:prstGeom prst="rect">
                       <a:avLst/>
@@ -9367,6 +9432,12 @@
                 </pic:pic>
               </a:graphicData>
             </a:graphic>
+            <wp14:sizeRelH relativeFrom="margin">
+              <wp14:pctWidth>0</wp14:pctWidth>
+            </wp14:sizeRelH>
+            <wp14:sizeRelV relativeFrom="margin">
+              <wp14:pctHeight>0</wp14:pctHeight>
+            </wp14:sizeRelV>
           </wp:anchor>
         </w:drawing>
       </w:r>
@@ -11141,7 +11212,6 @@
   <w:style w:type="character" w:default="1" w:styleId="Policepardfaut">
     <w:name w:val="Default Paragraph Font"/>
     <w:uiPriority w:val="1"/>
-    <w:semiHidden/>
     <w:unhideWhenUsed/>
   </w:style>
   <w:style w:type="table" w:default="1" w:styleId="TableauNormal">
